--- a/exercises/Bài tập 028 - There is There are.docx
+++ b/exercises/Bài tập 028 - There is There are.docx
@@ -1,3137 +1,5960 @@
 
 <file path=word/document.xml><?xml version="1.0" encoding="utf-8"?>
-<w:document xmlns:wpc="http://schemas.microsoft.com/office/word/2010/wordprocessingCanvas" xmlns:cx="http://schemas.microsoft.com/office/drawing/2014/chartex" xmlns:cx1="http://schemas.microsoft.com/office/drawing/2015/9/8/chartex" xmlns:cx2="http://schemas.microsoft.com/office/drawing/2015/10/21/chartex" xmlns:cx3="http://schemas.microsoft.com/office/drawing/2016/5/9/chartex" xmlns:cx4="http://schemas.microsoft.com/office/drawing/2016/5/10/chartex" xmlns:cx5="http://schemas.microsoft.com/office/drawing/2016/5/11/chartex" xmlns:cx6="http://schemas.microsoft.com/office/drawing/2016/5/12/chartex" xmlns:cx7="http://schemas.microsoft.com/office/drawing/2016/5/13/chartex" xmlns:cx8="http://schemas.microsoft.com/office/drawing/2016/5/14/chartex" xmlns:mc="http://schemas.openxmlformats.org/markup-compatibility/2006" xmlns:aink="http://schemas.microsoft.com/office/drawing/2016/ink" xmlns:am3d="http://schemas.microsoft.com/office/drawing/2017/model3d" xmlns:o="urn:schemas-microsoft-com:office:office" xmlns:oel="http://schemas.microsoft.com/office/2019/extlst" xmlns:r="http://schemas.openxmlformats.org/officeDocument/2006/relationships" xmlns:m="http://schemas.openxmlformats.org/officeDocument/2006/math" xmlns:v="urn:schemas-microsoft-com:vml" xmlns:wp14="http://schemas.microsoft.com/office/word/2010/wordprocessingDrawing" xmlns:wp="http://schemas.openxmlformats.org/drawingml/2006/wordprocessingDrawing" xmlns:w10="urn:schemas-microsoft-com:office:word" xmlns:w="http://schemas.openxmlformats.org/wordprocessingml/2006/main" xmlns:w14="http://schemas.microsoft.com/office/word/2010/wordml" xmlns:w15="http://schemas.microsoft.com/office/word/2012/wordml" xmlns:w16cei="http://schemas.microsoft.com/office/word/2026/wordml/cei" xmlns:w16cex="http://schemas.microsoft.com/office/word/2018/wordml/cex" xmlns:w16cid="http://schemas.microsoft.com/office/word/2016/wordml/cid" xmlns:w16="http://schemas.microsoft.com/office/word/2018/wordml" xmlns:w16du="http://schemas.microsoft.com/office/word/2023/wordml/word16du" xmlns:w16sdtdh="http://schemas.microsoft.com/office/word/2020/wordml/sdtdatahash" xmlns:w16sdtfl="http://schemas.microsoft.com/office/word/2024/wordml/sdtformatlock" xmlns:w16se="http://schemas.microsoft.com/office/word/2015/wordml/symex" xmlns:wpg="http://schemas.microsoft.com/office/word/2010/wordprocessingGroup" xmlns:wpi="http://schemas.microsoft.com/office/word/2010/wordprocessingInk" xmlns:wne="http://schemas.microsoft.com/office/word/2006/wordml" xmlns:wps="http://schemas.microsoft.com/office/word/2010/wordprocessingShape" mc:Ignorable="w14 w15 w16se w16cid w16 w16cex w16sdtdh w16sdtfl w16du wp14">
+<w:document xmlns:wpc="http://schemas.microsoft.com/office/word/2010/wordprocessingCanvas" xmlns:cx="http://schemas.microsoft.com/office/drawing/2014/chartex" xmlns:cx1="http://schemas.microsoft.com/office/drawing/2015/9/8/chartex" xmlns:cx2="http://schemas.microsoft.com/office/drawing/2015/10/21/chartex" xmlns:cx3="http://schemas.microsoft.com/office/drawing/2016/5/9/chartex" xmlns:cx4="http://schemas.microsoft.com/office/drawing/2016/5/10/chartex" xmlns:cx5="http://schemas.microsoft.com/office/drawing/2016/5/11/chartex" xmlns:cx6="http://schemas.microsoft.com/office/drawing/2016/5/12/chartex" xmlns:cx7="http://schemas.microsoft.com/office/drawing/2016/5/13/chartex" xmlns:cx8="http://schemas.microsoft.com/office/drawing/2016/5/14/chartex" xmlns:mc="http://schemas.openxmlformats.org/markup-compatibility/2006" xmlns:aink="http://schemas.microsoft.com/office/drawing/2016/ink" xmlns:am3d="http://schemas.microsoft.com/office/drawing/2017/model3d" xmlns:o="urn:schemas-microsoft-com:office:office" xmlns:oel="http://schemas.microsoft.com/office/2019/extlst" xmlns:r="http://schemas.openxmlformats.org/officeDocument/2006/relationships" xmlns:m="http://schemas.openxmlformats.org/officeDocument/2006/math" xmlns:v="urn:schemas-microsoft-com:vml" xmlns:wp14="http://schemas.microsoft.com/office/word/2010/wordprocessingDrawing" xmlns:wp="http://schemas.openxmlformats.org/drawingml/2006/wordprocessingDrawing" xmlns:w10="urn:schemas-microsoft-com:office:word" xmlns:w="http://schemas.openxmlformats.org/wordprocessingml/2006/main" xmlns:w14="http://schemas.microsoft.com/office/word/2010/wordml" xmlns:w15="http://schemas.microsoft.com/office/word/2012/wordml" xmlns:w16cex="http://schemas.microsoft.com/office/word/2018/wordml/cex" xmlns:w16cid="http://schemas.microsoft.com/office/word/2016/wordml/cid" xmlns:w16="http://schemas.microsoft.com/office/word/2018/wordml" xmlns:w16du="http://schemas.microsoft.com/office/word/2023/wordml/word16du" xmlns:w16sdtdh="http://schemas.microsoft.com/office/word/2020/wordml/sdtdatahash" xmlns:w16sdtfl="http://schemas.microsoft.com/office/word/2024/wordml/sdtformatlock" xmlns:w16se="http://schemas.microsoft.com/office/word/2015/wordml/symex" xmlns:wpg="http://schemas.microsoft.com/office/word/2010/wordprocessingGroup" xmlns:wpi="http://schemas.microsoft.com/office/word/2010/wordprocessingInk" xmlns:wne="http://schemas.microsoft.com/office/word/2006/wordml" xmlns:wps="http://schemas.microsoft.com/office/word/2010/wordprocessingShape" mc:Ignorable="w14 w15 w16se w16cid w16 w16cex w16sdtdh w16sdtfl w16du wp14">
   <w:body>
     <w:p>
       <w:pPr>
-        <w:rPr>
+        <w:keepNext/>
+        <w:shd w:val="clear" w:color="000000" w:fill="auto"/>
+        <w:spacing w:after="240"/>
+        <w:jc w:val="center"/>
+        <w:rPr>
+          <w:rFonts w:ascii="Arial" w:hAnsi="Arial" w:cs="Arial"/>
           <w:b/>
           <w:bCs/>
-        </w:rPr>
-      </w:pPr>
-      <w:r>
-        <w:rPr>
+          <w:color w:val="000000"/>
+          <w:sz w:val="32"/>
+        </w:rPr>
+      </w:pPr>
+      <w:r>
+        <w:rPr>
+          <w:rFonts w:ascii="Arial" w:hAnsi="Arial" w:cs="Arial"/>
           <w:b/>
           <w:bCs/>
+          <w:color w:val="000000"/>
+          <w:sz w:val="32"/>
         </w:rPr>
         <w:t>BÀI TẬP NGÀY 28</w:t>
       </w:r>
     </w:p>
     <w:p>
       <w:pPr>
-        <w:rPr>
+        <w:keepNext/>
+        <w:shd w:val="clear" w:color="000000" w:fill="auto"/>
+        <w:spacing w:after="200"/>
+        <w:jc w:val="center"/>
+        <w:rPr>
+          <w:rFonts w:ascii="Arial" w:hAnsi="Arial" w:cs="Arial"/>
           <w:b/>
           <w:bCs/>
-        </w:rPr>
-      </w:pPr>
-      <w:r>
-        <w:rPr>
+          <w:color w:val="000000"/>
+          <w:sz w:val="26"/>
+        </w:rPr>
+      </w:pPr>
+      <w:r>
+        <w:rPr>
+          <w:rFonts w:ascii="Arial" w:hAnsi="Arial" w:cs="Arial"/>
           <w:b/>
           <w:bCs/>
+          <w:color w:val="000000"/>
+          <w:sz w:val="26"/>
         </w:rPr>
         <w:t>THERE IS / THERE ARE</w:t>
       </w:r>
     </w:p>
     <w:p>
-      <w:r>
-        <w:rPr>
+      <w:pPr>
+        <w:keepNext/>
+        <w:shd w:val="clear" w:color="000000" w:fill="auto"/>
+        <w:spacing w:after="60"/>
+        <w:rPr>
+          <w:rFonts w:ascii="Arial" w:hAnsi="Arial" w:cs="Arial"/>
+          <w:bCs/>
+          <w:color w:val="000000"/>
+          <w:sz w:val="22"/>
+        </w:rPr>
+      </w:pPr>
+      <w:r>
+        <w:rPr>
+          <w:rFonts w:ascii="Arial" w:hAnsi="Arial" w:cs="Arial"/>
+          <w:bCs/>
+          <w:color w:val="000000"/>
+          <w:sz w:val="22"/>
+        </w:rPr>
+        <w:t>Họ và tên: __________________________    Điểm: ________/100</w:t>
+      </w:r>
+    </w:p>
+    <w:p>
+      <w:pPr>
+        <w:keepNext/>
+        <w:shd w:val="clear" w:color="000000" w:fill="auto"/>
+        <w:spacing w:after="60"/>
+        <w:rPr>
+          <w:rFonts w:ascii="Arial" w:hAnsi="Arial" w:cs="Arial"/>
+          <w:bCs/>
+          <w:color w:val="000000"/>
+          <w:sz w:val="22"/>
+        </w:rPr>
+      </w:pPr>
+      <w:r>
+        <w:rPr>
+          <w:rFonts w:ascii="Arial" w:hAnsi="Arial" w:cs="Arial"/>
+          <w:bCs/>
+          <w:color w:val="000000"/>
+          <w:sz w:val="22"/>
+        </w:rPr>
+        <w:t>Phạm vi kiến thức: Bài học ngày 28 .</w:t>
+      </w:r>
+    </w:p>
+    <w:p>
+      <w:pPr>
+        <w:keepNext/>
+        <w:shd w:val="clear" w:color="000000" w:fill="auto"/>
+        <w:spacing w:after="60"/>
+        <w:rPr>
+          <w:rFonts w:ascii="Arial" w:hAnsi="Arial" w:cs="Arial"/>
+          <w:bCs/>
+          <w:color w:val="000000"/>
+          <w:sz w:val="22"/>
+        </w:rPr>
+      </w:pPr>
+      <w:r>
+        <w:rPr>
+          <w:rFonts w:ascii="Arial" w:hAnsi="Arial" w:cs="Arial"/>
+          <w:bCs/>
+          <w:color w:val="000000"/>
+          <w:sz w:val="22"/>
+        </w:rPr>
+        <w:t>Thời gian làm bài dự kiến: 75 phút. Tổng số: 100 câu/ý — 100 điểm.</w:t>
+      </w:r>
+    </w:p>
+    <w:p>
+      <w:pPr>
+        <w:keepNext/>
+        <w:shd w:val="clear" w:color="000000" w:fill="auto"/>
+        <w:spacing w:after="60"/>
+        <w:rPr>
+          <w:rFonts w:ascii="Arial" w:hAnsi="Arial" w:cs="Arial"/>
+          <w:bCs/>
+          <w:i/>
+          <w:color w:val="000000"/>
+          <w:sz w:val="22"/>
+        </w:rPr>
+      </w:pPr>
+      <w:r>
+        <w:rPr>
+          <w:rFonts w:ascii="Arial" w:hAnsi="Arial" w:cs="Arial"/>
+          <w:bCs/>
+          <w:i/>
+          <w:color w:val="000000"/>
+          <w:sz w:val="22"/>
+        </w:rPr>
+        <w:t>Hướng dẫn chung: Làm lần lượt từng phần, viết rõ ràng và kiểm tra lại đáp án trước khi nộp.</w:t>
+      </w:r>
+    </w:p>
+    <w:p>
+      <w:pPr>
+        <w:keepNext/>
+        <w:shd w:val="clear" w:color="000000" w:fill="auto"/>
+        <w:spacing w:before="80" w:after="80"/>
+        <w:rPr>
+          <w:rFonts w:ascii="Arial" w:hAnsi="Arial" w:cs="Arial"/>
           <w:b/>
           <w:bCs/>
-        </w:rPr>
-        <w:t>Họ và tên:</w:t>
-      </w:r>
-      <w:r>
-        <w:t xml:space="preserve"> __________________________</w:t>
-      </w:r>
-      <w:r>
-        <w:br/>
-      </w:r>
-      <w:r>
-        <w:rPr>
+          <w:color w:val="000000"/>
+        </w:rPr>
+      </w:pPr>
+      <w:r>
+        <w:rPr>
+          <w:rFonts w:ascii="Arial" w:hAnsi="Arial" w:cs="Arial"/>
           <w:b/>
           <w:bCs/>
-        </w:rPr>
-        <w:t>Điểm:</w:t>
-      </w:r>
-      <w:r>
-        <w:t xml:space="preserve"> ________/100</w:t>
-      </w:r>
-    </w:p>
-    <w:p>
-      <w:pPr>
-        <w:rPr>
+          <w:color w:val="000000"/>
+        </w:rPr>
+        <w:t>PHẦN 1. CHỌN ĐÁP ÁN ĐÚNG (10 điểm)</w:t>
+      </w:r>
+    </w:p>
+    <w:p>
+      <w:pPr>
+        <w:keepNext/>
+        <w:shd w:val="clear" w:color="000000" w:fill="auto"/>
+        <w:spacing w:after="80"/>
+        <w:rPr>
+          <w:rFonts w:ascii="Arial" w:hAnsi="Arial" w:cs="Arial"/>
+          <w:bCs/>
+          <w:i/>
+          <w:color w:val="000000"/>
+          <w:sz w:val="22"/>
+        </w:rPr>
+      </w:pPr>
+      <w:r>
+        <w:rPr>
+          <w:rFonts w:ascii="Arial" w:hAnsi="Arial" w:cs="Arial"/>
+          <w:bCs/>
+          <w:i/>
+          <w:color w:val="000000"/>
+          <w:sz w:val="22"/>
+        </w:rPr>
+        <w:t>Hướng dẫn: Chọn phương án đúng nhất cho mỗi câu.</w:t>
+      </w:r>
+    </w:p>
+    <w:p>
+      <w:pPr>
+        <w:keepNext/>
+        <w:shd w:val="clear" w:color="000000" w:fill="auto"/>
+        <w:spacing w:before="120" w:after="60"/>
+        <w:rPr>
+          <w:rFonts w:ascii="Arial" w:hAnsi="Arial" w:cs="Arial"/>
+          <w:bCs/>
+          <w:color w:val="000000"/>
+          <w:sz w:val="22"/>
+        </w:rPr>
+      </w:pPr>
+      <w:r>
+        <w:rPr>
+          <w:rFonts w:ascii="Arial" w:hAnsi="Arial" w:cs="Arial"/>
+          <w:bCs/>
+          <w:color w:val="000000"/>
+          <w:sz w:val="22"/>
+        </w:rPr>
+        <w:t>1. ______ a book on the table.</w:t>
+      </w:r>
+    </w:p>
+    <w:p>
+      <w:pPr>
+        <w:keepNext/>
+        <w:shd w:val="clear" w:color="000000" w:fill="auto"/>
+        <w:spacing w:after="40"/>
+        <w:ind w:left="340"/>
+        <w:rPr>
+          <w:rFonts w:ascii="Arial" w:hAnsi="Arial" w:cs="Arial"/>
+          <w:bCs/>
+          <w:color w:val="000000"/>
+          <w:sz w:val="22"/>
+        </w:rPr>
+      </w:pPr>
+      <w:r>
+        <w:rPr>
+          <w:rFonts w:ascii="Arial" w:hAnsi="Arial" w:cs="Arial"/>
+          <w:bCs/>
+          <w:color w:val="000000"/>
+          <w:sz w:val="22"/>
+        </w:rPr>
+        <w:t>A. There is</w:t>
+      </w:r>
+    </w:p>
+    <w:p>
+      <w:pPr>
+        <w:keepNext/>
+        <w:shd w:val="clear" w:color="000000" w:fill="auto"/>
+        <w:spacing w:after="40"/>
+        <w:ind w:left="340"/>
+        <w:rPr>
+          <w:rFonts w:ascii="Arial" w:hAnsi="Arial" w:cs="Arial"/>
+          <w:bCs/>
+          <w:color w:val="000000"/>
+          <w:sz w:val="22"/>
+        </w:rPr>
+      </w:pPr>
+      <w:r>
+        <w:rPr>
+          <w:rFonts w:ascii="Arial" w:hAnsi="Arial" w:cs="Arial"/>
+          <w:bCs/>
+          <w:color w:val="000000"/>
+          <w:sz w:val="22"/>
+        </w:rPr>
+        <w:t>B. There are</w:t>
+      </w:r>
+    </w:p>
+    <w:p>
+      <w:pPr>
+        <w:keepNext/>
+        <w:shd w:val="clear" w:color="000000" w:fill="auto"/>
+        <w:spacing w:after="40"/>
+        <w:ind w:left="340"/>
+        <w:rPr>
+          <w:rFonts w:ascii="Arial" w:hAnsi="Arial" w:cs="Arial"/>
+          <w:bCs/>
+          <w:color w:val="000000"/>
+          <w:sz w:val="22"/>
+        </w:rPr>
+      </w:pPr>
+      <w:r>
+        <w:rPr>
+          <w:rFonts w:ascii="Arial" w:hAnsi="Arial" w:cs="Arial"/>
+          <w:bCs/>
+          <w:color w:val="000000"/>
+          <w:sz w:val="22"/>
+        </w:rPr>
+        <w:t>C. Are there</w:t>
+      </w:r>
+    </w:p>
+    <w:p>
+      <w:pPr>
+        <w:keepNext/>
+        <w:shd w:val="clear" w:color="000000" w:fill="auto"/>
+        <w:spacing w:before="120" w:after="60"/>
+        <w:rPr>
+          <w:rFonts w:ascii="Arial" w:hAnsi="Arial" w:cs="Arial"/>
+          <w:bCs/>
+          <w:color w:val="000000"/>
+          <w:sz w:val="22"/>
+        </w:rPr>
+      </w:pPr>
+      <w:r>
+        <w:rPr>
+          <w:rFonts w:ascii="Arial" w:hAnsi="Arial" w:cs="Arial"/>
+          <w:bCs/>
+          <w:color w:val="000000"/>
+          <w:sz w:val="22"/>
+        </w:rPr>
+        <w:t>2. ______ three students in the classroom.</w:t>
+      </w:r>
+    </w:p>
+    <w:p>
+      <w:pPr>
+        <w:keepNext/>
+        <w:shd w:val="clear" w:color="000000" w:fill="auto"/>
+        <w:spacing w:after="40"/>
+        <w:ind w:left="340"/>
+        <w:rPr>
+          <w:rFonts w:ascii="Arial" w:hAnsi="Arial" w:cs="Arial"/>
+          <w:bCs/>
+          <w:color w:val="000000"/>
+          <w:sz w:val="22"/>
+        </w:rPr>
+      </w:pPr>
+      <w:r>
+        <w:rPr>
+          <w:rFonts w:ascii="Arial" w:hAnsi="Arial" w:cs="Arial"/>
+          <w:bCs/>
+          <w:color w:val="000000"/>
+          <w:sz w:val="22"/>
+        </w:rPr>
+        <w:t>A. There is</w:t>
+      </w:r>
+    </w:p>
+    <w:p>
+      <w:pPr>
+        <w:keepNext/>
+        <w:shd w:val="clear" w:color="000000" w:fill="auto"/>
+        <w:spacing w:after="40"/>
+        <w:ind w:left="340"/>
+        <w:rPr>
+          <w:rFonts w:ascii="Arial" w:hAnsi="Arial" w:cs="Arial"/>
+          <w:bCs/>
+          <w:color w:val="000000"/>
+          <w:sz w:val="22"/>
+        </w:rPr>
+      </w:pPr>
+      <w:r>
+        <w:rPr>
+          <w:rFonts w:ascii="Arial" w:hAnsi="Arial" w:cs="Arial"/>
+          <w:bCs/>
+          <w:color w:val="000000"/>
+          <w:sz w:val="22"/>
+        </w:rPr>
+        <w:t>B. There are</w:t>
+      </w:r>
+    </w:p>
+    <w:p>
+      <w:pPr>
+        <w:keepNext/>
+        <w:shd w:val="clear" w:color="000000" w:fill="auto"/>
+        <w:spacing w:after="40"/>
+        <w:ind w:left="340"/>
+        <w:rPr>
+          <w:rFonts w:ascii="Arial" w:hAnsi="Arial" w:cs="Arial"/>
+          <w:bCs/>
+          <w:color w:val="000000"/>
+          <w:sz w:val="22"/>
+        </w:rPr>
+      </w:pPr>
+      <w:r>
+        <w:rPr>
+          <w:rFonts w:ascii="Arial" w:hAnsi="Arial" w:cs="Arial"/>
+          <w:bCs/>
+          <w:color w:val="000000"/>
+          <w:sz w:val="22"/>
+        </w:rPr>
+        <w:t>C. Is there</w:t>
+      </w:r>
+    </w:p>
+    <w:p>
+      <w:pPr>
+        <w:keepNext/>
+        <w:shd w:val="clear" w:color="000000" w:fill="auto"/>
+        <w:spacing w:before="120" w:after="60"/>
+        <w:rPr>
+          <w:rFonts w:ascii="Arial" w:hAnsi="Arial" w:cs="Arial"/>
+          <w:bCs/>
+          <w:color w:val="000000"/>
+          <w:sz w:val="22"/>
+        </w:rPr>
+      </w:pPr>
+      <w:r>
+        <w:rPr>
+          <w:rFonts w:ascii="Arial" w:hAnsi="Arial" w:cs="Arial"/>
+          <w:bCs/>
+          <w:color w:val="000000"/>
+          <w:sz w:val="22"/>
+        </w:rPr>
+        <w:t>3. ______ any milk in the fridge?</w:t>
+      </w:r>
+    </w:p>
+    <w:p>
+      <w:pPr>
+        <w:keepNext/>
+        <w:shd w:val="clear" w:color="000000" w:fill="auto"/>
+        <w:spacing w:after="40"/>
+        <w:ind w:left="340"/>
+        <w:rPr>
+          <w:rFonts w:ascii="Arial" w:hAnsi="Arial" w:cs="Arial"/>
+          <w:bCs/>
+          <w:color w:val="000000"/>
+          <w:sz w:val="22"/>
+        </w:rPr>
+      </w:pPr>
+      <w:r>
+        <w:rPr>
+          <w:rFonts w:ascii="Arial" w:hAnsi="Arial" w:cs="Arial"/>
+          <w:bCs/>
+          <w:color w:val="000000"/>
+          <w:sz w:val="22"/>
+        </w:rPr>
+        <w:t>A. Is there</w:t>
+      </w:r>
+    </w:p>
+    <w:p>
+      <w:pPr>
+        <w:keepNext/>
+        <w:shd w:val="clear" w:color="000000" w:fill="auto"/>
+        <w:spacing w:after="40"/>
+        <w:ind w:left="340"/>
+        <w:rPr>
+          <w:rFonts w:ascii="Arial" w:hAnsi="Arial" w:cs="Arial"/>
+          <w:bCs/>
+          <w:color w:val="000000"/>
+          <w:sz w:val="22"/>
+        </w:rPr>
+      </w:pPr>
+      <w:r>
+        <w:rPr>
+          <w:rFonts w:ascii="Arial" w:hAnsi="Arial" w:cs="Arial"/>
+          <w:bCs/>
+          <w:color w:val="000000"/>
+          <w:sz w:val="22"/>
+        </w:rPr>
+        <w:t>B. Are there</w:t>
+      </w:r>
+    </w:p>
+    <w:p>
+      <w:pPr>
+        <w:keepNext/>
+        <w:shd w:val="clear" w:color="000000" w:fill="auto"/>
+        <w:spacing w:after="40"/>
+        <w:ind w:left="340"/>
+        <w:rPr>
+          <w:rFonts w:ascii="Arial" w:hAnsi="Arial" w:cs="Arial"/>
+          <w:bCs/>
+          <w:color w:val="000000"/>
+          <w:sz w:val="22"/>
+        </w:rPr>
+      </w:pPr>
+      <w:r>
+        <w:rPr>
+          <w:rFonts w:ascii="Arial" w:hAnsi="Arial" w:cs="Arial"/>
+          <w:bCs/>
+          <w:color w:val="000000"/>
+          <w:sz w:val="22"/>
+        </w:rPr>
+        <w:t>C. There are</w:t>
+      </w:r>
+    </w:p>
+    <w:p>
+      <w:pPr>
+        <w:keepNext/>
+        <w:shd w:val="clear" w:color="000000" w:fill="auto"/>
+        <w:spacing w:before="120" w:after="60"/>
+        <w:rPr>
+          <w:rFonts w:ascii="Arial" w:hAnsi="Arial" w:cs="Arial"/>
+          <w:bCs/>
+          <w:color w:val="000000"/>
+          <w:sz w:val="22"/>
+        </w:rPr>
+      </w:pPr>
+      <w:r>
+        <w:rPr>
+          <w:rFonts w:ascii="Arial" w:hAnsi="Arial" w:cs="Arial"/>
+          <w:bCs/>
+          <w:color w:val="000000"/>
+          <w:sz w:val="22"/>
+        </w:rPr>
+        <w:t>4. ______ two bedrooms in the house?</w:t>
+      </w:r>
+    </w:p>
+    <w:p>
+      <w:pPr>
+        <w:keepNext/>
+        <w:shd w:val="clear" w:color="000000" w:fill="auto"/>
+        <w:spacing w:after="40"/>
+        <w:ind w:left="340"/>
+        <w:rPr>
+          <w:rFonts w:ascii="Arial" w:hAnsi="Arial" w:cs="Arial"/>
+          <w:bCs/>
+          <w:color w:val="000000"/>
+          <w:sz w:val="22"/>
+        </w:rPr>
+      </w:pPr>
+      <w:r>
+        <w:rPr>
+          <w:rFonts w:ascii="Arial" w:hAnsi="Arial" w:cs="Arial"/>
+          <w:bCs/>
+          <w:color w:val="000000"/>
+          <w:sz w:val="22"/>
+        </w:rPr>
+        <w:t>A. Is there</w:t>
+      </w:r>
+    </w:p>
+    <w:p>
+      <w:pPr>
+        <w:keepNext/>
+        <w:shd w:val="clear" w:color="000000" w:fill="auto"/>
+        <w:spacing w:after="40"/>
+        <w:ind w:left="340"/>
+        <w:rPr>
+          <w:rFonts w:ascii="Arial" w:hAnsi="Arial" w:cs="Arial"/>
+          <w:bCs/>
+          <w:color w:val="000000"/>
+          <w:sz w:val="22"/>
+        </w:rPr>
+      </w:pPr>
+      <w:r>
+        <w:rPr>
+          <w:rFonts w:ascii="Arial" w:hAnsi="Arial" w:cs="Arial"/>
+          <w:bCs/>
+          <w:color w:val="000000"/>
+          <w:sz w:val="22"/>
+        </w:rPr>
+        <w:t>B. Are there</w:t>
+      </w:r>
+    </w:p>
+    <w:p>
+      <w:pPr>
+        <w:keepNext/>
+        <w:shd w:val="clear" w:color="000000" w:fill="auto"/>
+        <w:spacing w:after="40"/>
+        <w:ind w:left="340"/>
+        <w:rPr>
+          <w:rFonts w:ascii="Arial" w:hAnsi="Arial" w:cs="Arial"/>
+          <w:bCs/>
+          <w:color w:val="000000"/>
+          <w:sz w:val="22"/>
+        </w:rPr>
+      </w:pPr>
+      <w:r>
+        <w:rPr>
+          <w:rFonts w:ascii="Arial" w:hAnsi="Arial" w:cs="Arial"/>
+          <w:bCs/>
+          <w:color w:val="000000"/>
+          <w:sz w:val="22"/>
+        </w:rPr>
+        <w:t>C. There is</w:t>
+      </w:r>
+    </w:p>
+    <w:p>
+      <w:pPr>
+        <w:keepNext/>
+        <w:shd w:val="clear" w:color="000000" w:fill="auto"/>
+        <w:spacing w:before="120" w:after="60"/>
+        <w:rPr>
+          <w:rFonts w:ascii="Arial" w:hAnsi="Arial" w:cs="Arial"/>
+          <w:bCs/>
+          <w:color w:val="000000"/>
+          <w:sz w:val="22"/>
+        </w:rPr>
+      </w:pPr>
+      <w:r>
+        <w:rPr>
+          <w:rFonts w:ascii="Arial" w:hAnsi="Arial" w:cs="Arial"/>
+          <w:bCs/>
+          <w:color w:val="000000"/>
+          <w:sz w:val="22"/>
+        </w:rPr>
+        <w:t>5. There ______ a cat under the chair.</w:t>
+      </w:r>
+    </w:p>
+    <w:p>
+      <w:pPr>
+        <w:keepNext/>
+        <w:shd w:val="clear" w:color="000000" w:fill="auto"/>
+        <w:spacing w:after="40"/>
+        <w:ind w:left="340"/>
+        <w:rPr>
+          <w:rFonts w:ascii="Arial" w:hAnsi="Arial" w:cs="Arial"/>
+          <w:bCs/>
+          <w:color w:val="000000"/>
+          <w:sz w:val="22"/>
+        </w:rPr>
+      </w:pPr>
+      <w:r>
+        <w:rPr>
+          <w:rFonts w:ascii="Arial" w:hAnsi="Arial" w:cs="Arial"/>
+          <w:bCs/>
+          <w:color w:val="000000"/>
+          <w:sz w:val="22"/>
+        </w:rPr>
+        <w:t>A. is</w:t>
+      </w:r>
+    </w:p>
+    <w:p>
+      <w:pPr>
+        <w:keepNext/>
+        <w:shd w:val="clear" w:color="000000" w:fill="auto"/>
+        <w:spacing w:after="40"/>
+        <w:ind w:left="340"/>
+        <w:rPr>
+          <w:rFonts w:ascii="Arial" w:hAnsi="Arial" w:cs="Arial"/>
+          <w:bCs/>
+          <w:color w:val="000000"/>
+          <w:sz w:val="22"/>
+        </w:rPr>
+      </w:pPr>
+      <w:r>
+        <w:rPr>
+          <w:rFonts w:ascii="Arial" w:hAnsi="Arial" w:cs="Arial"/>
+          <w:bCs/>
+          <w:color w:val="000000"/>
+          <w:sz w:val="22"/>
+        </w:rPr>
+        <w:t>B. are</w:t>
+      </w:r>
+    </w:p>
+    <w:p>
+      <w:pPr>
+        <w:keepNext/>
+        <w:shd w:val="clear" w:color="000000" w:fill="auto"/>
+        <w:spacing w:after="40"/>
+        <w:ind w:left="340"/>
+        <w:rPr>
+          <w:rFonts w:ascii="Arial" w:hAnsi="Arial" w:cs="Arial"/>
+          <w:bCs/>
+          <w:color w:val="000000"/>
+          <w:sz w:val="22"/>
+        </w:rPr>
+      </w:pPr>
+      <w:r>
+        <w:rPr>
+          <w:rFonts w:ascii="Arial" w:hAnsi="Arial" w:cs="Arial"/>
+          <w:bCs/>
+          <w:color w:val="000000"/>
+          <w:sz w:val="22"/>
+        </w:rPr>
+        <w:t>C. am</w:t>
+      </w:r>
+    </w:p>
+    <w:p>
+      <w:pPr>
+        <w:keepNext/>
+        <w:shd w:val="clear" w:color="000000" w:fill="auto"/>
+        <w:spacing w:before="120" w:after="60"/>
+        <w:rPr>
+          <w:rFonts w:ascii="Arial" w:hAnsi="Arial" w:cs="Arial"/>
+          <w:bCs/>
+          <w:color w:val="000000"/>
+          <w:sz w:val="22"/>
+        </w:rPr>
+      </w:pPr>
+      <w:r>
+        <w:rPr>
+          <w:rFonts w:ascii="Arial" w:hAnsi="Arial" w:cs="Arial"/>
+          <w:bCs/>
+          <w:color w:val="000000"/>
+          <w:sz w:val="22"/>
+        </w:rPr>
+        <w:t>6. There ______ many trees in the park.</w:t>
+      </w:r>
+    </w:p>
+    <w:p>
+      <w:pPr>
+        <w:keepNext/>
+        <w:shd w:val="clear" w:color="000000" w:fill="auto"/>
+        <w:spacing w:after="40"/>
+        <w:ind w:left="340"/>
+        <w:rPr>
+          <w:rFonts w:ascii="Arial" w:hAnsi="Arial" w:cs="Arial"/>
+          <w:bCs/>
+          <w:color w:val="000000"/>
+          <w:sz w:val="22"/>
+        </w:rPr>
+      </w:pPr>
+      <w:r>
+        <w:rPr>
+          <w:rFonts w:ascii="Arial" w:hAnsi="Arial" w:cs="Arial"/>
+          <w:bCs/>
+          <w:color w:val="000000"/>
+          <w:sz w:val="22"/>
+        </w:rPr>
+        <w:t>A. is</w:t>
+      </w:r>
+    </w:p>
+    <w:p>
+      <w:pPr>
+        <w:keepNext/>
+        <w:shd w:val="clear" w:color="000000" w:fill="auto"/>
+        <w:spacing w:after="40"/>
+        <w:ind w:left="340"/>
+        <w:rPr>
+          <w:rFonts w:ascii="Arial" w:hAnsi="Arial" w:cs="Arial"/>
+          <w:bCs/>
+          <w:color w:val="000000"/>
+          <w:sz w:val="22"/>
+        </w:rPr>
+      </w:pPr>
+      <w:r>
+        <w:rPr>
+          <w:rFonts w:ascii="Arial" w:hAnsi="Arial" w:cs="Arial"/>
+          <w:bCs/>
+          <w:color w:val="000000"/>
+          <w:sz w:val="22"/>
+        </w:rPr>
+        <w:t>B. are</w:t>
+      </w:r>
+    </w:p>
+    <w:p>
+      <w:pPr>
+        <w:keepNext/>
+        <w:shd w:val="clear" w:color="000000" w:fill="auto"/>
+        <w:spacing w:after="40"/>
+        <w:ind w:left="340"/>
+        <w:rPr>
+          <w:rFonts w:ascii="Arial" w:hAnsi="Arial" w:cs="Arial"/>
+          <w:bCs/>
+          <w:color w:val="000000"/>
+          <w:sz w:val="22"/>
+        </w:rPr>
+      </w:pPr>
+      <w:r>
+        <w:rPr>
+          <w:rFonts w:ascii="Arial" w:hAnsi="Arial" w:cs="Arial"/>
+          <w:bCs/>
+          <w:color w:val="000000"/>
+          <w:sz w:val="22"/>
+        </w:rPr>
+        <w:t>C. be</w:t>
+      </w:r>
+    </w:p>
+    <w:p>
+      <w:pPr>
+        <w:keepNext/>
+        <w:shd w:val="clear" w:color="000000" w:fill="auto"/>
+        <w:spacing w:before="120" w:after="60"/>
+        <w:rPr>
+          <w:rFonts w:ascii="Arial" w:hAnsi="Arial" w:cs="Arial"/>
+          <w:bCs/>
+          <w:color w:val="000000"/>
+          <w:sz w:val="22"/>
+        </w:rPr>
+      </w:pPr>
+      <w:r>
+        <w:rPr>
+          <w:rFonts w:ascii="Arial" w:hAnsi="Arial" w:cs="Arial"/>
+          <w:bCs/>
+          <w:color w:val="000000"/>
+          <w:sz w:val="22"/>
+        </w:rPr>
+        <w:t>7. There isn't ______ water in the bottle.</w:t>
+      </w:r>
+    </w:p>
+    <w:p>
+      <w:pPr>
+        <w:keepNext/>
+        <w:shd w:val="clear" w:color="000000" w:fill="auto"/>
+        <w:spacing w:after="40"/>
+        <w:ind w:left="340"/>
+        <w:rPr>
+          <w:rFonts w:ascii="Arial" w:hAnsi="Arial" w:cs="Arial"/>
+          <w:bCs/>
+          <w:color w:val="000000"/>
+          <w:sz w:val="22"/>
+        </w:rPr>
+      </w:pPr>
+      <w:r>
+        <w:rPr>
+          <w:rFonts w:ascii="Arial" w:hAnsi="Arial" w:cs="Arial"/>
+          <w:bCs/>
+          <w:color w:val="000000"/>
+          <w:sz w:val="22"/>
+        </w:rPr>
+        <w:t>A. some</w:t>
+      </w:r>
+    </w:p>
+    <w:p>
+      <w:pPr>
+        <w:keepNext/>
+        <w:shd w:val="clear" w:color="000000" w:fill="auto"/>
+        <w:spacing w:after="40"/>
+        <w:ind w:left="340"/>
+        <w:rPr>
+          <w:rFonts w:ascii="Arial" w:hAnsi="Arial" w:cs="Arial"/>
+          <w:bCs/>
+          <w:color w:val="000000"/>
+          <w:sz w:val="22"/>
+        </w:rPr>
+      </w:pPr>
+      <w:r>
+        <w:rPr>
+          <w:rFonts w:ascii="Arial" w:hAnsi="Arial" w:cs="Arial"/>
+          <w:bCs/>
+          <w:color w:val="000000"/>
+          <w:sz w:val="22"/>
+        </w:rPr>
+        <w:t>B. any</w:t>
+      </w:r>
+    </w:p>
+    <w:p>
+      <w:pPr>
+        <w:keepNext/>
+        <w:shd w:val="clear" w:color="000000" w:fill="auto"/>
+        <w:spacing w:after="40"/>
+        <w:ind w:left="340"/>
+        <w:rPr>
+          <w:rFonts w:ascii="Arial" w:hAnsi="Arial" w:cs="Arial"/>
+          <w:bCs/>
+          <w:color w:val="000000"/>
+          <w:sz w:val="22"/>
+        </w:rPr>
+      </w:pPr>
+      <w:r>
+        <w:rPr>
+          <w:rFonts w:ascii="Arial" w:hAnsi="Arial" w:cs="Arial"/>
+          <w:bCs/>
+          <w:color w:val="000000"/>
+          <w:sz w:val="22"/>
+        </w:rPr>
+        <w:t>C. many</w:t>
+      </w:r>
+    </w:p>
+    <w:p>
+      <w:pPr>
+        <w:keepNext/>
+        <w:shd w:val="clear" w:color="000000" w:fill="auto"/>
+        <w:spacing w:before="120" w:after="60"/>
+        <w:rPr>
+          <w:rFonts w:ascii="Arial" w:hAnsi="Arial" w:cs="Arial"/>
+          <w:bCs/>
+          <w:color w:val="000000"/>
+          <w:sz w:val="22"/>
+        </w:rPr>
+      </w:pPr>
+      <w:r>
+        <w:rPr>
+          <w:rFonts w:ascii="Arial" w:hAnsi="Arial" w:cs="Arial"/>
+          <w:bCs/>
+          <w:color w:val="000000"/>
+          <w:sz w:val="22"/>
+        </w:rPr>
+        <w:lastRenderedPageBreak/>
+        <w:t>8. There are ______ books on the desk.</w:t>
+      </w:r>
+    </w:p>
+    <w:p>
+      <w:pPr>
+        <w:keepNext/>
+        <w:shd w:val="clear" w:color="000000" w:fill="auto"/>
+        <w:spacing w:after="40"/>
+        <w:ind w:left="340"/>
+        <w:rPr>
+          <w:rFonts w:ascii="Arial" w:hAnsi="Arial" w:cs="Arial"/>
+          <w:bCs/>
+          <w:color w:val="000000"/>
+          <w:sz w:val="22"/>
+        </w:rPr>
+      </w:pPr>
+      <w:r>
+        <w:rPr>
+          <w:rFonts w:ascii="Arial" w:hAnsi="Arial" w:cs="Arial"/>
+          <w:bCs/>
+          <w:color w:val="000000"/>
+          <w:sz w:val="22"/>
+        </w:rPr>
+        <w:t>A. some</w:t>
+      </w:r>
+    </w:p>
+    <w:p>
+      <w:pPr>
+        <w:keepNext/>
+        <w:shd w:val="clear" w:color="000000" w:fill="auto"/>
+        <w:spacing w:after="40"/>
+        <w:ind w:left="340"/>
+        <w:rPr>
+          <w:rFonts w:ascii="Arial" w:hAnsi="Arial" w:cs="Arial"/>
+          <w:bCs/>
+          <w:color w:val="000000"/>
+          <w:sz w:val="22"/>
+        </w:rPr>
+      </w:pPr>
+      <w:r>
+        <w:rPr>
+          <w:rFonts w:ascii="Arial" w:hAnsi="Arial" w:cs="Arial"/>
+          <w:bCs/>
+          <w:color w:val="000000"/>
+          <w:sz w:val="22"/>
+        </w:rPr>
+        <w:t>B. any</w:t>
+      </w:r>
+    </w:p>
+    <w:p>
+      <w:pPr>
+        <w:keepNext/>
+        <w:shd w:val="clear" w:color="000000" w:fill="auto"/>
+        <w:spacing w:after="40"/>
+        <w:ind w:left="340"/>
+        <w:rPr>
+          <w:rFonts w:ascii="Arial" w:hAnsi="Arial" w:cs="Arial"/>
+          <w:bCs/>
+          <w:color w:val="000000"/>
+          <w:sz w:val="22"/>
+        </w:rPr>
+      </w:pPr>
+      <w:r>
+        <w:rPr>
+          <w:rFonts w:ascii="Arial" w:hAnsi="Arial" w:cs="Arial"/>
+          <w:bCs/>
+          <w:color w:val="000000"/>
+          <w:sz w:val="22"/>
+        </w:rPr>
+        <w:t>C. a</w:t>
+      </w:r>
+    </w:p>
+    <w:p>
+      <w:pPr>
+        <w:keepNext/>
+        <w:shd w:val="clear" w:color="000000" w:fill="auto"/>
+        <w:spacing w:before="120" w:after="60"/>
+        <w:rPr>
+          <w:rFonts w:ascii="Arial" w:hAnsi="Arial" w:cs="Arial"/>
+          <w:bCs/>
+          <w:color w:val="000000"/>
+          <w:sz w:val="22"/>
+        </w:rPr>
+      </w:pPr>
+      <w:r>
+        <w:rPr>
+          <w:rFonts w:ascii="Arial" w:hAnsi="Arial" w:cs="Arial"/>
+          <w:bCs/>
+          <w:color w:val="000000"/>
+          <w:sz w:val="22"/>
+        </w:rPr>
+        <w:t>9. ______ a supermarket near here?</w:t>
+      </w:r>
+    </w:p>
+    <w:p>
+      <w:pPr>
+        <w:keepNext/>
+        <w:shd w:val="clear" w:color="000000" w:fill="auto"/>
+        <w:spacing w:after="40"/>
+        <w:ind w:left="340"/>
+        <w:rPr>
+          <w:rFonts w:ascii="Arial" w:hAnsi="Arial" w:cs="Arial"/>
+          <w:bCs/>
+          <w:color w:val="000000"/>
+          <w:sz w:val="22"/>
+        </w:rPr>
+      </w:pPr>
+      <w:r>
+        <w:rPr>
+          <w:rFonts w:ascii="Arial" w:hAnsi="Arial" w:cs="Arial"/>
+          <w:bCs/>
+          <w:color w:val="000000"/>
+          <w:sz w:val="22"/>
+        </w:rPr>
+        <w:t>A. There is</w:t>
+      </w:r>
+    </w:p>
+    <w:p>
+      <w:pPr>
+        <w:keepNext/>
+        <w:shd w:val="clear" w:color="000000" w:fill="auto"/>
+        <w:spacing w:after="40"/>
+        <w:ind w:left="340"/>
+        <w:rPr>
+          <w:rFonts w:ascii="Arial" w:hAnsi="Arial" w:cs="Arial"/>
+          <w:bCs/>
+          <w:color w:val="000000"/>
+          <w:sz w:val="22"/>
+        </w:rPr>
+      </w:pPr>
+      <w:r>
+        <w:rPr>
+          <w:rFonts w:ascii="Arial" w:hAnsi="Arial" w:cs="Arial"/>
+          <w:bCs/>
+          <w:color w:val="000000"/>
+          <w:sz w:val="22"/>
+        </w:rPr>
+        <w:t>B. Is there</w:t>
+      </w:r>
+    </w:p>
+    <w:p>
+      <w:pPr>
+        <w:keepNext/>
+        <w:shd w:val="clear" w:color="000000" w:fill="auto"/>
+        <w:spacing w:after="40"/>
+        <w:ind w:left="340"/>
+        <w:rPr>
+          <w:rFonts w:ascii="Arial" w:hAnsi="Arial" w:cs="Arial"/>
+          <w:bCs/>
+          <w:color w:val="000000"/>
+          <w:sz w:val="22"/>
+        </w:rPr>
+      </w:pPr>
+      <w:r>
+        <w:rPr>
+          <w:rFonts w:ascii="Arial" w:hAnsi="Arial" w:cs="Arial"/>
+          <w:bCs/>
+          <w:color w:val="000000"/>
+          <w:sz w:val="22"/>
+        </w:rPr>
+        <w:t>C. Are there</w:t>
+      </w:r>
+    </w:p>
+    <w:p>
+      <w:pPr>
+        <w:keepNext/>
+        <w:shd w:val="clear" w:color="000000" w:fill="auto"/>
+        <w:spacing w:before="120" w:after="60"/>
+        <w:rPr>
+          <w:rFonts w:ascii="Arial" w:hAnsi="Arial" w:cs="Arial"/>
+          <w:bCs/>
+          <w:color w:val="000000"/>
+          <w:sz w:val="22"/>
+        </w:rPr>
+      </w:pPr>
+      <w:r>
+        <w:rPr>
+          <w:rFonts w:ascii="Arial" w:hAnsi="Arial" w:cs="Arial"/>
+          <w:bCs/>
+          <w:color w:val="000000"/>
+          <w:sz w:val="22"/>
+        </w:rPr>
+        <w:t>10. ______ any restaurants nearby?</w:t>
+      </w:r>
+    </w:p>
+    <w:p>
+      <w:pPr>
+        <w:keepNext/>
+        <w:shd w:val="clear" w:color="000000" w:fill="auto"/>
+        <w:spacing w:after="40"/>
+        <w:ind w:left="340"/>
+        <w:rPr>
+          <w:rFonts w:ascii="Arial" w:hAnsi="Arial" w:cs="Arial"/>
+          <w:bCs/>
+          <w:color w:val="000000"/>
+          <w:sz w:val="22"/>
+        </w:rPr>
+      </w:pPr>
+      <w:r>
+        <w:rPr>
+          <w:rFonts w:ascii="Arial" w:hAnsi="Arial" w:cs="Arial"/>
+          <w:bCs/>
+          <w:color w:val="000000"/>
+          <w:sz w:val="22"/>
+        </w:rPr>
+        <w:t>A. Is there</w:t>
+      </w:r>
+    </w:p>
+    <w:p>
+      <w:pPr>
+        <w:keepNext/>
+        <w:shd w:val="clear" w:color="000000" w:fill="auto"/>
+        <w:spacing w:after="40"/>
+        <w:ind w:left="340"/>
+        <w:rPr>
+          <w:rFonts w:ascii="Arial" w:hAnsi="Arial" w:cs="Arial"/>
+          <w:bCs/>
+          <w:color w:val="000000"/>
+          <w:sz w:val="22"/>
+        </w:rPr>
+      </w:pPr>
+      <w:r>
+        <w:rPr>
+          <w:rFonts w:ascii="Arial" w:hAnsi="Arial" w:cs="Arial"/>
+          <w:bCs/>
+          <w:color w:val="000000"/>
+          <w:sz w:val="22"/>
+        </w:rPr>
+        <w:t>B. There are</w:t>
+      </w:r>
+    </w:p>
+    <w:p>
+      <w:pPr>
+        <w:keepNext/>
+        <w:shd w:val="clear" w:color="000000" w:fill="auto"/>
+        <w:spacing w:after="40"/>
+        <w:ind w:left="340"/>
+        <w:rPr>
+          <w:rFonts w:ascii="Arial" w:hAnsi="Arial" w:cs="Arial"/>
+          <w:bCs/>
+          <w:color w:val="000000"/>
+          <w:sz w:val="22"/>
+        </w:rPr>
+      </w:pPr>
+      <w:r>
+        <w:rPr>
+          <w:rFonts w:ascii="Arial" w:hAnsi="Arial" w:cs="Arial"/>
+          <w:bCs/>
+          <w:color w:val="000000"/>
+          <w:sz w:val="22"/>
+        </w:rPr>
+        <w:t>C. Are there</w:t>
+      </w:r>
+    </w:p>
+    <w:p>
+      <w:pPr>
+        <w:keepNext/>
+        <w:shd w:val="clear" w:color="000000" w:fill="auto"/>
+        <w:spacing w:before="280" w:after="80"/>
+        <w:rPr>
+          <w:rFonts w:ascii="Arial" w:hAnsi="Arial" w:cs="Arial"/>
           <w:b/>
           <w:bCs/>
-        </w:rPr>
-      </w:pPr>
-      <w:r>
-        <w:rPr>
+          <w:color w:val="000000"/>
+        </w:rPr>
+      </w:pPr>
+      <w:r>
+        <w:rPr>
+          <w:rFonts w:ascii="Arial" w:hAnsi="Arial" w:cs="Arial"/>
           <w:b/>
           <w:bCs/>
-        </w:rPr>
-        <w:t>PHẦN 1. CHỌN ĐÁP ÁN ĐÚNG (10 điểm)</w:t>
-      </w:r>
-    </w:p>
-    <w:p>
-      <w:pPr>
-        <w:numPr>
-          <w:ilvl w:val="0"/>
-          <w:numId w:val="1"/>
-        </w:numPr>
-      </w:pPr>
-      <w:r>
-        <w:t>______ a book on the table.</w:t>
-      </w:r>
-    </w:p>
-    <w:p>
-      <w:pPr>
-        <w:numPr>
-          <w:ilvl w:val="0"/>
-          <w:numId w:val="2"/>
-        </w:numPr>
-      </w:pPr>
-      <w:r>
-        <w:t>A. There is</w:t>
-      </w:r>
-    </w:p>
-    <w:p>
-      <w:pPr>
-        <w:numPr>
-          <w:ilvl w:val="0"/>
-          <w:numId w:val="2"/>
-        </w:numPr>
-      </w:pPr>
-      <w:r>
-        <w:t>B. There are</w:t>
-      </w:r>
-    </w:p>
-    <w:p>
-      <w:pPr>
-        <w:numPr>
-          <w:ilvl w:val="0"/>
-          <w:numId w:val="2"/>
-        </w:numPr>
-      </w:pPr>
-      <w:r>
-        <w:t>C. Are there</w:t>
-      </w:r>
-    </w:p>
-    <w:p>
-      <w:pPr>
-        <w:numPr>
-          <w:ilvl w:val="0"/>
-          <w:numId w:val="3"/>
-        </w:numPr>
-      </w:pPr>
-      <w:r>
-        <w:t>______ three students in the classroom.</w:t>
-      </w:r>
-    </w:p>
-    <w:p>
-      <w:pPr>
-        <w:numPr>
-          <w:ilvl w:val="0"/>
-          <w:numId w:val="4"/>
-        </w:numPr>
-      </w:pPr>
-      <w:r>
-        <w:t>A. There is</w:t>
-      </w:r>
-    </w:p>
-    <w:p>
-      <w:pPr>
-        <w:numPr>
-          <w:ilvl w:val="0"/>
-          <w:numId w:val="4"/>
-        </w:numPr>
-      </w:pPr>
-      <w:r>
-        <w:t>B. There are</w:t>
-      </w:r>
-    </w:p>
-    <w:p>
-      <w:pPr>
-        <w:numPr>
-          <w:ilvl w:val="0"/>
-          <w:numId w:val="4"/>
-        </w:numPr>
-      </w:pPr>
-      <w:r>
-        <w:t>C. Is there</w:t>
-      </w:r>
-    </w:p>
-    <w:p>
-      <w:pPr>
-        <w:numPr>
-          <w:ilvl w:val="0"/>
-          <w:numId w:val="5"/>
-        </w:numPr>
-      </w:pPr>
-      <w:r>
-        <w:t>______ any milk in the fridge?</w:t>
-      </w:r>
-    </w:p>
-    <w:p>
-      <w:pPr>
-        <w:numPr>
-          <w:ilvl w:val="0"/>
-          <w:numId w:val="6"/>
-        </w:numPr>
-      </w:pPr>
-      <w:r>
-        <w:t>A. Is there</w:t>
-      </w:r>
-    </w:p>
-    <w:p>
-      <w:pPr>
-        <w:numPr>
-          <w:ilvl w:val="0"/>
-          <w:numId w:val="6"/>
-        </w:numPr>
-      </w:pPr>
-      <w:r>
-        <w:t>B. Are there</w:t>
-      </w:r>
-    </w:p>
-    <w:p>
-      <w:pPr>
-        <w:numPr>
-          <w:ilvl w:val="0"/>
-          <w:numId w:val="6"/>
-        </w:numPr>
-      </w:pPr>
-      <w:r>
-        <w:t>C. There are</w:t>
-      </w:r>
-    </w:p>
-    <w:p>
-      <w:pPr>
-        <w:numPr>
-          <w:ilvl w:val="0"/>
-          <w:numId w:val="7"/>
-        </w:numPr>
-      </w:pPr>
-      <w:r>
-        <w:t>______ two bedrooms in the house?</w:t>
-      </w:r>
-    </w:p>
-    <w:p>
-      <w:pPr>
-        <w:numPr>
-          <w:ilvl w:val="0"/>
-          <w:numId w:val="8"/>
-        </w:numPr>
-      </w:pPr>
-      <w:r>
-        <w:t>A. Is there</w:t>
-      </w:r>
-    </w:p>
-    <w:p>
-      <w:pPr>
-        <w:numPr>
-          <w:ilvl w:val="0"/>
-          <w:numId w:val="8"/>
-        </w:numPr>
-      </w:pPr>
-      <w:r>
-        <w:t>B. Are there</w:t>
-      </w:r>
-    </w:p>
-    <w:p>
-      <w:pPr>
-        <w:numPr>
-          <w:ilvl w:val="0"/>
-          <w:numId w:val="8"/>
-        </w:numPr>
-      </w:pPr>
-      <w:r>
-        <w:t>C. There is</w:t>
-      </w:r>
-    </w:p>
-    <w:p>
-      <w:pPr>
-        <w:numPr>
-          <w:ilvl w:val="0"/>
-          <w:numId w:val="9"/>
-        </w:numPr>
-      </w:pPr>
-      <w:r>
-        <w:t>There ______ a cat under the chair.</w:t>
-      </w:r>
-    </w:p>
-    <w:p>
-      <w:pPr>
-        <w:numPr>
-          <w:ilvl w:val="0"/>
-          <w:numId w:val="10"/>
-        </w:numPr>
-      </w:pPr>
-      <w:r>
-        <w:t>A. is</w:t>
-      </w:r>
-    </w:p>
-    <w:p>
-      <w:pPr>
-        <w:numPr>
-          <w:ilvl w:val="0"/>
-          <w:numId w:val="10"/>
-        </w:numPr>
-      </w:pPr>
-      <w:r>
-        <w:t>B. are</w:t>
-      </w:r>
-    </w:p>
-    <w:p>
-      <w:pPr>
-        <w:numPr>
-          <w:ilvl w:val="0"/>
-          <w:numId w:val="10"/>
-        </w:numPr>
-      </w:pPr>
-      <w:r>
-        <w:t>C. am</w:t>
-      </w:r>
-    </w:p>
-    <w:p>
-      <w:pPr>
-        <w:numPr>
-          <w:ilvl w:val="0"/>
-          <w:numId w:val="11"/>
-        </w:numPr>
-      </w:pPr>
-      <w:r>
-        <w:t>There ______ many trees in the park.</w:t>
-      </w:r>
-    </w:p>
-    <w:p>
-      <w:pPr>
-        <w:numPr>
-          <w:ilvl w:val="0"/>
-          <w:numId w:val="12"/>
-        </w:numPr>
-      </w:pPr>
-      <w:r>
+          <w:color w:val="000000"/>
+        </w:rPr>
+        <w:t>PHẦN 2. ĐIỀN THERE IS HOẶC THERE ARE (10 điểm)</w:t>
+      </w:r>
+    </w:p>
+    <w:p>
+      <w:pPr>
+        <w:keepNext/>
+        <w:shd w:val="clear" w:color="000000" w:fill="auto"/>
+        <w:spacing w:after="80"/>
+        <w:rPr>
+          <w:rFonts w:ascii="Arial" w:hAnsi="Arial" w:cs="Arial"/>
+          <w:bCs/>
+          <w:i/>
+          <w:color w:val="000000"/>
+          <w:sz w:val="22"/>
+        </w:rPr>
+      </w:pPr>
+      <w:r>
+        <w:rPr>
+          <w:rFonts w:ascii="Arial" w:hAnsi="Arial" w:cs="Arial"/>
+          <w:bCs/>
+          <w:i/>
+          <w:color w:val="000000"/>
+          <w:sz w:val="22"/>
+        </w:rPr>
+        <w:t>Hướng dẫn: Điền từ hoặc cấu trúc phù hợp vào mỗi chỗ trống.</w:t>
+      </w:r>
+    </w:p>
+    <w:p>
+      <w:pPr>
+        <w:keepNext/>
+        <w:shd w:val="clear" w:color="000000" w:fill="auto"/>
+        <w:spacing w:before="120" w:after="60"/>
+        <w:rPr>
+          <w:rFonts w:ascii="Arial" w:hAnsi="Arial" w:cs="Arial"/>
+          <w:bCs/>
+          <w:color w:val="000000"/>
+          <w:sz w:val="22"/>
+        </w:rPr>
+      </w:pPr>
+      <w:r>
+        <w:rPr>
+          <w:rFonts w:ascii="Arial" w:hAnsi="Arial" w:cs="Arial"/>
+          <w:bCs/>
+          <w:color w:val="000000"/>
+          <w:sz w:val="22"/>
+        </w:rPr>
+        <w:t>1. ______ a dog in the garden.</w:t>
+      </w:r>
+    </w:p>
+    <w:p>
+      <w:pPr>
+        <w:keepNext/>
+        <w:shd w:val="clear" w:color="000000" w:fill="auto"/>
+        <w:spacing w:before="120" w:after="60"/>
+        <w:rPr>
+          <w:rFonts w:ascii="Arial" w:hAnsi="Arial" w:cs="Arial"/>
+          <w:bCs/>
+          <w:color w:val="000000"/>
+          <w:sz w:val="22"/>
+        </w:rPr>
+      </w:pPr>
+      <w:r>
+        <w:rPr>
+          <w:rFonts w:ascii="Arial" w:hAnsi="Arial" w:cs="Arial"/>
+          <w:bCs/>
+          <w:color w:val="000000"/>
+          <w:sz w:val="22"/>
+        </w:rPr>
+        <w:t>2. ______ two chairs in the room.</w:t>
+      </w:r>
+    </w:p>
+    <w:p>
+      <w:pPr>
+        <w:keepNext/>
+        <w:shd w:val="clear" w:color="000000" w:fill="auto"/>
+        <w:spacing w:before="120" w:after="60"/>
+        <w:rPr>
+          <w:rFonts w:ascii="Arial" w:hAnsi="Arial" w:cs="Arial"/>
+          <w:bCs/>
+          <w:color w:val="000000"/>
+          <w:sz w:val="22"/>
+        </w:rPr>
+      </w:pPr>
+      <w:r>
+        <w:rPr>
+          <w:rFonts w:ascii="Arial" w:hAnsi="Arial" w:cs="Arial"/>
+          <w:bCs/>
+          <w:color w:val="000000"/>
+          <w:sz w:val="22"/>
+        </w:rPr>
+        <w:t>3. ______ some water in the glass.</w:t>
+      </w:r>
+    </w:p>
+    <w:p>
+      <w:pPr>
+        <w:keepNext/>
+        <w:shd w:val="clear" w:color="000000" w:fill="auto"/>
+        <w:spacing w:before="120" w:after="60"/>
+        <w:rPr>
+          <w:rFonts w:ascii="Arial" w:hAnsi="Arial" w:cs="Arial"/>
+          <w:bCs/>
+          <w:color w:val="000000"/>
+          <w:sz w:val="22"/>
+        </w:rPr>
+      </w:pPr>
+      <w:r>
+        <w:rPr>
+          <w:rFonts w:ascii="Arial" w:hAnsi="Arial" w:cs="Arial"/>
+          <w:bCs/>
+          <w:color w:val="000000"/>
+          <w:sz w:val="22"/>
+        </w:rPr>
+        <w:t>4. ______ five books on the shelf.</w:t>
+      </w:r>
+    </w:p>
+    <w:p>
+      <w:pPr>
+        <w:keepNext/>
+        <w:shd w:val="clear" w:color="000000" w:fill="auto"/>
+        <w:spacing w:before="120" w:after="60"/>
+        <w:rPr>
+          <w:rFonts w:ascii="Arial" w:hAnsi="Arial" w:cs="Arial"/>
+          <w:bCs/>
+          <w:color w:val="000000"/>
+          <w:sz w:val="22"/>
+        </w:rPr>
+      </w:pPr>
+      <w:r>
+        <w:rPr>
+          <w:rFonts w:ascii="Arial" w:hAnsi="Arial" w:cs="Arial"/>
+          <w:bCs/>
+          <w:color w:val="000000"/>
+          <w:sz w:val="22"/>
+        </w:rPr>
+        <w:t>5. ______ a computer on the desk.</w:t>
+      </w:r>
+    </w:p>
+    <w:p>
+      <w:pPr>
+        <w:keepNext/>
+        <w:shd w:val="clear" w:color="000000" w:fill="auto"/>
+        <w:spacing w:before="120" w:after="60"/>
+        <w:rPr>
+          <w:rFonts w:ascii="Arial" w:hAnsi="Arial" w:cs="Arial"/>
+          <w:bCs/>
+          <w:color w:val="000000"/>
+          <w:sz w:val="22"/>
+        </w:rPr>
+      </w:pPr>
+      <w:r>
+        <w:rPr>
+          <w:rFonts w:ascii="Arial" w:hAnsi="Arial" w:cs="Arial"/>
+          <w:bCs/>
+          <w:color w:val="000000"/>
+          <w:sz w:val="22"/>
+        </w:rPr>
+        <w:t>6. ______ many people in the park.</w:t>
+      </w:r>
+    </w:p>
+    <w:p>
+      <w:pPr>
+        <w:keepNext/>
+        <w:shd w:val="clear" w:color="000000" w:fill="auto"/>
+        <w:spacing w:before="120" w:after="60"/>
+        <w:rPr>
+          <w:rFonts w:ascii="Arial" w:hAnsi="Arial" w:cs="Arial"/>
+          <w:bCs/>
+          <w:color w:val="000000"/>
+          <w:sz w:val="22"/>
+        </w:rPr>
+      </w:pPr>
+      <w:r>
+        <w:rPr>
+          <w:rFonts w:ascii="Arial" w:hAnsi="Arial" w:cs="Arial"/>
+          <w:bCs/>
+          <w:color w:val="000000"/>
+          <w:sz w:val="22"/>
+        </w:rPr>
+        <w:t>7. ______ some milk in the fridge.</w:t>
+      </w:r>
+    </w:p>
+    <w:p>
+      <w:pPr>
+        <w:keepNext/>
+        <w:shd w:val="clear" w:color="000000" w:fill="auto"/>
+        <w:spacing w:before="120" w:after="60"/>
+        <w:rPr>
+          <w:rFonts w:ascii="Arial" w:hAnsi="Arial" w:cs="Arial"/>
+          <w:bCs/>
+          <w:color w:val="000000"/>
+          <w:sz w:val="22"/>
+        </w:rPr>
+      </w:pPr>
+      <w:r>
+        <w:rPr>
+          <w:rFonts w:ascii="Arial" w:hAnsi="Arial" w:cs="Arial"/>
+          <w:bCs/>
+          <w:color w:val="000000"/>
+          <w:sz w:val="22"/>
+        </w:rPr>
+        <w:t>8. ______ three windows in the classroom.</w:t>
+      </w:r>
+    </w:p>
+    <w:p>
+      <w:pPr>
+        <w:keepNext/>
+        <w:shd w:val="clear" w:color="000000" w:fill="auto"/>
+        <w:spacing w:before="120" w:after="60"/>
+        <w:rPr>
+          <w:rFonts w:ascii="Arial" w:hAnsi="Arial" w:cs="Arial"/>
+          <w:bCs/>
+          <w:color w:val="000000"/>
+          <w:sz w:val="22"/>
+        </w:rPr>
+      </w:pPr>
+      <w:r>
+        <w:rPr>
+          <w:rFonts w:ascii="Arial" w:hAnsi="Arial" w:cs="Arial"/>
+          <w:bCs/>
+          <w:color w:val="000000"/>
+          <w:sz w:val="22"/>
+        </w:rPr>
+        <w:t>9. ______ a bus stop near my house.</w:t>
+      </w:r>
+    </w:p>
+    <w:p>
+      <w:pPr>
+        <w:keepNext/>
+        <w:shd w:val="clear" w:color="000000" w:fill="auto"/>
+        <w:spacing w:before="120" w:after="60"/>
+        <w:rPr>
+          <w:rFonts w:ascii="Arial" w:hAnsi="Arial" w:cs="Arial"/>
+          <w:bCs/>
+          <w:color w:val="000000"/>
+          <w:sz w:val="22"/>
+        </w:rPr>
+      </w:pPr>
+      <w:r>
+        <w:rPr>
+          <w:rFonts w:ascii="Arial" w:hAnsi="Arial" w:cs="Arial"/>
+          <w:bCs/>
+          <w:color w:val="000000"/>
+          <w:sz w:val="22"/>
+        </w:rPr>
+        <w:t>10. ______ many flowers in the garden.</w:t>
+      </w:r>
+    </w:p>
+    <w:p>
+      <w:pPr>
+        <w:keepNext/>
+        <w:shd w:val="clear" w:color="000000" w:fill="auto"/>
+        <w:spacing w:before="280" w:after="80"/>
+        <w:rPr>
+          <w:rFonts w:ascii="Arial" w:hAnsi="Arial" w:cs="Arial"/>
+          <w:b/>
+          <w:bCs/>
+          <w:color w:val="000000"/>
+        </w:rPr>
+      </w:pPr>
+      <w:r>
+        <w:rPr>
+          <w:rFonts w:ascii="Arial" w:hAnsi="Arial" w:cs="Arial"/>
+          <w:b/>
+          <w:bCs/>
+          <w:color w:val="000000"/>
+        </w:rPr>
+        <w:t>PHẦN 3. VIẾT CÂU PHỦ ĐỊNH (10 điểm)</w:t>
+      </w:r>
+    </w:p>
+    <w:p>
+      <w:pPr>
+        <w:keepNext/>
+        <w:shd w:val="clear" w:color="000000" w:fill="auto"/>
+        <w:spacing w:after="80"/>
+        <w:rPr>
+          <w:rFonts w:ascii="Arial" w:hAnsi="Arial" w:cs="Arial"/>
+          <w:bCs/>
+          <w:i/>
+          <w:color w:val="000000"/>
+          <w:sz w:val="22"/>
+        </w:rPr>
+      </w:pPr>
+      <w:r>
+        <w:rPr>
+          <w:rFonts w:ascii="Arial" w:hAnsi="Arial" w:cs="Arial"/>
+          <w:bCs/>
+          <w:i/>
+          <w:color w:val="000000"/>
+          <w:sz w:val="22"/>
+        </w:rPr>
+        <w:t>Hướng dẫn: Hoàn thành từng câu theo yêu cầu của phần.</w:t>
+      </w:r>
+    </w:p>
+    <w:p>
+      <w:pPr>
+        <w:keepNext/>
+        <w:shd w:val="clear" w:color="000000" w:fill="auto"/>
+        <w:spacing w:before="280" w:after="80"/>
+        <w:rPr>
+          <w:rFonts w:ascii="Arial" w:hAnsi="Arial" w:cs="Arial"/>
+          <w:bCs/>
+          <w:color w:val="000000"/>
+          <w:sz w:val="22"/>
+        </w:rPr>
+      </w:pPr>
+      <w:r>
+        <w:rPr>
+          <w:rFonts w:ascii="Arial" w:hAnsi="Arial" w:cs="Arial"/>
+          <w:bCs/>
+          <w:color w:val="000000"/>
+          <w:sz w:val="22"/>
+        </w:rPr>
+        <w:t>1. There is a cat in the room. → ______________________________</w:t>
+      </w:r>
+    </w:p>
+    <w:p>
+      <w:pPr>
+        <w:keepNext/>
+        <w:shd w:val="clear" w:color="000000" w:fill="auto"/>
+        <w:spacing w:before="280" w:after="80"/>
+        <w:rPr>
+          <w:rFonts w:ascii="Arial" w:hAnsi="Arial" w:cs="Arial"/>
+          <w:bCs/>
+          <w:color w:val="000000"/>
+          <w:sz w:val="22"/>
+        </w:rPr>
+      </w:pPr>
+      <w:r>
+        <w:rPr>
+          <w:rFonts w:ascii="Arial" w:hAnsi="Arial" w:cs="Arial"/>
+          <w:bCs/>
+          <w:color w:val="000000"/>
+          <w:sz w:val="22"/>
+        </w:rPr>
+        <w:t>2. There are two cars outside. → ______________________________</w:t>
+      </w:r>
+    </w:p>
+    <w:p>
+      <w:pPr>
+        <w:keepNext/>
+        <w:shd w:val="clear" w:color="000000" w:fill="auto"/>
+        <w:spacing w:before="280" w:after="80"/>
+        <w:rPr>
+          <w:rFonts w:ascii="Arial" w:hAnsi="Arial" w:cs="Arial"/>
+          <w:bCs/>
+          <w:color w:val="000000"/>
+          <w:sz w:val="22"/>
+        </w:rPr>
+      </w:pPr>
+      <w:r>
+        <w:rPr>
+          <w:rFonts w:ascii="Arial" w:hAnsi="Arial" w:cs="Arial"/>
+          <w:bCs/>
+          <w:color w:val="000000"/>
+          <w:sz w:val="22"/>
+        </w:rPr>
+        <w:t>3. There is some milk in the fridge. → ______________________________</w:t>
+      </w:r>
+    </w:p>
+    <w:p>
+      <w:pPr>
+        <w:keepNext/>
+        <w:shd w:val="clear" w:color="000000" w:fill="auto"/>
+        <w:spacing w:before="280" w:after="80"/>
+        <w:rPr>
+          <w:rFonts w:ascii="Arial" w:hAnsi="Arial" w:cs="Arial"/>
+          <w:bCs/>
+          <w:color w:val="000000"/>
+          <w:sz w:val="22"/>
+        </w:rPr>
+      </w:pPr>
+      <w:r>
+        <w:rPr>
+          <w:rFonts w:ascii="Arial" w:hAnsi="Arial" w:cs="Arial"/>
+          <w:bCs/>
+          <w:color w:val="000000"/>
+          <w:sz w:val="22"/>
+        </w:rPr>
+        <w:t>4. There are some books on the desk. → ______________________________</w:t>
+      </w:r>
+    </w:p>
+    <w:p>
+      <w:pPr>
+        <w:keepNext/>
+        <w:shd w:val="clear" w:color="000000" w:fill="auto"/>
+        <w:spacing w:before="280" w:after="80"/>
+        <w:rPr>
+          <w:rFonts w:ascii="Arial" w:hAnsi="Arial" w:cs="Arial"/>
+          <w:bCs/>
+          <w:color w:val="000000"/>
+          <w:sz w:val="22"/>
+        </w:rPr>
+      </w:pPr>
+      <w:r>
+        <w:rPr>
+          <w:rFonts w:ascii="Arial" w:hAnsi="Arial" w:cs="Arial"/>
+          <w:bCs/>
+          <w:color w:val="000000"/>
+          <w:sz w:val="22"/>
+        </w:rPr>
+        <w:t>5. There is a bank near here. → ______________________________</w:t>
+      </w:r>
+    </w:p>
+    <w:p>
+      <w:pPr>
+        <w:keepNext/>
+        <w:shd w:val="clear" w:color="000000" w:fill="auto"/>
+        <w:spacing w:before="280" w:after="80"/>
+        <w:rPr>
+          <w:rFonts w:ascii="Arial" w:hAnsi="Arial" w:cs="Arial"/>
+          <w:bCs/>
+          <w:color w:val="000000"/>
+          <w:sz w:val="22"/>
+        </w:rPr>
+      </w:pPr>
+      <w:r>
+        <w:rPr>
+          <w:rFonts w:ascii="Arial" w:hAnsi="Arial" w:cs="Arial"/>
+          <w:bCs/>
+          <w:color w:val="000000"/>
+          <w:sz w:val="22"/>
+        </w:rPr>
         <w:lastRenderedPageBreak/>
-        <w:t>A. is</w:t>
-      </w:r>
-    </w:p>
-    <w:p>
-      <w:pPr>
-        <w:numPr>
-          <w:ilvl w:val="0"/>
-          <w:numId w:val="12"/>
-        </w:numPr>
-      </w:pPr>
-      <w:r>
-        <w:t>B. are</w:t>
-      </w:r>
-    </w:p>
-    <w:p>
-      <w:pPr>
-        <w:numPr>
-          <w:ilvl w:val="0"/>
-          <w:numId w:val="12"/>
-        </w:numPr>
-      </w:pPr>
-      <w:r>
-        <w:t>C. be</w:t>
-      </w:r>
-    </w:p>
-    <w:p>
-      <w:pPr>
-        <w:numPr>
-          <w:ilvl w:val="0"/>
-          <w:numId w:val="13"/>
-        </w:numPr>
-      </w:pPr>
-      <w:r>
-        <w:t>There isn't ______ water in the bottle.</w:t>
-      </w:r>
-    </w:p>
-    <w:p>
-      <w:pPr>
-        <w:numPr>
-          <w:ilvl w:val="0"/>
-          <w:numId w:val="14"/>
-        </w:numPr>
-      </w:pPr>
-      <w:r>
-        <w:t>A. some</w:t>
-      </w:r>
-    </w:p>
-    <w:p>
-      <w:pPr>
-        <w:numPr>
-          <w:ilvl w:val="0"/>
-          <w:numId w:val="14"/>
-        </w:numPr>
-      </w:pPr>
-      <w:r>
-        <w:t>B. any</w:t>
-      </w:r>
-    </w:p>
-    <w:p>
-      <w:pPr>
-        <w:numPr>
-          <w:ilvl w:val="0"/>
-          <w:numId w:val="14"/>
-        </w:numPr>
-      </w:pPr>
-      <w:r>
-        <w:t>C. many</w:t>
-      </w:r>
-    </w:p>
-    <w:p>
-      <w:pPr>
-        <w:numPr>
-          <w:ilvl w:val="0"/>
-          <w:numId w:val="15"/>
-        </w:numPr>
-      </w:pPr>
-      <w:r>
-        <w:t>There are ______ books on the desk.</w:t>
-      </w:r>
-    </w:p>
-    <w:p>
-      <w:pPr>
-        <w:numPr>
-          <w:ilvl w:val="0"/>
-          <w:numId w:val="16"/>
-        </w:numPr>
-      </w:pPr>
-      <w:r>
-        <w:t>A. some</w:t>
-      </w:r>
-    </w:p>
-    <w:p>
-      <w:pPr>
-        <w:numPr>
-          <w:ilvl w:val="0"/>
-          <w:numId w:val="16"/>
-        </w:numPr>
-      </w:pPr>
-      <w:r>
-        <w:t>B. any</w:t>
-      </w:r>
-    </w:p>
-    <w:p>
-      <w:pPr>
-        <w:numPr>
-          <w:ilvl w:val="0"/>
-          <w:numId w:val="16"/>
-        </w:numPr>
-      </w:pPr>
-      <w:r>
-        <w:t>C. a</w:t>
-      </w:r>
-    </w:p>
-    <w:p>
-      <w:pPr>
-        <w:numPr>
-          <w:ilvl w:val="0"/>
-          <w:numId w:val="17"/>
-        </w:numPr>
-      </w:pPr>
-      <w:r>
-        <w:t>______ a supermarket near here?</w:t>
-      </w:r>
-    </w:p>
-    <w:p>
-      <w:pPr>
-        <w:numPr>
-          <w:ilvl w:val="0"/>
-          <w:numId w:val="18"/>
-        </w:numPr>
-      </w:pPr>
-      <w:r>
-        <w:t>A. There is</w:t>
-      </w:r>
-    </w:p>
-    <w:p>
-      <w:pPr>
-        <w:numPr>
-          <w:ilvl w:val="0"/>
-          <w:numId w:val="18"/>
-        </w:numPr>
-      </w:pPr>
-      <w:r>
-        <w:t>B. Is there</w:t>
-      </w:r>
-    </w:p>
-    <w:p>
-      <w:pPr>
-        <w:numPr>
-          <w:ilvl w:val="0"/>
-          <w:numId w:val="18"/>
-        </w:numPr>
-      </w:pPr>
-      <w:r>
-        <w:t>C. Are there</w:t>
-      </w:r>
-    </w:p>
-    <w:p>
-      <w:pPr>
-        <w:numPr>
-          <w:ilvl w:val="0"/>
-          <w:numId w:val="19"/>
-        </w:numPr>
-      </w:pPr>
-      <w:r>
-        <w:t>______ any restaurants nearby?</w:t>
-      </w:r>
-    </w:p>
-    <w:p>
-      <w:pPr>
-        <w:numPr>
-          <w:ilvl w:val="0"/>
-          <w:numId w:val="20"/>
-        </w:numPr>
-      </w:pPr>
-      <w:r>
-        <w:t>A. Is there</w:t>
-      </w:r>
-    </w:p>
-    <w:p>
-      <w:pPr>
-        <w:numPr>
-          <w:ilvl w:val="0"/>
-          <w:numId w:val="20"/>
-        </w:numPr>
-      </w:pPr>
-      <w:r>
-        <w:t>B. There are</w:t>
-      </w:r>
-    </w:p>
-    <w:p>
-      <w:pPr>
-        <w:numPr>
-          <w:ilvl w:val="0"/>
-          <w:numId w:val="20"/>
-        </w:numPr>
-      </w:pPr>
-      <w:r>
-        <w:t>C. Are there</w:t>
-      </w:r>
-    </w:p>
-    <w:p>
-      <w:pPr>
-        <w:rPr>
+        <w:t>6. There are three students in the classroom. → ______________________________</w:t>
+      </w:r>
+    </w:p>
+    <w:p>
+      <w:pPr>
+        <w:keepNext/>
+        <w:shd w:val="clear" w:color="000000" w:fill="auto"/>
+        <w:spacing w:before="280" w:after="80"/>
+        <w:rPr>
+          <w:rFonts w:ascii="Arial" w:hAnsi="Arial" w:cs="Arial"/>
+          <w:bCs/>
+          <w:color w:val="000000"/>
+          <w:sz w:val="22"/>
+        </w:rPr>
+      </w:pPr>
+      <w:r>
+        <w:rPr>
+          <w:rFonts w:ascii="Arial" w:hAnsi="Arial" w:cs="Arial"/>
+          <w:bCs/>
+          <w:color w:val="000000"/>
+          <w:sz w:val="22"/>
+        </w:rPr>
+        <w:t>7. There is a computer in the office. → ______________________________</w:t>
+      </w:r>
+    </w:p>
+    <w:p>
+      <w:pPr>
+        <w:keepNext/>
+        <w:shd w:val="clear" w:color="000000" w:fill="auto"/>
+        <w:spacing w:before="280" w:after="80"/>
+        <w:rPr>
+          <w:rFonts w:ascii="Arial" w:hAnsi="Arial" w:cs="Arial"/>
+          <w:bCs/>
+          <w:color w:val="000000"/>
+          <w:sz w:val="22"/>
+        </w:rPr>
+      </w:pPr>
+      <w:r>
+        <w:rPr>
+          <w:rFonts w:ascii="Arial" w:hAnsi="Arial" w:cs="Arial"/>
+          <w:bCs/>
+          <w:color w:val="000000"/>
+          <w:sz w:val="22"/>
+        </w:rPr>
+        <w:t>8. There are many trees in the park. → ______________________________</w:t>
+      </w:r>
+    </w:p>
+    <w:p>
+      <w:pPr>
+        <w:keepNext/>
+        <w:shd w:val="clear" w:color="000000" w:fill="auto"/>
+        <w:spacing w:before="280" w:after="80"/>
+        <w:rPr>
+          <w:rFonts w:ascii="Arial" w:hAnsi="Arial" w:cs="Arial"/>
+          <w:bCs/>
+          <w:color w:val="000000"/>
+          <w:sz w:val="22"/>
+        </w:rPr>
+      </w:pPr>
+      <w:r>
+        <w:rPr>
+          <w:rFonts w:ascii="Arial" w:hAnsi="Arial" w:cs="Arial"/>
+          <w:bCs/>
+          <w:color w:val="000000"/>
+          <w:sz w:val="22"/>
+        </w:rPr>
+        <w:t>9. There is some water in the bottle. → ______________________________</w:t>
+      </w:r>
+    </w:p>
+    <w:p>
+      <w:pPr>
+        <w:keepNext/>
+        <w:shd w:val="clear" w:color="000000" w:fill="auto"/>
+        <w:spacing w:before="280" w:after="80"/>
+        <w:rPr>
+          <w:rFonts w:ascii="Arial" w:hAnsi="Arial" w:cs="Arial"/>
+          <w:bCs/>
+          <w:color w:val="000000"/>
+          <w:sz w:val="22"/>
+        </w:rPr>
+      </w:pPr>
+      <w:r>
+        <w:rPr>
+          <w:rFonts w:ascii="Arial" w:hAnsi="Arial" w:cs="Arial"/>
+          <w:bCs/>
+          <w:color w:val="000000"/>
+          <w:sz w:val="22"/>
+        </w:rPr>
+        <w:t>10. There are two bathrooms in the house. → ______________________________</w:t>
+      </w:r>
+    </w:p>
+    <w:p>
+      <w:pPr>
+        <w:keepNext/>
+        <w:shd w:val="clear" w:color="000000" w:fill="auto"/>
+        <w:spacing w:before="280" w:after="80"/>
+        <w:rPr>
+          <w:rFonts w:ascii="Arial" w:hAnsi="Arial" w:cs="Arial"/>
           <w:b/>
           <w:bCs/>
-        </w:rPr>
-      </w:pPr>
-      <w:r>
-        <w:rPr>
+          <w:color w:val="000000"/>
+        </w:rPr>
+      </w:pPr>
+      <w:r>
+        <w:rPr>
+          <w:rFonts w:ascii="Arial" w:hAnsi="Arial" w:cs="Arial"/>
           <w:b/>
           <w:bCs/>
-        </w:rPr>
-        <w:t>PHẦN 2. ĐIỀN THERE IS HOẶC THERE ARE (10 điểm)</w:t>
-      </w:r>
-    </w:p>
-    <w:p>
-      <w:pPr>
-        <w:numPr>
-          <w:ilvl w:val="0"/>
-          <w:numId w:val="21"/>
-        </w:numPr>
-      </w:pPr>
-      <w:r>
-        <w:t>______ a dog in the garden.</w:t>
-      </w:r>
-    </w:p>
-    <w:p>
-      <w:pPr>
-        <w:numPr>
-          <w:ilvl w:val="0"/>
-          <w:numId w:val="21"/>
-        </w:numPr>
-      </w:pPr>
-      <w:r>
-        <w:t>______ two chairs in the room.</w:t>
-      </w:r>
-    </w:p>
-    <w:p>
-      <w:pPr>
-        <w:numPr>
-          <w:ilvl w:val="0"/>
-          <w:numId w:val="21"/>
-        </w:numPr>
-      </w:pPr>
-      <w:r>
-        <w:t>______ some water in the glass.</w:t>
-      </w:r>
-    </w:p>
-    <w:p>
-      <w:pPr>
-        <w:numPr>
-          <w:ilvl w:val="0"/>
-          <w:numId w:val="21"/>
-        </w:numPr>
-      </w:pPr>
-      <w:r>
-        <w:t>______ five books on the shelf.</w:t>
-      </w:r>
-    </w:p>
-    <w:p>
-      <w:pPr>
-        <w:numPr>
-          <w:ilvl w:val="0"/>
-          <w:numId w:val="21"/>
-        </w:numPr>
-      </w:pPr>
-      <w:r>
-        <w:t>______ a computer on the desk.</w:t>
-      </w:r>
-    </w:p>
-    <w:p>
-      <w:pPr>
-        <w:numPr>
-          <w:ilvl w:val="0"/>
-          <w:numId w:val="21"/>
-        </w:numPr>
-      </w:pPr>
-      <w:r>
-        <w:t>______ many people in the park.</w:t>
-      </w:r>
-    </w:p>
-    <w:p>
-      <w:pPr>
-        <w:numPr>
-          <w:ilvl w:val="0"/>
-          <w:numId w:val="21"/>
-        </w:numPr>
-      </w:pPr>
-      <w:r>
-        <w:lastRenderedPageBreak/>
-        <w:t>______ some milk in the fridge.</w:t>
-      </w:r>
-    </w:p>
-    <w:p>
-      <w:pPr>
-        <w:numPr>
-          <w:ilvl w:val="0"/>
-          <w:numId w:val="21"/>
-        </w:numPr>
-      </w:pPr>
-      <w:r>
-        <w:t>______ three windows in the classroom.</w:t>
-      </w:r>
-    </w:p>
-    <w:p>
-      <w:pPr>
-        <w:numPr>
-          <w:ilvl w:val="0"/>
-          <w:numId w:val="21"/>
-        </w:numPr>
-      </w:pPr>
-      <w:r>
-        <w:t>______ a bus stop near my house.</w:t>
-      </w:r>
-    </w:p>
-    <w:p>
-      <w:pPr>
-        <w:numPr>
-          <w:ilvl w:val="0"/>
-          <w:numId w:val="21"/>
-        </w:numPr>
-      </w:pPr>
-      <w:r>
-        <w:t>______ many flowers in the garden.</w:t>
-      </w:r>
-    </w:p>
-    <w:p>
-      <w:pPr>
-        <w:rPr>
+          <w:color w:val="000000"/>
+        </w:rPr>
+        <w:t>PHẦN 4. VIẾT THÀNH CÂU HỎI (10 điểm)</w:t>
+      </w:r>
+    </w:p>
+    <w:p>
+      <w:pPr>
+        <w:keepNext/>
+        <w:shd w:val="clear" w:color="000000" w:fill="auto"/>
+        <w:spacing w:after="80"/>
+        <w:rPr>
+          <w:rFonts w:ascii="Arial" w:hAnsi="Arial" w:cs="Arial"/>
+          <w:bCs/>
+          <w:i/>
+          <w:color w:val="000000"/>
+          <w:sz w:val="22"/>
+        </w:rPr>
+      </w:pPr>
+      <w:r>
+        <w:rPr>
+          <w:rFonts w:ascii="Arial" w:hAnsi="Arial" w:cs="Arial"/>
+          <w:bCs/>
+          <w:i/>
+          <w:color w:val="000000"/>
+          <w:sz w:val="22"/>
+        </w:rPr>
+        <w:t>Hướng dẫn: Viết lại từng câu theo dạng được yêu cầu.</w:t>
+      </w:r>
+    </w:p>
+    <w:p>
+      <w:pPr>
+        <w:keepNext/>
+        <w:shd w:val="clear" w:color="000000" w:fill="auto"/>
+        <w:spacing w:before="280" w:after="80"/>
+        <w:rPr>
+          <w:rFonts w:ascii="Arial" w:hAnsi="Arial" w:cs="Arial"/>
+          <w:bCs/>
+          <w:color w:val="000000"/>
+          <w:sz w:val="22"/>
+        </w:rPr>
+      </w:pPr>
+      <w:r>
+        <w:rPr>
+          <w:rFonts w:ascii="Arial" w:hAnsi="Arial" w:cs="Arial"/>
+          <w:bCs/>
+          <w:color w:val="000000"/>
+          <w:sz w:val="22"/>
+        </w:rPr>
+        <w:t>1. There is a supermarket near here. → ______________________________</w:t>
+      </w:r>
+    </w:p>
+    <w:p>
+      <w:pPr>
+        <w:keepNext/>
+        <w:shd w:val="clear" w:color="000000" w:fill="auto"/>
+        <w:spacing w:before="280" w:after="80"/>
+        <w:rPr>
+          <w:rFonts w:ascii="Arial" w:hAnsi="Arial" w:cs="Arial"/>
+          <w:bCs/>
+          <w:color w:val="000000"/>
+          <w:sz w:val="22"/>
+        </w:rPr>
+      </w:pPr>
+      <w:r>
+        <w:rPr>
+          <w:rFonts w:ascii="Arial" w:hAnsi="Arial" w:cs="Arial"/>
+          <w:bCs/>
+          <w:color w:val="000000"/>
+          <w:sz w:val="22"/>
+        </w:rPr>
+        <w:t>2. There are two bedrooms in the house. → ______________________________</w:t>
+      </w:r>
+    </w:p>
+    <w:p>
+      <w:pPr>
+        <w:keepNext/>
+        <w:shd w:val="clear" w:color="000000" w:fill="auto"/>
+        <w:spacing w:before="280" w:after="80"/>
+        <w:rPr>
+          <w:rFonts w:ascii="Arial" w:hAnsi="Arial" w:cs="Arial"/>
+          <w:bCs/>
+          <w:color w:val="000000"/>
+          <w:sz w:val="22"/>
+        </w:rPr>
+      </w:pPr>
+      <w:r>
+        <w:rPr>
+          <w:rFonts w:ascii="Arial" w:hAnsi="Arial" w:cs="Arial"/>
+          <w:bCs/>
+          <w:color w:val="000000"/>
+          <w:sz w:val="22"/>
+        </w:rPr>
+        <w:t>3. There is a cat in the garden. → ______________________________</w:t>
+      </w:r>
+    </w:p>
+    <w:p>
+      <w:pPr>
+        <w:keepNext/>
+        <w:shd w:val="clear" w:color="000000" w:fill="auto"/>
+        <w:spacing w:before="280" w:after="80"/>
+        <w:rPr>
+          <w:rFonts w:ascii="Arial" w:hAnsi="Arial" w:cs="Arial"/>
+          <w:bCs/>
+          <w:color w:val="000000"/>
+          <w:sz w:val="22"/>
+        </w:rPr>
+      </w:pPr>
+      <w:r>
+        <w:rPr>
+          <w:rFonts w:ascii="Arial" w:hAnsi="Arial" w:cs="Arial"/>
+          <w:bCs/>
+          <w:color w:val="000000"/>
+          <w:sz w:val="22"/>
+        </w:rPr>
+        <w:t>4. There are some restaurants nearby. → ______________________________</w:t>
+      </w:r>
+    </w:p>
+    <w:p>
+      <w:pPr>
+        <w:keepNext/>
+        <w:shd w:val="clear" w:color="000000" w:fill="auto"/>
+        <w:spacing w:before="280" w:after="80"/>
+        <w:rPr>
+          <w:rFonts w:ascii="Arial" w:hAnsi="Arial" w:cs="Arial"/>
+          <w:bCs/>
+          <w:color w:val="000000"/>
+          <w:sz w:val="22"/>
+        </w:rPr>
+      </w:pPr>
+      <w:r>
+        <w:rPr>
+          <w:rFonts w:ascii="Arial" w:hAnsi="Arial" w:cs="Arial"/>
+          <w:bCs/>
+          <w:color w:val="000000"/>
+          <w:sz w:val="22"/>
+        </w:rPr>
+        <w:t>5. There is a bathroom upstairs. → ______________________________</w:t>
+      </w:r>
+    </w:p>
+    <w:p>
+      <w:pPr>
+        <w:keepNext/>
+        <w:shd w:val="clear" w:color="000000" w:fill="auto"/>
+        <w:spacing w:before="280" w:after="80"/>
+        <w:rPr>
+          <w:rFonts w:ascii="Arial" w:hAnsi="Arial" w:cs="Arial"/>
+          <w:bCs/>
+          <w:color w:val="000000"/>
+          <w:sz w:val="22"/>
+        </w:rPr>
+      </w:pPr>
+      <w:r>
+        <w:rPr>
+          <w:rFonts w:ascii="Arial" w:hAnsi="Arial" w:cs="Arial"/>
+          <w:bCs/>
+          <w:color w:val="000000"/>
+          <w:sz w:val="22"/>
+        </w:rPr>
+        <w:t>6. There are three windows in the room. → ______________________________</w:t>
+      </w:r>
+    </w:p>
+    <w:p>
+      <w:pPr>
+        <w:keepNext/>
+        <w:shd w:val="clear" w:color="000000" w:fill="auto"/>
+        <w:spacing w:before="280" w:after="80"/>
+        <w:rPr>
+          <w:rFonts w:ascii="Arial" w:hAnsi="Arial" w:cs="Arial"/>
+          <w:bCs/>
+          <w:color w:val="000000"/>
+          <w:sz w:val="22"/>
+        </w:rPr>
+      </w:pPr>
+      <w:r>
+        <w:rPr>
+          <w:rFonts w:ascii="Arial" w:hAnsi="Arial" w:cs="Arial"/>
+          <w:bCs/>
+          <w:color w:val="000000"/>
+          <w:sz w:val="22"/>
+        </w:rPr>
+        <w:t>7. There is some milk in the fridge. → ______________________________</w:t>
+      </w:r>
+    </w:p>
+    <w:p>
+      <w:pPr>
+        <w:keepNext/>
+        <w:shd w:val="clear" w:color="000000" w:fill="auto"/>
+        <w:spacing w:before="280" w:after="80"/>
+        <w:rPr>
+          <w:rFonts w:ascii="Arial" w:hAnsi="Arial" w:cs="Arial"/>
+          <w:bCs/>
+          <w:color w:val="000000"/>
+          <w:sz w:val="22"/>
+        </w:rPr>
+      </w:pPr>
+      <w:r>
+        <w:rPr>
+          <w:rFonts w:ascii="Arial" w:hAnsi="Arial" w:cs="Arial"/>
+          <w:bCs/>
+          <w:color w:val="000000"/>
+          <w:sz w:val="22"/>
+        </w:rPr>
+        <w:t>8. There are many students at school. → ______________________________</w:t>
+      </w:r>
+    </w:p>
+    <w:p>
+      <w:pPr>
+        <w:keepNext/>
+        <w:shd w:val="clear" w:color="000000" w:fill="auto"/>
+        <w:spacing w:before="280" w:after="80"/>
+        <w:rPr>
+          <w:rFonts w:ascii="Arial" w:hAnsi="Arial" w:cs="Arial"/>
+          <w:bCs/>
+          <w:color w:val="000000"/>
+          <w:sz w:val="22"/>
+        </w:rPr>
+      </w:pPr>
+      <w:r>
+        <w:rPr>
+          <w:rFonts w:ascii="Arial" w:hAnsi="Arial" w:cs="Arial"/>
+          <w:bCs/>
+          <w:color w:val="000000"/>
+          <w:sz w:val="22"/>
+        </w:rPr>
+        <w:t>9. There is a bus stop in front of the hotel. → ______________________________</w:t>
+      </w:r>
+    </w:p>
+    <w:p>
+      <w:pPr>
+        <w:keepNext/>
+        <w:shd w:val="clear" w:color="000000" w:fill="auto"/>
+        <w:spacing w:before="280" w:after="80"/>
+        <w:rPr>
+          <w:rFonts w:ascii="Arial" w:hAnsi="Arial" w:cs="Arial"/>
+          <w:bCs/>
+          <w:color w:val="000000"/>
+          <w:sz w:val="22"/>
+        </w:rPr>
+      </w:pPr>
+      <w:r>
+        <w:rPr>
+          <w:rFonts w:ascii="Arial" w:hAnsi="Arial" w:cs="Arial"/>
+          <w:bCs/>
+          <w:color w:val="000000"/>
+          <w:sz w:val="22"/>
+        </w:rPr>
+        <w:t>10. There are two computers in the office. → ______________________________</w:t>
+      </w:r>
+    </w:p>
+    <w:p>
+      <w:pPr>
+        <w:keepNext/>
+        <w:shd w:val="clear" w:color="000000" w:fill="auto"/>
+        <w:spacing w:before="280" w:after="80"/>
+        <w:rPr>
+          <w:rFonts w:ascii="Arial" w:hAnsi="Arial" w:cs="Arial"/>
           <w:b/>
           <w:bCs/>
-        </w:rPr>
-      </w:pPr>
-      <w:r>
-        <w:rPr>
+          <w:color w:val="000000"/>
+        </w:rPr>
+      </w:pPr>
+      <w:r>
+        <w:rPr>
+          <w:rFonts w:ascii="Arial" w:hAnsi="Arial" w:cs="Arial"/>
           <w:b/>
           <w:bCs/>
-        </w:rPr>
-        <w:t>PHẦN 3. VIẾT CÂU PHỦ ĐỊNH (10 điểm)</w:t>
-      </w:r>
-    </w:p>
-    <w:p>
-      <w:pPr>
-        <w:numPr>
-          <w:ilvl w:val="0"/>
-          <w:numId w:val="22"/>
-        </w:numPr>
-      </w:pPr>
-      <w:r>
-        <w:t>There is a cat in the room.</w:t>
-      </w:r>
-      <w:r>
-        <w:br/>
-        <w:t>→ ______________________________</w:t>
-      </w:r>
-    </w:p>
-    <w:p>
-      <w:pPr>
-        <w:numPr>
-          <w:ilvl w:val="0"/>
-          <w:numId w:val="22"/>
-        </w:numPr>
-      </w:pPr>
-      <w:r>
-        <w:t>There are two cars outside.</w:t>
-      </w:r>
-      <w:r>
-        <w:br/>
-        <w:t>→ ______________________________</w:t>
-      </w:r>
-    </w:p>
-    <w:p>
-      <w:pPr>
-        <w:numPr>
-          <w:ilvl w:val="0"/>
-          <w:numId w:val="22"/>
-        </w:numPr>
-      </w:pPr>
-      <w:r>
-        <w:t>There is some milk in the fridge.</w:t>
-      </w:r>
-      <w:r>
-        <w:br/>
-        <w:t>→ ______________________________</w:t>
-      </w:r>
-    </w:p>
-    <w:p>
-      <w:pPr>
-        <w:numPr>
-          <w:ilvl w:val="0"/>
-          <w:numId w:val="22"/>
-        </w:numPr>
-      </w:pPr>
-      <w:r>
-        <w:t>There are some books on the desk.</w:t>
-      </w:r>
-      <w:r>
-        <w:br/>
-        <w:t>→ ______________________________</w:t>
-      </w:r>
-    </w:p>
-    <w:p>
-      <w:pPr>
-        <w:numPr>
-          <w:ilvl w:val="0"/>
-          <w:numId w:val="22"/>
-        </w:numPr>
-      </w:pPr>
-      <w:r>
-        <w:t>There is a bank near here.</w:t>
-      </w:r>
-      <w:r>
-        <w:br/>
-        <w:t>→ ______________________________</w:t>
-      </w:r>
-    </w:p>
-    <w:p>
-      <w:pPr>
-        <w:numPr>
-          <w:ilvl w:val="0"/>
-          <w:numId w:val="22"/>
-        </w:numPr>
-      </w:pPr>
-      <w:r>
-        <w:t>There are three students in the classroom.</w:t>
-      </w:r>
-      <w:r>
-        <w:br/>
-        <w:t>→ ______________________________</w:t>
-      </w:r>
-    </w:p>
-    <w:p>
-      <w:pPr>
-        <w:numPr>
-          <w:ilvl w:val="0"/>
-          <w:numId w:val="22"/>
-        </w:numPr>
-      </w:pPr>
-      <w:r>
-        <w:t>There is a computer in the office.</w:t>
-      </w:r>
-      <w:r>
-        <w:br/>
-        <w:t>→ ______________________________</w:t>
-      </w:r>
-    </w:p>
-    <w:p>
-      <w:pPr>
-        <w:numPr>
-          <w:ilvl w:val="0"/>
-          <w:numId w:val="22"/>
-        </w:numPr>
-      </w:pPr>
-      <w:r>
-        <w:t>There are many trees in the park.</w:t>
-      </w:r>
-      <w:r>
-        <w:br/>
-        <w:t>→ ______________________________</w:t>
-      </w:r>
-    </w:p>
-    <w:p>
-      <w:pPr>
-        <w:numPr>
-          <w:ilvl w:val="0"/>
-          <w:numId w:val="22"/>
-        </w:numPr>
-      </w:pPr>
-      <w:r>
-        <w:t>There is some water in the bottle.</w:t>
-      </w:r>
-      <w:r>
-        <w:br/>
-        <w:t>→ ______________________________</w:t>
-      </w:r>
-    </w:p>
-    <w:p>
-      <w:pPr>
-        <w:numPr>
-          <w:ilvl w:val="0"/>
-          <w:numId w:val="22"/>
-        </w:numPr>
-      </w:pPr>
-      <w:r>
-        <w:t>There are two bathrooms in the house.</w:t>
-      </w:r>
-      <w:r>
-        <w:br/>
-        <w:t>→ ______________________________</w:t>
-      </w:r>
-    </w:p>
-    <w:p>
-      <w:pPr>
-        <w:rPr>
+          <w:color w:val="000000"/>
+        </w:rPr>
+        <w:t>PHẦN 5. CHỌN IS / ARE (10 điểm)</w:t>
+      </w:r>
+    </w:p>
+    <w:p>
+      <w:pPr>
+        <w:keepNext/>
+        <w:shd w:val="clear" w:color="000000" w:fill="auto"/>
+        <w:spacing w:after="80"/>
+        <w:rPr>
+          <w:rFonts w:ascii="Arial" w:hAnsi="Arial" w:cs="Arial"/>
+          <w:bCs/>
+          <w:i/>
+          <w:color w:val="000000"/>
+          <w:sz w:val="22"/>
+        </w:rPr>
+      </w:pPr>
+      <w:r>
+        <w:rPr>
+          <w:rFonts w:ascii="Arial" w:hAnsi="Arial" w:cs="Arial"/>
+          <w:bCs/>
+          <w:i/>
+          <w:color w:val="000000"/>
+          <w:sz w:val="22"/>
+        </w:rPr>
+        <w:t>Hướng dẫn: Chọn hoặc biến đổi đúng dạng số ít, số nhiều và cấu trúc đi kèm.</w:t>
+      </w:r>
+    </w:p>
+    <w:p>
+      <w:pPr>
+        <w:keepNext/>
+        <w:shd w:val="clear" w:color="000000" w:fill="auto"/>
+        <w:spacing w:before="120" w:after="60"/>
+        <w:rPr>
+          <w:rFonts w:ascii="Arial" w:hAnsi="Arial" w:cs="Arial"/>
+          <w:bCs/>
+          <w:color w:val="000000"/>
+          <w:sz w:val="22"/>
+        </w:rPr>
+      </w:pPr>
+      <w:r>
+        <w:rPr>
+          <w:rFonts w:ascii="Arial" w:hAnsi="Arial" w:cs="Arial"/>
+          <w:bCs/>
+          <w:color w:val="000000"/>
+          <w:sz w:val="22"/>
+        </w:rPr>
+        <w:t>1. There ______ a book on the table.</w:t>
+      </w:r>
+    </w:p>
+    <w:p>
+      <w:pPr>
+        <w:keepNext/>
+        <w:shd w:val="clear" w:color="000000" w:fill="auto"/>
+        <w:spacing w:before="120" w:after="60"/>
+        <w:rPr>
+          <w:rFonts w:ascii="Arial" w:hAnsi="Arial" w:cs="Arial"/>
+          <w:bCs/>
+          <w:color w:val="000000"/>
+          <w:sz w:val="22"/>
+        </w:rPr>
+      </w:pPr>
+      <w:r>
+        <w:rPr>
+          <w:rFonts w:ascii="Arial" w:hAnsi="Arial" w:cs="Arial"/>
+          <w:bCs/>
+          <w:color w:val="000000"/>
+          <w:sz w:val="22"/>
+        </w:rPr>
+        <w:t>2. There ______ three books on the table.</w:t>
+      </w:r>
+    </w:p>
+    <w:p>
+      <w:pPr>
+        <w:keepNext/>
+        <w:shd w:val="clear" w:color="000000" w:fill="auto"/>
+        <w:spacing w:before="120" w:after="60"/>
+        <w:rPr>
+          <w:rFonts w:ascii="Arial" w:hAnsi="Arial" w:cs="Arial"/>
+          <w:bCs/>
+          <w:color w:val="000000"/>
+          <w:sz w:val="22"/>
+        </w:rPr>
+      </w:pPr>
+      <w:r>
+        <w:rPr>
+          <w:rFonts w:ascii="Arial" w:hAnsi="Arial" w:cs="Arial"/>
+          <w:bCs/>
+          <w:color w:val="000000"/>
+          <w:sz w:val="22"/>
+        </w:rPr>
+        <w:t>3. There ______ some water in the glass.</w:t>
+      </w:r>
+    </w:p>
+    <w:p>
+      <w:pPr>
+        <w:keepNext/>
+        <w:shd w:val="clear" w:color="000000" w:fill="auto"/>
+        <w:spacing w:before="120" w:after="60"/>
+        <w:rPr>
+          <w:rFonts w:ascii="Arial" w:hAnsi="Arial" w:cs="Arial"/>
+          <w:bCs/>
+          <w:color w:val="000000"/>
+          <w:sz w:val="22"/>
+        </w:rPr>
+      </w:pPr>
+      <w:r>
+        <w:rPr>
+          <w:rFonts w:ascii="Arial" w:hAnsi="Arial" w:cs="Arial"/>
+          <w:bCs/>
+          <w:color w:val="000000"/>
+          <w:sz w:val="22"/>
+        </w:rPr>
+        <w:t>4. There ______ many people outside.</w:t>
+      </w:r>
+    </w:p>
+    <w:p>
+      <w:pPr>
+        <w:keepNext/>
+        <w:shd w:val="clear" w:color="000000" w:fill="auto"/>
+        <w:spacing w:before="120" w:after="60"/>
+        <w:rPr>
+          <w:rFonts w:ascii="Arial" w:hAnsi="Arial" w:cs="Arial"/>
+          <w:bCs/>
+          <w:color w:val="000000"/>
+          <w:sz w:val="22"/>
+        </w:rPr>
+      </w:pPr>
+      <w:r>
+        <w:rPr>
+          <w:rFonts w:ascii="Arial" w:hAnsi="Arial" w:cs="Arial"/>
+          <w:bCs/>
+          <w:color w:val="000000"/>
+          <w:sz w:val="22"/>
+        </w:rPr>
+        <w:t>5. There ______ a dog in the garden.</w:t>
+      </w:r>
+    </w:p>
+    <w:p>
+      <w:pPr>
+        <w:keepNext/>
+        <w:shd w:val="clear" w:color="000000" w:fill="auto"/>
+        <w:spacing w:before="120" w:after="60"/>
+        <w:rPr>
+          <w:rFonts w:ascii="Arial" w:hAnsi="Arial" w:cs="Arial"/>
+          <w:bCs/>
+          <w:color w:val="000000"/>
+          <w:sz w:val="22"/>
+        </w:rPr>
+      </w:pPr>
+      <w:r>
+        <w:rPr>
+          <w:rFonts w:ascii="Arial" w:hAnsi="Arial" w:cs="Arial"/>
+          <w:bCs/>
+          <w:color w:val="000000"/>
+          <w:sz w:val="22"/>
+        </w:rPr>
+        <w:t>6. There ______ two cars in front of the house.</w:t>
+      </w:r>
+    </w:p>
+    <w:p>
+      <w:pPr>
+        <w:keepNext/>
+        <w:shd w:val="clear" w:color="000000" w:fill="auto"/>
+        <w:spacing w:before="120" w:after="60"/>
+        <w:rPr>
+          <w:rFonts w:ascii="Arial" w:hAnsi="Arial" w:cs="Arial"/>
+          <w:bCs/>
+          <w:color w:val="000000"/>
+          <w:sz w:val="22"/>
+        </w:rPr>
+      </w:pPr>
+      <w:r>
+        <w:rPr>
+          <w:rFonts w:ascii="Arial" w:hAnsi="Arial" w:cs="Arial"/>
+          <w:bCs/>
+          <w:color w:val="000000"/>
+          <w:sz w:val="22"/>
+        </w:rPr>
+        <w:t>7. There ______ some rice in the kitchen.</w:t>
+      </w:r>
+    </w:p>
+    <w:p>
+      <w:pPr>
+        <w:keepNext/>
+        <w:shd w:val="clear" w:color="000000" w:fill="auto"/>
+        <w:spacing w:before="120" w:after="60"/>
+        <w:rPr>
+          <w:rFonts w:ascii="Arial" w:hAnsi="Arial" w:cs="Arial"/>
+          <w:bCs/>
+          <w:color w:val="000000"/>
+          <w:sz w:val="22"/>
+        </w:rPr>
+      </w:pPr>
+      <w:r>
+        <w:rPr>
+          <w:rFonts w:ascii="Arial" w:hAnsi="Arial" w:cs="Arial"/>
+          <w:bCs/>
+          <w:color w:val="000000"/>
+          <w:sz w:val="22"/>
+        </w:rPr>
+        <w:t>8. There ______ five chairs in the room.</w:t>
+      </w:r>
+    </w:p>
+    <w:p>
+      <w:pPr>
+        <w:keepNext/>
+        <w:shd w:val="clear" w:color="000000" w:fill="auto"/>
+        <w:spacing w:before="120" w:after="60"/>
+        <w:rPr>
+          <w:rFonts w:ascii="Arial" w:hAnsi="Arial" w:cs="Arial"/>
+          <w:bCs/>
+          <w:color w:val="000000"/>
+          <w:sz w:val="22"/>
+        </w:rPr>
+      </w:pPr>
+      <w:r>
+        <w:rPr>
+          <w:rFonts w:ascii="Arial" w:hAnsi="Arial" w:cs="Arial"/>
+          <w:bCs/>
+          <w:color w:val="000000"/>
+          <w:sz w:val="22"/>
+        </w:rPr>
+        <w:t>9. There ______ a supermarket near here.</w:t>
+      </w:r>
+    </w:p>
+    <w:p>
+      <w:pPr>
+        <w:keepNext/>
+        <w:shd w:val="clear" w:color="000000" w:fill="auto"/>
+        <w:spacing w:before="120" w:after="60"/>
+        <w:rPr>
+          <w:rFonts w:ascii="Arial" w:hAnsi="Arial" w:cs="Arial"/>
+          <w:bCs/>
+          <w:color w:val="000000"/>
+          <w:sz w:val="22"/>
+        </w:rPr>
+      </w:pPr>
+      <w:r>
+        <w:rPr>
+          <w:rFonts w:ascii="Arial" w:hAnsi="Arial" w:cs="Arial"/>
+          <w:bCs/>
+          <w:color w:val="000000"/>
+          <w:sz w:val="22"/>
+        </w:rPr>
+        <w:t>10. There ______ many shops on this street.</w:t>
+      </w:r>
+    </w:p>
+    <w:p>
+      <w:pPr>
+        <w:keepNext/>
+        <w:shd w:val="clear" w:color="000000" w:fill="auto"/>
+        <w:spacing w:before="280" w:after="80"/>
+        <w:rPr>
+          <w:rFonts w:ascii="Arial" w:hAnsi="Arial" w:cs="Arial"/>
           <w:b/>
           <w:bCs/>
-        </w:rPr>
-      </w:pPr>
-      <w:r>
-        <w:rPr>
+          <w:color w:val="000000"/>
+        </w:rPr>
+      </w:pPr>
+      <w:r>
+        <w:rPr>
+          <w:rFonts w:ascii="Arial" w:hAnsi="Arial" w:cs="Arial"/>
           <w:b/>
           <w:bCs/>
-        </w:rPr>
-        <w:t>PHẦN 4. VIẾT THÀNH CÂU HỎI (10 điểm)</w:t>
-      </w:r>
-    </w:p>
-    <w:p>
-      <w:pPr>
-        <w:numPr>
-          <w:ilvl w:val="0"/>
-          <w:numId w:val="23"/>
-        </w:numPr>
-      </w:pPr>
-      <w:r>
-        <w:t>There is a supermarket near here.</w:t>
-      </w:r>
-      <w:r>
-        <w:br/>
-        <w:t>→ ______________________________</w:t>
-      </w:r>
-    </w:p>
-    <w:p>
-      <w:pPr>
-        <w:numPr>
-          <w:ilvl w:val="0"/>
-          <w:numId w:val="23"/>
-        </w:numPr>
-      </w:pPr>
-      <w:r>
-        <w:t>There are two bedrooms in the house.</w:t>
-      </w:r>
-      <w:r>
-        <w:br/>
-        <w:t>→ ______________________________</w:t>
-      </w:r>
-    </w:p>
-    <w:p>
-      <w:pPr>
-        <w:numPr>
-          <w:ilvl w:val="0"/>
-          <w:numId w:val="23"/>
-        </w:numPr>
-      </w:pPr>
-      <w:r>
-        <w:lastRenderedPageBreak/>
-        <w:t>There is a cat in the garden.</w:t>
-      </w:r>
-      <w:r>
-        <w:br/>
-        <w:t>→ ______________________________</w:t>
-      </w:r>
-    </w:p>
-    <w:p>
-      <w:pPr>
-        <w:numPr>
-          <w:ilvl w:val="0"/>
-          <w:numId w:val="23"/>
-        </w:numPr>
-      </w:pPr>
-      <w:r>
-        <w:t>There are some restaurants nearby.</w:t>
-      </w:r>
-      <w:r>
-        <w:br/>
-        <w:t>→ ______________________________</w:t>
-      </w:r>
-    </w:p>
-    <w:p>
-      <w:pPr>
-        <w:numPr>
-          <w:ilvl w:val="0"/>
-          <w:numId w:val="23"/>
-        </w:numPr>
-      </w:pPr>
-      <w:r>
-        <w:t>There is a bathroom upstairs.</w:t>
-      </w:r>
-      <w:r>
-        <w:br/>
-        <w:t>→ ______________________________</w:t>
-      </w:r>
-    </w:p>
-    <w:p>
-      <w:pPr>
-        <w:numPr>
-          <w:ilvl w:val="0"/>
-          <w:numId w:val="23"/>
-        </w:numPr>
-      </w:pPr>
-      <w:r>
-        <w:t>There are three windows in the room.</w:t>
-      </w:r>
-      <w:r>
-        <w:br/>
-        <w:t>→ ______________________________</w:t>
-      </w:r>
-    </w:p>
-    <w:p>
-      <w:pPr>
-        <w:numPr>
-          <w:ilvl w:val="0"/>
-          <w:numId w:val="23"/>
-        </w:numPr>
-      </w:pPr>
-      <w:r>
-        <w:t>There is some milk in the fridge.</w:t>
-      </w:r>
-      <w:r>
-        <w:br/>
-        <w:t>→ ______________________________</w:t>
-      </w:r>
-    </w:p>
-    <w:p>
-      <w:pPr>
-        <w:numPr>
-          <w:ilvl w:val="0"/>
-          <w:numId w:val="23"/>
-        </w:numPr>
-      </w:pPr>
-      <w:r>
-        <w:t>There are many students at school.</w:t>
-      </w:r>
-      <w:r>
-        <w:br/>
-        <w:t>→ ______________________________</w:t>
-      </w:r>
-    </w:p>
-    <w:p>
-      <w:pPr>
-        <w:numPr>
-          <w:ilvl w:val="0"/>
-          <w:numId w:val="23"/>
-        </w:numPr>
-      </w:pPr>
-      <w:r>
-        <w:t>There is a bus stop in front of the hotel.</w:t>
-      </w:r>
-      <w:r>
-        <w:br/>
-        <w:t>→ ______________________________</w:t>
-      </w:r>
-    </w:p>
-    <w:p>
-      <w:pPr>
-        <w:numPr>
-          <w:ilvl w:val="0"/>
-          <w:numId w:val="23"/>
-        </w:numPr>
-      </w:pPr>
-      <w:r>
-        <w:t>There are two computers in the office.</w:t>
-      </w:r>
-      <w:r>
-        <w:br/>
-        <w:t>→ ______________________________</w:t>
-      </w:r>
-    </w:p>
-    <w:p>
-      <w:pPr>
-        <w:rPr>
+          <w:color w:val="000000"/>
+        </w:rPr>
+        <w:t>PHẦN 6. ĐIỀN SOME HOẶC ANY (10 điểm)</w:t>
+      </w:r>
+    </w:p>
+    <w:p>
+      <w:pPr>
+        <w:keepNext/>
+        <w:shd w:val="clear" w:color="000000" w:fill="auto"/>
+        <w:spacing w:after="80"/>
+        <w:rPr>
+          <w:rFonts w:ascii="Arial" w:hAnsi="Arial" w:cs="Arial"/>
+          <w:bCs/>
+          <w:i/>
+          <w:color w:val="000000"/>
+          <w:sz w:val="22"/>
+        </w:rPr>
+      </w:pPr>
+      <w:r>
+        <w:rPr>
+          <w:rFonts w:ascii="Arial" w:hAnsi="Arial" w:cs="Arial"/>
+          <w:bCs/>
+          <w:i/>
+          <w:color w:val="000000"/>
+          <w:sz w:val="22"/>
+        </w:rPr>
+        <w:t>Hướng dẫn: Điền từ phù hợp với loại câu và ngữ cảnh.</w:t>
+      </w:r>
+    </w:p>
+    <w:p>
+      <w:pPr>
+        <w:keepNext/>
+        <w:shd w:val="clear" w:color="000000" w:fill="auto"/>
+        <w:spacing w:before="120" w:after="60"/>
+        <w:rPr>
+          <w:rFonts w:ascii="Arial" w:hAnsi="Arial" w:cs="Arial"/>
+          <w:bCs/>
+          <w:color w:val="000000"/>
+          <w:sz w:val="22"/>
+        </w:rPr>
+      </w:pPr>
+      <w:r>
+        <w:rPr>
+          <w:rFonts w:ascii="Arial" w:hAnsi="Arial" w:cs="Arial"/>
+          <w:bCs/>
+          <w:color w:val="000000"/>
+          <w:sz w:val="22"/>
+        </w:rPr>
+        <w:t>1. There are ______ books on the desk.</w:t>
+      </w:r>
+    </w:p>
+    <w:p>
+      <w:pPr>
+        <w:keepNext/>
+        <w:shd w:val="clear" w:color="000000" w:fill="auto"/>
+        <w:spacing w:before="120" w:after="60"/>
+        <w:rPr>
+          <w:rFonts w:ascii="Arial" w:hAnsi="Arial" w:cs="Arial"/>
+          <w:bCs/>
+          <w:color w:val="000000"/>
+          <w:sz w:val="22"/>
+        </w:rPr>
+      </w:pPr>
+      <w:r>
+        <w:rPr>
+          <w:rFonts w:ascii="Arial" w:hAnsi="Arial" w:cs="Arial"/>
+          <w:bCs/>
+          <w:color w:val="000000"/>
+          <w:sz w:val="22"/>
+        </w:rPr>
+        <w:t>2. There isn't ______ milk in the fridge.</w:t>
+      </w:r>
+    </w:p>
+    <w:p>
+      <w:pPr>
+        <w:keepNext/>
+        <w:shd w:val="clear" w:color="000000" w:fill="auto"/>
+        <w:spacing w:before="120" w:after="60"/>
+        <w:rPr>
+          <w:rFonts w:ascii="Arial" w:hAnsi="Arial" w:cs="Arial"/>
+          <w:bCs/>
+          <w:color w:val="000000"/>
+          <w:sz w:val="22"/>
+        </w:rPr>
+      </w:pPr>
+      <w:r>
+        <w:rPr>
+          <w:rFonts w:ascii="Arial" w:hAnsi="Arial" w:cs="Arial"/>
+          <w:bCs/>
+          <w:color w:val="000000"/>
+          <w:sz w:val="22"/>
+        </w:rPr>
+        <w:t>3. Are there ______ students in the classroom?</w:t>
+      </w:r>
+    </w:p>
+    <w:p>
+      <w:pPr>
+        <w:keepNext/>
+        <w:shd w:val="clear" w:color="000000" w:fill="auto"/>
+        <w:spacing w:before="120" w:after="60"/>
+        <w:rPr>
+          <w:rFonts w:ascii="Arial" w:hAnsi="Arial" w:cs="Arial"/>
+          <w:bCs/>
+          <w:color w:val="000000"/>
+          <w:sz w:val="22"/>
+        </w:rPr>
+      </w:pPr>
+      <w:r>
+        <w:rPr>
+          <w:rFonts w:ascii="Arial" w:hAnsi="Arial" w:cs="Arial"/>
+          <w:bCs/>
+          <w:color w:val="000000"/>
+          <w:sz w:val="22"/>
+        </w:rPr>
+        <w:t>4. There is ______ water in the bottle.</w:t>
+      </w:r>
+    </w:p>
+    <w:p>
+      <w:pPr>
+        <w:keepNext/>
+        <w:shd w:val="clear" w:color="000000" w:fill="auto"/>
+        <w:spacing w:before="120" w:after="60"/>
+        <w:rPr>
+          <w:rFonts w:ascii="Arial" w:hAnsi="Arial" w:cs="Arial"/>
+          <w:bCs/>
+          <w:color w:val="000000"/>
+          <w:sz w:val="22"/>
+        </w:rPr>
+      </w:pPr>
+      <w:r>
+        <w:rPr>
+          <w:rFonts w:ascii="Arial" w:hAnsi="Arial" w:cs="Arial"/>
+          <w:bCs/>
+          <w:color w:val="000000"/>
+          <w:sz w:val="22"/>
+        </w:rPr>
+        <w:t>5. There aren't ______ chairs here.</w:t>
+      </w:r>
+    </w:p>
+    <w:p>
+      <w:pPr>
+        <w:keepNext/>
+        <w:shd w:val="clear" w:color="000000" w:fill="auto"/>
+        <w:spacing w:before="120" w:after="60"/>
+        <w:rPr>
+          <w:rFonts w:ascii="Arial" w:hAnsi="Arial" w:cs="Arial"/>
+          <w:bCs/>
+          <w:color w:val="000000"/>
+          <w:sz w:val="22"/>
+        </w:rPr>
+      </w:pPr>
+      <w:r>
+        <w:rPr>
+          <w:rFonts w:ascii="Arial" w:hAnsi="Arial" w:cs="Arial"/>
+          <w:bCs/>
+          <w:color w:val="000000"/>
+          <w:sz w:val="22"/>
+        </w:rPr>
+        <w:t>6. Is there ______ coffee in the kitchen?</w:t>
+      </w:r>
+    </w:p>
+    <w:p>
+      <w:pPr>
+        <w:keepNext/>
+        <w:shd w:val="clear" w:color="000000" w:fill="auto"/>
+        <w:spacing w:before="120" w:after="60"/>
+        <w:rPr>
+          <w:rFonts w:ascii="Arial" w:hAnsi="Arial" w:cs="Arial"/>
+          <w:bCs/>
+          <w:color w:val="000000"/>
+          <w:sz w:val="22"/>
+        </w:rPr>
+      </w:pPr>
+      <w:r>
+        <w:rPr>
+          <w:rFonts w:ascii="Arial" w:hAnsi="Arial" w:cs="Arial"/>
+          <w:bCs/>
+          <w:color w:val="000000"/>
+          <w:sz w:val="22"/>
+        </w:rPr>
+        <w:t>7. There are ______ flowers in the garden.</w:t>
+      </w:r>
+    </w:p>
+    <w:p>
+      <w:pPr>
+        <w:keepNext/>
+        <w:shd w:val="clear" w:color="000000" w:fill="auto"/>
+        <w:spacing w:before="120" w:after="60"/>
+        <w:rPr>
+          <w:rFonts w:ascii="Arial" w:hAnsi="Arial" w:cs="Arial"/>
+          <w:bCs/>
+          <w:color w:val="000000"/>
+          <w:sz w:val="22"/>
+        </w:rPr>
+      </w:pPr>
+      <w:r>
+        <w:rPr>
+          <w:rFonts w:ascii="Arial" w:hAnsi="Arial" w:cs="Arial"/>
+          <w:bCs/>
+          <w:color w:val="000000"/>
+          <w:sz w:val="22"/>
+        </w:rPr>
+        <w:t>8. There isn't ______ bread on the table.</w:t>
+      </w:r>
+    </w:p>
+    <w:p>
+      <w:pPr>
+        <w:keepNext/>
+        <w:shd w:val="clear" w:color="000000" w:fill="auto"/>
+        <w:spacing w:before="120" w:after="60"/>
+        <w:rPr>
+          <w:rFonts w:ascii="Arial" w:hAnsi="Arial" w:cs="Arial"/>
+          <w:bCs/>
+          <w:color w:val="000000"/>
+          <w:sz w:val="22"/>
+        </w:rPr>
+      </w:pPr>
+      <w:r>
+        <w:rPr>
+          <w:rFonts w:ascii="Arial" w:hAnsi="Arial" w:cs="Arial"/>
+          <w:bCs/>
+          <w:color w:val="000000"/>
+          <w:sz w:val="22"/>
+        </w:rPr>
+        <w:t>9. Are there ______ shops nearby?</w:t>
+      </w:r>
+    </w:p>
+    <w:p>
+      <w:pPr>
+        <w:keepNext/>
+        <w:shd w:val="clear" w:color="000000" w:fill="auto"/>
+        <w:spacing w:before="120" w:after="60"/>
+        <w:rPr>
+          <w:rFonts w:ascii="Arial" w:hAnsi="Arial" w:cs="Arial"/>
+          <w:bCs/>
+          <w:color w:val="000000"/>
+          <w:sz w:val="22"/>
+        </w:rPr>
+      </w:pPr>
+      <w:r>
+        <w:rPr>
+          <w:rFonts w:ascii="Arial" w:hAnsi="Arial" w:cs="Arial"/>
+          <w:bCs/>
+          <w:color w:val="000000"/>
+          <w:sz w:val="22"/>
+        </w:rPr>
+        <w:t>10. There is ______ juice in the fridge.</w:t>
+      </w:r>
+    </w:p>
+    <w:p>
+      <w:pPr>
+        <w:keepNext/>
+        <w:shd w:val="clear" w:color="000000" w:fill="auto"/>
+        <w:spacing w:before="280" w:after="80"/>
+        <w:rPr>
+          <w:rFonts w:ascii="Arial" w:hAnsi="Arial" w:cs="Arial"/>
           <w:b/>
           <w:bCs/>
-        </w:rPr>
-      </w:pPr>
-      <w:r>
-        <w:rPr>
+          <w:color w:val="000000"/>
+        </w:rPr>
+      </w:pPr>
+      <w:r>
+        <w:rPr>
+          <w:rFonts w:ascii="Arial" w:hAnsi="Arial" w:cs="Arial"/>
           <w:b/>
           <w:bCs/>
-        </w:rPr>
-        <w:t>PHẦN 5. CHỌN IS / ARE (10 điểm)</w:t>
-      </w:r>
-    </w:p>
-    <w:p>
-      <w:pPr>
-        <w:numPr>
-          <w:ilvl w:val="0"/>
-          <w:numId w:val="24"/>
-        </w:numPr>
-      </w:pPr>
-      <w:r>
-        <w:t>There ______ a book on the table.</w:t>
-      </w:r>
-    </w:p>
-    <w:p>
-      <w:pPr>
-        <w:numPr>
-          <w:ilvl w:val="0"/>
-          <w:numId w:val="24"/>
-        </w:numPr>
-      </w:pPr>
-      <w:r>
-        <w:t>There ______ three books on the table.</w:t>
-      </w:r>
-    </w:p>
-    <w:p>
-      <w:pPr>
-        <w:numPr>
-          <w:ilvl w:val="0"/>
-          <w:numId w:val="24"/>
-        </w:numPr>
-      </w:pPr>
-      <w:r>
-        <w:t>There ______ some water in the glass.</w:t>
-      </w:r>
-    </w:p>
-    <w:p>
-      <w:pPr>
-        <w:numPr>
-          <w:ilvl w:val="0"/>
-          <w:numId w:val="24"/>
-        </w:numPr>
-      </w:pPr>
-      <w:r>
-        <w:t>There ______ many people outside.</w:t>
-      </w:r>
-    </w:p>
-    <w:p>
-      <w:pPr>
-        <w:numPr>
-          <w:ilvl w:val="0"/>
-          <w:numId w:val="24"/>
-        </w:numPr>
-      </w:pPr>
-      <w:r>
-        <w:t>There ______ a dog in the garden.</w:t>
-      </w:r>
-    </w:p>
-    <w:p>
-      <w:pPr>
-        <w:numPr>
-          <w:ilvl w:val="0"/>
-          <w:numId w:val="24"/>
-        </w:numPr>
-      </w:pPr>
-      <w:r>
-        <w:t>There ______ two cars in front of the house.</w:t>
-      </w:r>
-    </w:p>
-    <w:p>
-      <w:pPr>
-        <w:numPr>
-          <w:ilvl w:val="0"/>
-          <w:numId w:val="24"/>
-        </w:numPr>
-      </w:pPr>
-      <w:r>
-        <w:t>There ______ some rice in the kitchen.</w:t>
-      </w:r>
-    </w:p>
-    <w:p>
-      <w:pPr>
-        <w:numPr>
-          <w:ilvl w:val="0"/>
-          <w:numId w:val="24"/>
-        </w:numPr>
-      </w:pPr>
-      <w:r>
-        <w:t>There ______ five chairs in the room.</w:t>
-      </w:r>
-    </w:p>
-    <w:p>
-      <w:pPr>
-        <w:numPr>
-          <w:ilvl w:val="0"/>
-          <w:numId w:val="24"/>
-        </w:numPr>
-      </w:pPr>
-      <w:r>
-        <w:t>There ______ a supermarket near here.</w:t>
-      </w:r>
-    </w:p>
-    <w:p>
-      <w:pPr>
-        <w:numPr>
-          <w:ilvl w:val="0"/>
-          <w:numId w:val="24"/>
-        </w:numPr>
-      </w:pPr>
-      <w:r>
-        <w:t>There ______ many shops on this street.</w:t>
-      </w:r>
-    </w:p>
-    <w:p>
-      <w:pPr>
-        <w:rPr>
+          <w:color w:val="000000"/>
+        </w:rPr>
+        <w:t>PHẦN 7. SỬA LỖI SAI (10 điểm)</w:t>
+      </w:r>
+    </w:p>
+    <w:p>
+      <w:pPr>
+        <w:keepNext/>
+        <w:shd w:val="clear" w:color="000000" w:fill="auto"/>
+        <w:spacing w:after="80"/>
+        <w:rPr>
+          <w:rFonts w:ascii="Arial" w:hAnsi="Arial" w:cs="Arial"/>
+          <w:bCs/>
+          <w:i/>
+          <w:color w:val="000000"/>
+          <w:sz w:val="22"/>
+        </w:rPr>
+      </w:pPr>
+      <w:r>
+        <w:rPr>
+          <w:rFonts w:ascii="Arial" w:hAnsi="Arial" w:cs="Arial"/>
+          <w:bCs/>
+          <w:i/>
+          <w:color w:val="000000"/>
+          <w:sz w:val="22"/>
+        </w:rPr>
+        <w:t>Hướng dẫn: Tìm lỗi và viết lại toàn bộ câu cho đúng.</w:t>
+      </w:r>
+    </w:p>
+    <w:p>
+      <w:pPr>
+        <w:keepNext/>
+        <w:shd w:val="clear" w:color="000000" w:fill="auto"/>
+        <w:spacing w:before="280" w:after="80"/>
+        <w:rPr>
+          <w:rFonts w:ascii="Arial" w:hAnsi="Arial" w:cs="Arial"/>
+          <w:bCs/>
+          <w:color w:val="000000"/>
+          <w:sz w:val="22"/>
+        </w:rPr>
+      </w:pPr>
+      <w:r>
+        <w:rPr>
+          <w:rFonts w:ascii="Arial" w:hAnsi="Arial" w:cs="Arial"/>
+          <w:bCs/>
+          <w:color w:val="000000"/>
+          <w:sz w:val="22"/>
+        </w:rPr>
+        <w:t>1. There are a book on the table. → ______________________________</w:t>
+      </w:r>
+    </w:p>
+    <w:p>
+      <w:pPr>
+        <w:keepNext/>
+        <w:shd w:val="clear" w:color="000000" w:fill="auto"/>
+        <w:spacing w:before="280" w:after="80"/>
+        <w:rPr>
+          <w:rFonts w:ascii="Arial" w:hAnsi="Arial" w:cs="Arial"/>
+          <w:bCs/>
+          <w:color w:val="000000"/>
+          <w:sz w:val="22"/>
+        </w:rPr>
+      </w:pPr>
+      <w:r>
+        <w:rPr>
+          <w:rFonts w:ascii="Arial" w:hAnsi="Arial" w:cs="Arial"/>
+          <w:bCs/>
+          <w:color w:val="000000"/>
+          <w:sz w:val="22"/>
+        </w:rPr>
+        <w:t>2. There is three students in the room. → ______________________________</w:t>
+      </w:r>
+    </w:p>
+    <w:p>
+      <w:pPr>
+        <w:keepNext/>
+        <w:shd w:val="clear" w:color="000000" w:fill="auto"/>
+        <w:spacing w:before="280" w:after="80"/>
+        <w:rPr>
+          <w:rFonts w:ascii="Arial" w:hAnsi="Arial" w:cs="Arial"/>
+          <w:bCs/>
+          <w:color w:val="000000"/>
+          <w:sz w:val="22"/>
+        </w:rPr>
+      </w:pPr>
+      <w:r>
+        <w:rPr>
+          <w:rFonts w:ascii="Arial" w:hAnsi="Arial" w:cs="Arial"/>
+          <w:bCs/>
+          <w:color w:val="000000"/>
+          <w:sz w:val="22"/>
+        </w:rPr>
+        <w:t>3. Is there two bedrooms in the house? → ______________________________</w:t>
+      </w:r>
+    </w:p>
+    <w:p>
+      <w:pPr>
+        <w:keepNext/>
+        <w:shd w:val="clear" w:color="000000" w:fill="auto"/>
+        <w:spacing w:before="280" w:after="80"/>
+        <w:rPr>
+          <w:rFonts w:ascii="Arial" w:hAnsi="Arial" w:cs="Arial"/>
+          <w:bCs/>
+          <w:color w:val="000000"/>
+          <w:sz w:val="22"/>
+        </w:rPr>
+      </w:pPr>
+      <w:r>
+        <w:rPr>
+          <w:rFonts w:ascii="Arial" w:hAnsi="Arial" w:cs="Arial"/>
+          <w:bCs/>
+          <w:color w:val="000000"/>
+          <w:sz w:val="22"/>
+        </w:rPr>
+        <w:t>4. Are there a supermarket near here? → ______________________________</w:t>
+      </w:r>
+    </w:p>
+    <w:p>
+      <w:pPr>
+        <w:keepNext/>
+        <w:shd w:val="clear" w:color="000000" w:fill="auto"/>
+        <w:spacing w:before="280" w:after="80"/>
+        <w:rPr>
+          <w:rFonts w:ascii="Arial" w:hAnsi="Arial" w:cs="Arial"/>
+          <w:bCs/>
+          <w:color w:val="000000"/>
+          <w:sz w:val="22"/>
+        </w:rPr>
+      </w:pPr>
+      <w:r>
+        <w:rPr>
+          <w:rFonts w:ascii="Arial" w:hAnsi="Arial" w:cs="Arial"/>
+          <w:bCs/>
+          <w:color w:val="000000"/>
+          <w:sz w:val="22"/>
+        </w:rPr>
+        <w:t>5. There aren't a cat in the garden. → ______________________________</w:t>
+      </w:r>
+    </w:p>
+    <w:p>
+      <w:pPr>
+        <w:keepNext/>
+        <w:shd w:val="clear" w:color="000000" w:fill="auto"/>
+        <w:spacing w:before="280" w:after="80"/>
+        <w:rPr>
+          <w:rFonts w:ascii="Arial" w:hAnsi="Arial" w:cs="Arial"/>
+          <w:bCs/>
+          <w:color w:val="000000"/>
+          <w:sz w:val="22"/>
+        </w:rPr>
+      </w:pPr>
+      <w:r>
+        <w:rPr>
+          <w:rFonts w:ascii="Arial" w:hAnsi="Arial" w:cs="Arial"/>
+          <w:bCs/>
+          <w:color w:val="000000"/>
+          <w:sz w:val="22"/>
+        </w:rPr>
+        <w:t>6. There is many trees in the park. → ______________________________</w:t>
+      </w:r>
+    </w:p>
+    <w:p>
+      <w:pPr>
+        <w:keepNext/>
+        <w:shd w:val="clear" w:color="000000" w:fill="auto"/>
+        <w:spacing w:before="280" w:after="80"/>
+        <w:rPr>
+          <w:rFonts w:ascii="Arial" w:hAnsi="Arial" w:cs="Arial"/>
+          <w:bCs/>
+          <w:color w:val="000000"/>
+          <w:sz w:val="22"/>
+        </w:rPr>
+      </w:pPr>
+      <w:r>
+        <w:rPr>
+          <w:rFonts w:ascii="Arial" w:hAnsi="Arial" w:cs="Arial"/>
+          <w:bCs/>
+          <w:color w:val="000000"/>
+          <w:sz w:val="22"/>
+        </w:rPr>
+        <w:t>7. There are some milk in the fridge. → ______________________________</w:t>
+      </w:r>
+    </w:p>
+    <w:p>
+      <w:pPr>
+        <w:keepNext/>
+        <w:shd w:val="clear" w:color="000000" w:fill="auto"/>
+        <w:spacing w:before="280" w:after="80"/>
+        <w:rPr>
+          <w:rFonts w:ascii="Arial" w:hAnsi="Arial" w:cs="Arial"/>
+          <w:bCs/>
+          <w:color w:val="000000"/>
+          <w:sz w:val="22"/>
+        </w:rPr>
+      </w:pPr>
+      <w:r>
+        <w:rPr>
+          <w:rFonts w:ascii="Arial" w:hAnsi="Arial" w:cs="Arial"/>
+          <w:bCs/>
+          <w:color w:val="000000"/>
+          <w:sz w:val="22"/>
+        </w:rPr>
+        <w:t>8. Is there any students in the classroom? → ______________________________</w:t>
+      </w:r>
+    </w:p>
+    <w:p>
+      <w:pPr>
+        <w:keepNext/>
+        <w:shd w:val="clear" w:color="000000" w:fill="auto"/>
+        <w:spacing w:before="280" w:after="80"/>
+        <w:rPr>
+          <w:rFonts w:ascii="Arial" w:hAnsi="Arial" w:cs="Arial"/>
+          <w:bCs/>
+          <w:color w:val="000000"/>
+          <w:sz w:val="22"/>
+        </w:rPr>
+      </w:pPr>
+      <w:r>
+        <w:rPr>
+          <w:rFonts w:ascii="Arial" w:hAnsi="Arial" w:cs="Arial"/>
+          <w:bCs/>
+          <w:color w:val="000000"/>
+          <w:sz w:val="22"/>
+        </w:rPr>
+        <w:t>9. There isn't some water in the bottle. → ______________________________</w:t>
+      </w:r>
+    </w:p>
+    <w:p>
+      <w:pPr>
+        <w:keepNext/>
+        <w:shd w:val="clear" w:color="000000" w:fill="auto"/>
+        <w:spacing w:before="280" w:after="80"/>
+        <w:rPr>
+          <w:rFonts w:ascii="Arial" w:hAnsi="Arial" w:cs="Arial"/>
+          <w:bCs/>
+          <w:color w:val="000000"/>
+          <w:sz w:val="22"/>
+        </w:rPr>
+      </w:pPr>
+      <w:r>
+        <w:rPr>
+          <w:rFonts w:ascii="Arial" w:hAnsi="Arial" w:cs="Arial"/>
+          <w:bCs/>
+          <w:color w:val="000000"/>
+          <w:sz w:val="22"/>
+        </w:rPr>
+        <w:t>10. There are a computer on the desk. → ______________________________</w:t>
+      </w:r>
+    </w:p>
+    <w:p>
+      <w:pPr>
+        <w:keepNext/>
+        <w:shd w:val="clear" w:color="000000" w:fill="auto"/>
+        <w:spacing w:before="280" w:after="80"/>
+        <w:rPr>
+          <w:rFonts w:ascii="Arial" w:hAnsi="Arial" w:cs="Arial"/>
           <w:b/>
           <w:bCs/>
-        </w:rPr>
-      </w:pPr>
-      <w:r>
-        <w:rPr>
+          <w:color w:val="000000"/>
+        </w:rPr>
+      </w:pPr>
+      <w:r>
+        <w:rPr>
+          <w:rFonts w:ascii="Arial" w:hAnsi="Arial" w:cs="Arial"/>
           <w:b/>
           <w:bCs/>
-        </w:rPr>
-        <w:t>PHẦN 6. ĐIỀN SOME HOẶC ANY (10 điểm)</w:t>
-      </w:r>
-    </w:p>
-    <w:p>
-      <w:pPr>
-        <w:numPr>
-          <w:ilvl w:val="0"/>
-          <w:numId w:val="25"/>
-        </w:numPr>
-      </w:pPr>
-      <w:r>
-        <w:lastRenderedPageBreak/>
-        <w:t>There are ______ books on the desk.</w:t>
-      </w:r>
-    </w:p>
-    <w:p>
-      <w:pPr>
-        <w:numPr>
-          <w:ilvl w:val="0"/>
-          <w:numId w:val="25"/>
-        </w:numPr>
-      </w:pPr>
-      <w:r>
-        <w:t>There isn't ______ milk in the fridge.</w:t>
-      </w:r>
-    </w:p>
-    <w:p>
-      <w:pPr>
-        <w:numPr>
-          <w:ilvl w:val="0"/>
-          <w:numId w:val="25"/>
-        </w:numPr>
-      </w:pPr>
-      <w:r>
-        <w:t>Are there ______ students in the classroom?</w:t>
-      </w:r>
-    </w:p>
-    <w:p>
-      <w:pPr>
-        <w:numPr>
-          <w:ilvl w:val="0"/>
-          <w:numId w:val="25"/>
-        </w:numPr>
-      </w:pPr>
-      <w:r>
-        <w:t>There is ______ water in the bottle.</w:t>
-      </w:r>
-    </w:p>
-    <w:p>
-      <w:pPr>
-        <w:numPr>
-          <w:ilvl w:val="0"/>
-          <w:numId w:val="25"/>
-        </w:numPr>
-      </w:pPr>
-      <w:r>
-        <w:t>There aren't ______ chairs here.</w:t>
-      </w:r>
-    </w:p>
-    <w:p>
-      <w:pPr>
-        <w:numPr>
-          <w:ilvl w:val="0"/>
-          <w:numId w:val="25"/>
-        </w:numPr>
-      </w:pPr>
-      <w:r>
-        <w:t>Is there ______ coffee in the kitchen?</w:t>
-      </w:r>
-    </w:p>
-    <w:p>
-      <w:pPr>
-        <w:numPr>
-          <w:ilvl w:val="0"/>
-          <w:numId w:val="25"/>
-        </w:numPr>
-      </w:pPr>
-      <w:r>
-        <w:t>There are ______ flowers in the garden.</w:t>
-      </w:r>
-    </w:p>
-    <w:p>
-      <w:pPr>
-        <w:numPr>
-          <w:ilvl w:val="0"/>
-          <w:numId w:val="25"/>
-        </w:numPr>
-      </w:pPr>
-      <w:r>
-        <w:t>There isn't ______ bread on the table.</w:t>
-      </w:r>
-    </w:p>
-    <w:p>
-      <w:pPr>
-        <w:numPr>
-          <w:ilvl w:val="0"/>
-          <w:numId w:val="25"/>
-        </w:numPr>
-      </w:pPr>
-      <w:r>
-        <w:t>Are there ______ shops nearby?</w:t>
-      </w:r>
-    </w:p>
-    <w:p>
-      <w:pPr>
-        <w:numPr>
-          <w:ilvl w:val="0"/>
-          <w:numId w:val="25"/>
-        </w:numPr>
-      </w:pPr>
-      <w:r>
-        <w:t>There is ______ juice in the fridge.</w:t>
-      </w:r>
-    </w:p>
-    <w:p>
-      <w:pPr>
-        <w:rPr>
+          <w:color w:val="000000"/>
+        </w:rPr>
+        <w:t>PHẦN 8. DỊCH SANG TIẾNG ANH (10 điểm)</w:t>
+      </w:r>
+    </w:p>
+    <w:p>
+      <w:pPr>
+        <w:keepNext/>
+        <w:shd w:val="clear" w:color="000000" w:fill="auto"/>
+        <w:spacing w:after="80"/>
+        <w:rPr>
+          <w:rFonts w:ascii="Arial" w:hAnsi="Arial" w:cs="Arial"/>
+          <w:bCs/>
+          <w:i/>
+          <w:color w:val="000000"/>
+          <w:sz w:val="22"/>
+        </w:rPr>
+      </w:pPr>
+      <w:r>
+        <w:rPr>
+          <w:rFonts w:ascii="Arial" w:hAnsi="Arial" w:cs="Arial"/>
+          <w:bCs/>
+          <w:i/>
+          <w:color w:val="000000"/>
+          <w:sz w:val="22"/>
+        </w:rPr>
+        <w:t>Hướng dẫn: Dịch từng câu sang tiếng Anh tự nhiên và đúng ngữ pháp.</w:t>
+      </w:r>
+    </w:p>
+    <w:p>
+      <w:pPr>
+        <w:keepNext/>
+        <w:shd w:val="clear" w:color="000000" w:fill="auto"/>
+        <w:spacing w:before="120" w:after="60"/>
+        <w:rPr>
+          <w:rFonts w:ascii="Arial" w:hAnsi="Arial" w:cs="Arial"/>
+          <w:bCs/>
+          <w:color w:val="000000"/>
+          <w:sz w:val="22"/>
+        </w:rPr>
+      </w:pPr>
+      <w:r>
+        <w:rPr>
+          <w:rFonts w:ascii="Arial" w:hAnsi="Arial" w:cs="Arial"/>
+          <w:bCs/>
+          <w:color w:val="000000"/>
+          <w:sz w:val="22"/>
+        </w:rPr>
+        <w:t>1. Có một quyển sách trên bàn.</w:t>
+      </w:r>
+    </w:p>
+    <w:p>
+      <w:pPr>
+        <w:keepNext/>
+        <w:shd w:val="clear" w:color="000000" w:fill="auto"/>
+        <w:spacing w:before="120" w:after="60"/>
+        <w:rPr>
+          <w:rFonts w:ascii="Arial" w:hAnsi="Arial" w:cs="Arial"/>
+          <w:bCs/>
+          <w:color w:val="000000"/>
+          <w:sz w:val="22"/>
+        </w:rPr>
+      </w:pPr>
+      <w:r>
+        <w:rPr>
+          <w:rFonts w:ascii="Arial" w:hAnsi="Arial" w:cs="Arial"/>
+          <w:bCs/>
+          <w:color w:val="000000"/>
+          <w:sz w:val="22"/>
+        </w:rPr>
+        <w:t>2. Có ba học sinh trong lớp.</w:t>
+      </w:r>
+    </w:p>
+    <w:p>
+      <w:pPr>
+        <w:keepNext/>
+        <w:shd w:val="clear" w:color="000000" w:fill="auto"/>
+        <w:spacing w:before="120" w:after="60"/>
+        <w:rPr>
+          <w:rFonts w:ascii="Arial" w:hAnsi="Arial" w:cs="Arial"/>
+          <w:bCs/>
+          <w:color w:val="000000"/>
+          <w:sz w:val="22"/>
+        </w:rPr>
+      </w:pPr>
+      <w:r>
+        <w:rPr>
+          <w:rFonts w:ascii="Arial" w:hAnsi="Arial" w:cs="Arial"/>
+          <w:bCs/>
+          <w:color w:val="000000"/>
+          <w:sz w:val="22"/>
+        </w:rPr>
+        <w:t>3. Có một con mèo trong phòng.</w:t>
+      </w:r>
+    </w:p>
+    <w:p>
+      <w:pPr>
+        <w:keepNext/>
+        <w:shd w:val="clear" w:color="000000" w:fill="auto"/>
+        <w:spacing w:before="120" w:after="60"/>
+        <w:rPr>
+          <w:rFonts w:ascii="Arial" w:hAnsi="Arial" w:cs="Arial"/>
+          <w:bCs/>
+          <w:color w:val="000000"/>
+          <w:sz w:val="22"/>
+        </w:rPr>
+      </w:pPr>
+      <w:r>
+        <w:rPr>
+          <w:rFonts w:ascii="Arial" w:hAnsi="Arial" w:cs="Arial"/>
+          <w:bCs/>
+          <w:color w:val="000000"/>
+          <w:sz w:val="22"/>
+        </w:rPr>
+        <w:t>4. Có nhiều cây trong công viên.</w:t>
+      </w:r>
+    </w:p>
+    <w:p>
+      <w:pPr>
+        <w:keepNext/>
+        <w:shd w:val="clear" w:color="000000" w:fill="auto"/>
+        <w:spacing w:before="120" w:after="60"/>
+        <w:rPr>
+          <w:rFonts w:ascii="Arial" w:hAnsi="Arial" w:cs="Arial"/>
+          <w:bCs/>
+          <w:color w:val="000000"/>
+          <w:sz w:val="22"/>
+        </w:rPr>
+      </w:pPr>
+      <w:r>
+        <w:rPr>
+          <w:rFonts w:ascii="Arial" w:hAnsi="Arial" w:cs="Arial"/>
+          <w:bCs/>
+          <w:color w:val="000000"/>
+          <w:sz w:val="22"/>
+        </w:rPr>
+        <w:t>5. Không có sữa trong tủ lạnh.</w:t>
+      </w:r>
+    </w:p>
+    <w:p>
+      <w:pPr>
+        <w:keepNext/>
+        <w:shd w:val="clear" w:color="000000" w:fill="auto"/>
+        <w:spacing w:before="120" w:after="60"/>
+        <w:rPr>
+          <w:rFonts w:ascii="Arial" w:hAnsi="Arial" w:cs="Arial"/>
+          <w:bCs/>
+          <w:color w:val="000000"/>
+          <w:sz w:val="22"/>
+        </w:rPr>
+      </w:pPr>
+      <w:r>
+        <w:rPr>
+          <w:rFonts w:ascii="Arial" w:hAnsi="Arial" w:cs="Arial"/>
+          <w:bCs/>
+          <w:color w:val="000000"/>
+          <w:sz w:val="22"/>
+        </w:rPr>
+        <w:t>6. Không có ghế trong phòng.</w:t>
+      </w:r>
+    </w:p>
+    <w:p>
+      <w:pPr>
+        <w:keepNext/>
+        <w:shd w:val="clear" w:color="000000" w:fill="auto"/>
+        <w:spacing w:before="120" w:after="60"/>
+        <w:rPr>
+          <w:rFonts w:ascii="Arial" w:hAnsi="Arial" w:cs="Arial"/>
+          <w:bCs/>
+          <w:color w:val="000000"/>
+          <w:sz w:val="22"/>
+        </w:rPr>
+      </w:pPr>
+      <w:r>
+        <w:rPr>
+          <w:rFonts w:ascii="Arial" w:hAnsi="Arial" w:cs="Arial"/>
+          <w:bCs/>
+          <w:color w:val="000000"/>
+          <w:sz w:val="22"/>
+        </w:rPr>
+        <w:t>7. Có một ngân hàng gần đây không?</w:t>
+      </w:r>
+    </w:p>
+    <w:p>
+      <w:pPr>
+        <w:keepNext/>
+        <w:shd w:val="clear" w:color="000000" w:fill="auto"/>
+        <w:spacing w:before="120" w:after="60"/>
+        <w:rPr>
+          <w:rFonts w:ascii="Arial" w:hAnsi="Arial" w:cs="Arial"/>
+          <w:bCs/>
+          <w:color w:val="000000"/>
+          <w:sz w:val="22"/>
+        </w:rPr>
+      </w:pPr>
+      <w:r>
+        <w:rPr>
+          <w:rFonts w:ascii="Arial" w:hAnsi="Arial" w:cs="Arial"/>
+          <w:bCs/>
+          <w:color w:val="000000"/>
+          <w:sz w:val="22"/>
+        </w:rPr>
+        <w:t>8. Có nhà hàng nào gần đây không?</w:t>
+      </w:r>
+    </w:p>
+    <w:p>
+      <w:pPr>
+        <w:keepNext/>
+        <w:shd w:val="clear" w:color="000000" w:fill="auto"/>
+        <w:spacing w:before="120" w:after="60"/>
+        <w:rPr>
+          <w:rFonts w:ascii="Arial" w:hAnsi="Arial" w:cs="Arial"/>
+          <w:bCs/>
+          <w:color w:val="000000"/>
+          <w:sz w:val="22"/>
+        </w:rPr>
+      </w:pPr>
+      <w:r>
+        <w:rPr>
+          <w:rFonts w:ascii="Arial" w:hAnsi="Arial" w:cs="Arial"/>
+          <w:bCs/>
+          <w:color w:val="000000"/>
+          <w:sz w:val="22"/>
+        </w:rPr>
+        <w:t>9. Có hai phòng ngủ trong ngôi nhà.</w:t>
+      </w:r>
+    </w:p>
+    <w:p>
+      <w:pPr>
+        <w:keepNext/>
+        <w:shd w:val="clear" w:color="000000" w:fill="auto"/>
+        <w:spacing w:before="120" w:after="60"/>
+        <w:rPr>
+          <w:rFonts w:ascii="Arial" w:hAnsi="Arial" w:cs="Arial"/>
+          <w:bCs/>
+          <w:color w:val="000000"/>
+          <w:sz w:val="22"/>
+        </w:rPr>
+      </w:pPr>
+      <w:r>
+        <w:rPr>
+          <w:rFonts w:ascii="Arial" w:hAnsi="Arial" w:cs="Arial"/>
+          <w:bCs/>
+          <w:color w:val="000000"/>
+          <w:sz w:val="22"/>
+        </w:rPr>
+        <w:t>10. Có một trạm xe buýt trước khách sạn.</w:t>
+      </w:r>
+    </w:p>
+    <w:p>
+      <w:pPr>
+        <w:keepNext/>
+        <w:shd w:val="clear" w:color="000000" w:fill="auto"/>
+        <w:spacing w:before="280" w:after="80"/>
+        <w:rPr>
+          <w:rFonts w:ascii="Arial" w:hAnsi="Arial" w:cs="Arial"/>
           <w:b/>
           <w:bCs/>
-        </w:rPr>
-      </w:pPr>
-      <w:r>
-        <w:rPr>
+          <w:color w:val="000000"/>
+        </w:rPr>
+      </w:pPr>
+      <w:r>
+        <w:rPr>
+          <w:rFonts w:ascii="Arial" w:hAnsi="Arial" w:cs="Arial"/>
           <w:b/>
           <w:bCs/>
-        </w:rPr>
-        <w:t>PHẦN 7. SỬA LỖI SAI (10 điểm)</w:t>
-      </w:r>
-    </w:p>
-    <w:p>
-      <w:pPr>
-        <w:numPr>
-          <w:ilvl w:val="0"/>
-          <w:numId w:val="26"/>
-        </w:numPr>
-      </w:pPr>
-      <w:r>
-        <w:t>There are a book on the table.</w:t>
-      </w:r>
-      <w:r>
-        <w:br/>
-        <w:t>→ ______________________________</w:t>
-      </w:r>
-    </w:p>
-    <w:p>
-      <w:pPr>
-        <w:numPr>
-          <w:ilvl w:val="0"/>
-          <w:numId w:val="26"/>
-        </w:numPr>
-      </w:pPr>
-      <w:r>
-        <w:t>There is three students in the room.</w:t>
-      </w:r>
-      <w:r>
-        <w:br/>
-        <w:t>→ ______________________________</w:t>
-      </w:r>
-    </w:p>
-    <w:p>
-      <w:pPr>
-        <w:numPr>
-          <w:ilvl w:val="0"/>
-          <w:numId w:val="26"/>
-        </w:numPr>
-      </w:pPr>
-      <w:r>
-        <w:t>Is there two bedrooms in the house?</w:t>
-      </w:r>
-      <w:r>
-        <w:br/>
-        <w:t>→ ______________________________</w:t>
-      </w:r>
-    </w:p>
-    <w:p>
-      <w:pPr>
-        <w:numPr>
-          <w:ilvl w:val="0"/>
-          <w:numId w:val="26"/>
-        </w:numPr>
-      </w:pPr>
-      <w:r>
-        <w:t>Are there a supermarket near here?</w:t>
-      </w:r>
-      <w:r>
-        <w:br/>
-        <w:t>→ ______________________________</w:t>
-      </w:r>
-    </w:p>
-    <w:p>
-      <w:pPr>
-        <w:numPr>
-          <w:ilvl w:val="0"/>
-          <w:numId w:val="26"/>
-        </w:numPr>
-      </w:pPr>
-      <w:r>
-        <w:t>There aren't a cat in the garden.</w:t>
-      </w:r>
-      <w:r>
-        <w:br/>
-        <w:t>→ ______________________________</w:t>
-      </w:r>
-    </w:p>
-    <w:p>
-      <w:pPr>
-        <w:numPr>
-          <w:ilvl w:val="0"/>
-          <w:numId w:val="26"/>
-        </w:numPr>
-      </w:pPr>
-      <w:r>
-        <w:t>There is many trees in the park.</w:t>
-      </w:r>
-      <w:r>
-        <w:br/>
-        <w:t>→ ______________________________</w:t>
-      </w:r>
-    </w:p>
-    <w:p>
-      <w:pPr>
-        <w:numPr>
-          <w:ilvl w:val="0"/>
-          <w:numId w:val="26"/>
-        </w:numPr>
-      </w:pPr>
-      <w:r>
-        <w:t>There are some milk in the fridge.</w:t>
-      </w:r>
-      <w:r>
-        <w:br/>
-        <w:t>→ ______________________________</w:t>
-      </w:r>
-    </w:p>
-    <w:p>
-      <w:pPr>
-        <w:numPr>
-          <w:ilvl w:val="0"/>
-          <w:numId w:val="26"/>
-        </w:numPr>
-      </w:pPr>
-      <w:r>
-        <w:t>Is there any students in the classroom?</w:t>
-      </w:r>
-      <w:r>
-        <w:br/>
-        <w:t>→ ______________________________</w:t>
-      </w:r>
-    </w:p>
-    <w:p>
-      <w:pPr>
-        <w:numPr>
-          <w:ilvl w:val="0"/>
-          <w:numId w:val="26"/>
-        </w:numPr>
-      </w:pPr>
-      <w:r>
-        <w:t>There isn't some water in the bottle.</w:t>
-      </w:r>
-      <w:r>
-        <w:br/>
-        <w:t>→ ______________________________</w:t>
-      </w:r>
-    </w:p>
-    <w:p>
-      <w:pPr>
-        <w:numPr>
-          <w:ilvl w:val="0"/>
-          <w:numId w:val="26"/>
-        </w:numPr>
-      </w:pPr>
-      <w:r>
-        <w:lastRenderedPageBreak/>
-        <w:t>There are a computer on the desk.</w:t>
-      </w:r>
-      <w:r>
-        <w:br/>
-        <w:t>→ ______________________________</w:t>
-      </w:r>
-    </w:p>
-    <w:p>
-      <w:pPr>
-        <w:rPr>
+          <w:color w:val="000000"/>
+        </w:rPr>
+        <w:t>PHẦN 9. ĐỌC HIỂU (10 điểm)</w:t>
+      </w:r>
+    </w:p>
+    <w:p>
+      <w:pPr>
+        <w:keepNext/>
+        <w:shd w:val="clear" w:color="000000" w:fill="auto"/>
+        <w:spacing w:after="80"/>
+        <w:rPr>
+          <w:rFonts w:ascii="Arial" w:hAnsi="Arial" w:cs="Arial"/>
+          <w:bCs/>
+          <w:i/>
+          <w:color w:val="000000"/>
+          <w:sz w:val="22"/>
+        </w:rPr>
+      </w:pPr>
+      <w:r>
+        <w:rPr>
+          <w:rFonts w:ascii="Arial" w:hAnsi="Arial" w:cs="Arial"/>
+          <w:bCs/>
+          <w:i/>
+          <w:color w:val="000000"/>
+          <w:sz w:val="22"/>
+        </w:rPr>
+        <w:t>Hướng dẫn: Đọc đoạn văn, xác định bằng chứng rồi trả lời từng câu hỏi.</w:t>
+      </w:r>
+    </w:p>
+    <w:p>
+      <w:pPr>
+        <w:keepNext/>
+        <w:shd w:val="clear" w:color="000000" w:fill="auto"/>
+        <w:spacing w:before="120" w:after="80"/>
+        <w:rPr>
+          <w:rFonts w:ascii="Arial" w:hAnsi="Arial" w:cs="Arial"/>
           <w:b/>
           <w:bCs/>
-        </w:rPr>
-      </w:pPr>
-      <w:r>
-        <w:rPr>
+          <w:color w:val="000000"/>
+          <w:sz w:val="22"/>
+        </w:rPr>
+      </w:pPr>
+      <w:r>
+        <w:rPr>
+          <w:rFonts w:ascii="Arial" w:hAnsi="Arial" w:cs="Arial"/>
           <w:b/>
           <w:bCs/>
-        </w:rPr>
-        <w:t>PHẦN 8. DỊCH SANG TIẾNG ANH (10 điểm)</w:t>
-      </w:r>
-    </w:p>
-    <w:p>
-      <w:pPr>
-        <w:numPr>
-          <w:ilvl w:val="0"/>
-          <w:numId w:val="27"/>
-        </w:numPr>
-      </w:pPr>
-      <w:r>
-        <w:t>Có một quyển sách trên bàn.</w:t>
-      </w:r>
-    </w:p>
-    <w:p>
-      <w:pPr>
-        <w:numPr>
-          <w:ilvl w:val="0"/>
-          <w:numId w:val="27"/>
-        </w:numPr>
-      </w:pPr>
-      <w:r>
-        <w:t>Có ba học sinh trong lớp.</w:t>
-      </w:r>
-    </w:p>
-    <w:p>
-      <w:pPr>
-        <w:numPr>
-          <w:ilvl w:val="0"/>
-          <w:numId w:val="27"/>
-        </w:numPr>
-      </w:pPr>
-      <w:r>
-        <w:t>Có một con mèo trong phòng.</w:t>
-      </w:r>
-    </w:p>
-    <w:p>
-      <w:pPr>
-        <w:numPr>
-          <w:ilvl w:val="0"/>
-          <w:numId w:val="27"/>
-        </w:numPr>
-      </w:pPr>
-      <w:r>
-        <w:t>Có nhiều cây trong công viên.</w:t>
-      </w:r>
-    </w:p>
-    <w:p>
-      <w:pPr>
-        <w:numPr>
-          <w:ilvl w:val="0"/>
-          <w:numId w:val="27"/>
-        </w:numPr>
-      </w:pPr>
-      <w:r>
-        <w:t>Không có sữa trong tủ lạnh.</w:t>
-      </w:r>
-    </w:p>
-    <w:p>
-      <w:pPr>
-        <w:numPr>
-          <w:ilvl w:val="0"/>
-          <w:numId w:val="27"/>
-        </w:numPr>
-      </w:pPr>
-      <w:r>
-        <w:t>Không có ghế trong phòng.</w:t>
-      </w:r>
-    </w:p>
-    <w:p>
-      <w:pPr>
-        <w:numPr>
-          <w:ilvl w:val="0"/>
-          <w:numId w:val="27"/>
-        </w:numPr>
-      </w:pPr>
-      <w:r>
-        <w:t>Có một ngân hàng gần đây không?</w:t>
-      </w:r>
-    </w:p>
-    <w:p>
-      <w:pPr>
-        <w:numPr>
-          <w:ilvl w:val="0"/>
-          <w:numId w:val="27"/>
-        </w:numPr>
-      </w:pPr>
-      <w:r>
-        <w:t>Có nhà hàng nào gần đây không?</w:t>
-      </w:r>
-    </w:p>
-    <w:p>
-      <w:pPr>
-        <w:numPr>
-          <w:ilvl w:val="0"/>
-          <w:numId w:val="27"/>
-        </w:numPr>
-      </w:pPr>
-      <w:r>
-        <w:t>Có hai phòng ngủ trong ngôi nhà.</w:t>
-      </w:r>
-    </w:p>
-    <w:p>
-      <w:pPr>
-        <w:numPr>
-          <w:ilvl w:val="0"/>
-          <w:numId w:val="27"/>
-        </w:numPr>
-      </w:pPr>
-      <w:r>
-        <w:t>Có một trạm xe buýt trước khách sạn.</w:t>
-      </w:r>
-    </w:p>
-    <w:p>
-      <w:pPr>
-        <w:rPr>
+          <w:color w:val="000000"/>
+          <w:sz w:val="22"/>
+        </w:rPr>
+        <w:t>Đọc đoạn văn:</w:t>
+      </w:r>
+    </w:p>
+    <w:p>
+      <w:pPr>
+        <w:keepLines/>
+        <w:shd w:val="clear" w:color="000000" w:fill="auto"/>
+        <w:rPr>
+          <w:rFonts w:ascii="Arial" w:hAnsi="Arial" w:cs="Arial"/>
+          <w:bCs/>
+          <w:color w:val="000000"/>
+          <w:sz w:val="22"/>
+        </w:rPr>
+      </w:pPr>
+      <w:r>
+        <w:rPr>
+          <w:rFonts w:ascii="Arial" w:hAnsi="Arial" w:cs="Arial"/>
+          <w:bCs/>
+          <w:color w:val="000000"/>
+          <w:sz w:val="22"/>
+        </w:rPr>
+        <w:t>My house is small but comfortable. There is a living room, a kitchen and a bathroom downstairs. There are two bedrooms upstairs. There is a small garden behind the house. There are some flowers and two trees in the garden. There isn't a garage, but there is a parking space in front of the house.</w:t>
+      </w:r>
+    </w:p>
+    <w:p>
+      <w:pPr>
+        <w:keepNext/>
+        <w:shd w:val="clear" w:color="000000" w:fill="auto"/>
+        <w:spacing w:before="120" w:after="80"/>
+        <w:rPr>
+          <w:rFonts w:ascii="Arial" w:hAnsi="Arial" w:cs="Arial"/>
           <w:b/>
           <w:bCs/>
-        </w:rPr>
-      </w:pPr>
-      <w:r>
-        <w:rPr>
+          <w:color w:val="000000"/>
+          <w:sz w:val="22"/>
+        </w:rPr>
+      </w:pPr>
+      <w:r>
+        <w:rPr>
+          <w:rFonts w:ascii="Arial" w:hAnsi="Arial" w:cs="Arial"/>
           <w:b/>
           <w:bCs/>
-        </w:rPr>
-        <w:t>PHẦN 9. ĐỌC HIỂU (10 điểm)</w:t>
-      </w:r>
-    </w:p>
-    <w:p>
-      <w:pPr>
-        <w:rPr>
+          <w:color w:val="000000"/>
+          <w:sz w:val="22"/>
+        </w:rPr>
+        <w:t>Trả lời câu hỏi:</w:t>
+      </w:r>
+    </w:p>
+    <w:p>
+      <w:pPr>
+        <w:keepNext/>
+        <w:shd w:val="clear" w:color="000000" w:fill="auto"/>
+        <w:spacing w:before="120" w:after="60"/>
+        <w:rPr>
+          <w:rFonts w:ascii="Arial" w:hAnsi="Arial" w:cs="Arial"/>
+          <w:bCs/>
+          <w:color w:val="000000"/>
+          <w:sz w:val="22"/>
+        </w:rPr>
+      </w:pPr>
+      <w:r>
+        <w:rPr>
+          <w:rFonts w:ascii="Arial" w:hAnsi="Arial" w:cs="Arial"/>
+          <w:bCs/>
+          <w:color w:val="000000"/>
+          <w:sz w:val="22"/>
+        </w:rPr>
+        <w:t>1. Is the house big or small?</w:t>
+      </w:r>
+    </w:p>
+    <w:p>
+      <w:pPr>
+        <w:keepNext/>
+        <w:shd w:val="clear" w:color="000000" w:fill="auto"/>
+        <w:spacing w:before="120" w:after="60"/>
+        <w:rPr>
+          <w:rFonts w:ascii="Arial" w:hAnsi="Arial" w:cs="Arial"/>
+          <w:bCs/>
+          <w:color w:val="000000"/>
+          <w:sz w:val="22"/>
+        </w:rPr>
+      </w:pPr>
+      <w:r>
+        <w:rPr>
+          <w:rFonts w:ascii="Arial" w:hAnsi="Arial" w:cs="Arial"/>
+          <w:bCs/>
+          <w:color w:val="000000"/>
+          <w:sz w:val="22"/>
+        </w:rPr>
+        <w:t>2. Is there a living room?</w:t>
+      </w:r>
+    </w:p>
+    <w:p>
+      <w:pPr>
+        <w:keepNext/>
+        <w:shd w:val="clear" w:color="000000" w:fill="auto"/>
+        <w:spacing w:before="120" w:after="60"/>
+        <w:rPr>
+          <w:rFonts w:ascii="Arial" w:hAnsi="Arial" w:cs="Arial"/>
+          <w:bCs/>
+          <w:color w:val="000000"/>
+          <w:sz w:val="22"/>
+        </w:rPr>
+      </w:pPr>
+      <w:r>
+        <w:rPr>
+          <w:rFonts w:ascii="Arial" w:hAnsi="Arial" w:cs="Arial"/>
+          <w:bCs/>
+          <w:color w:val="000000"/>
+          <w:sz w:val="22"/>
+        </w:rPr>
+        <w:t>3. How many bedrooms are there?</w:t>
+      </w:r>
+    </w:p>
+    <w:p>
+      <w:pPr>
+        <w:keepNext/>
+        <w:shd w:val="clear" w:color="000000" w:fill="auto"/>
+        <w:spacing w:before="120" w:after="60"/>
+        <w:rPr>
+          <w:rFonts w:ascii="Arial" w:hAnsi="Arial" w:cs="Arial"/>
+          <w:bCs/>
+          <w:color w:val="000000"/>
+          <w:sz w:val="22"/>
+        </w:rPr>
+      </w:pPr>
+      <w:r>
+        <w:rPr>
+          <w:rFonts w:ascii="Arial" w:hAnsi="Arial" w:cs="Arial"/>
+          <w:bCs/>
+          <w:color w:val="000000"/>
+          <w:sz w:val="22"/>
+        </w:rPr>
+        <w:t>4. Where are the bedrooms?</w:t>
+      </w:r>
+    </w:p>
+    <w:p>
+      <w:pPr>
+        <w:keepNext/>
+        <w:shd w:val="clear" w:color="000000" w:fill="auto"/>
+        <w:spacing w:before="120" w:after="60"/>
+        <w:rPr>
+          <w:rFonts w:ascii="Arial" w:hAnsi="Arial" w:cs="Arial"/>
+          <w:bCs/>
+          <w:color w:val="000000"/>
+          <w:sz w:val="22"/>
+        </w:rPr>
+      </w:pPr>
+      <w:r>
+        <w:rPr>
+          <w:rFonts w:ascii="Arial" w:hAnsi="Arial" w:cs="Arial"/>
+          <w:bCs/>
+          <w:color w:val="000000"/>
+          <w:sz w:val="22"/>
+        </w:rPr>
+        <w:t>5. Is there a garden?</w:t>
+      </w:r>
+    </w:p>
+    <w:p>
+      <w:pPr>
+        <w:keepNext/>
+        <w:shd w:val="clear" w:color="000000" w:fill="auto"/>
+        <w:spacing w:before="120" w:after="60"/>
+        <w:rPr>
+          <w:rFonts w:ascii="Arial" w:hAnsi="Arial" w:cs="Arial"/>
+          <w:bCs/>
+          <w:color w:val="000000"/>
+          <w:sz w:val="22"/>
+        </w:rPr>
+      </w:pPr>
+      <w:r>
+        <w:rPr>
+          <w:rFonts w:ascii="Arial" w:hAnsi="Arial" w:cs="Arial"/>
+          <w:bCs/>
+          <w:color w:val="000000"/>
+          <w:sz w:val="22"/>
+        </w:rPr>
+        <w:t>6. Where is the garden?</w:t>
+      </w:r>
+    </w:p>
+    <w:p>
+      <w:pPr>
+        <w:keepNext/>
+        <w:shd w:val="clear" w:color="000000" w:fill="auto"/>
+        <w:spacing w:before="120" w:after="60"/>
+        <w:rPr>
+          <w:rFonts w:ascii="Arial" w:hAnsi="Arial" w:cs="Arial"/>
+          <w:bCs/>
+          <w:color w:val="000000"/>
+          <w:sz w:val="22"/>
+        </w:rPr>
+      </w:pPr>
+      <w:r>
+        <w:rPr>
+          <w:rFonts w:ascii="Arial" w:hAnsi="Arial" w:cs="Arial"/>
+          <w:bCs/>
+          <w:color w:val="000000"/>
+          <w:sz w:val="22"/>
+        </w:rPr>
+        <w:t>7. What is in the garden?</w:t>
+      </w:r>
+    </w:p>
+    <w:p>
+      <w:pPr>
+        <w:keepNext/>
+        <w:shd w:val="clear" w:color="000000" w:fill="auto"/>
+        <w:spacing w:before="120" w:after="60"/>
+        <w:rPr>
+          <w:rFonts w:ascii="Arial" w:hAnsi="Arial" w:cs="Arial"/>
+          <w:bCs/>
+          <w:color w:val="000000"/>
+          <w:sz w:val="22"/>
+        </w:rPr>
+      </w:pPr>
+      <w:r>
+        <w:rPr>
+          <w:rFonts w:ascii="Arial" w:hAnsi="Arial" w:cs="Arial"/>
+          <w:bCs/>
+          <w:color w:val="000000"/>
+          <w:sz w:val="22"/>
+        </w:rPr>
+        <w:t>8. Is there a garage?</w:t>
+      </w:r>
+    </w:p>
+    <w:p>
+      <w:pPr>
+        <w:keepNext/>
+        <w:shd w:val="clear" w:color="000000" w:fill="auto"/>
+        <w:spacing w:before="120" w:after="60"/>
+        <w:rPr>
+          <w:rFonts w:ascii="Arial" w:hAnsi="Arial" w:cs="Arial"/>
+          <w:bCs/>
+          <w:color w:val="000000"/>
+          <w:sz w:val="22"/>
+        </w:rPr>
+      </w:pPr>
+      <w:r>
+        <w:rPr>
+          <w:rFonts w:ascii="Arial" w:hAnsi="Arial" w:cs="Arial"/>
+          <w:bCs/>
+          <w:color w:val="000000"/>
+          <w:sz w:val="22"/>
+        </w:rPr>
+        <w:t>9. What is in front of the house?</w:t>
+      </w:r>
+    </w:p>
+    <w:p>
+      <w:pPr>
+        <w:keepNext/>
+        <w:shd w:val="clear" w:color="000000" w:fill="auto"/>
+        <w:spacing w:before="120" w:after="60"/>
+        <w:rPr>
+          <w:rFonts w:ascii="Arial" w:hAnsi="Arial" w:cs="Arial"/>
+          <w:bCs/>
+          <w:color w:val="000000"/>
+          <w:sz w:val="22"/>
+        </w:rPr>
+      </w:pPr>
+      <w:r>
+        <w:rPr>
+          <w:rFonts w:ascii="Arial" w:hAnsi="Arial" w:cs="Arial"/>
+          <w:bCs/>
+          <w:color w:val="000000"/>
+          <w:sz w:val="22"/>
+        </w:rPr>
+        <w:t>10. Which structures are mainly used in the passage?</w:t>
+      </w:r>
+    </w:p>
+    <w:p>
+      <w:pPr>
+        <w:keepNext/>
+        <w:shd w:val="clear" w:color="000000" w:fill="auto"/>
+        <w:spacing w:before="280" w:after="80"/>
+        <w:rPr>
+          <w:rFonts w:ascii="Arial" w:hAnsi="Arial" w:cs="Arial"/>
           <w:b/>
           <w:bCs/>
-        </w:rPr>
-      </w:pPr>
-      <w:r>
-        <w:rPr>
+          <w:color w:val="000000"/>
+        </w:rPr>
+      </w:pPr>
+      <w:r>
+        <w:rPr>
+          <w:rFonts w:ascii="Arial" w:hAnsi="Arial" w:cs="Arial"/>
           <w:b/>
           <w:bCs/>
-        </w:rPr>
-        <w:t>Đọc đoạn văn:</w:t>
-      </w:r>
-    </w:p>
-    <w:p>
-      <w:r>
-        <w:t xml:space="preserve">My house is small but comfortable. </w:t>
-      </w:r>
-      <w:r>
-        <w:rPr>
+          <w:color w:val="000000"/>
+        </w:rPr>
+        <w:t>PHẦN 10. VIẾT CÂU HOÀN CHỈNH (10 điểm)</w:t>
+      </w:r>
+    </w:p>
+    <w:p>
+      <w:pPr>
+        <w:keepNext/>
+        <w:shd w:val="clear" w:color="000000" w:fill="auto"/>
+        <w:spacing w:after="80"/>
+        <w:rPr>
+          <w:rFonts w:ascii="Arial" w:hAnsi="Arial" w:cs="Arial"/>
+          <w:bCs/>
+          <w:i/>
+          <w:color w:val="000000"/>
+          <w:sz w:val="22"/>
+        </w:rPr>
+      </w:pPr>
+      <w:r>
+        <w:rPr>
+          <w:rFonts w:ascii="Arial" w:hAnsi="Arial" w:cs="Arial"/>
+          <w:bCs/>
+          <w:i/>
+          <w:color w:val="000000"/>
+          <w:sz w:val="22"/>
+        </w:rPr>
+        <w:t>Hướng dẫn: Sắp xếp các từ hoặc cụm từ để tạo thành câu hoàn chỉnh.</w:t>
+      </w:r>
+    </w:p>
+    <w:p>
+      <w:pPr>
+        <w:keepNext/>
+        <w:shd w:val="clear" w:color="000000" w:fill="auto"/>
+        <w:spacing w:after="240"/>
+        <w:jc w:val="center"/>
+        <w:rPr>
+          <w:rFonts w:ascii="Arial" w:hAnsi="Arial" w:cs="Arial"/>
+          <w:bCs/>
+          <w:color w:val="000000"/>
+          <w:sz w:val="22"/>
+        </w:rPr>
+      </w:pPr>
+      <w:r>
+        <w:rPr>
+          <w:rFonts w:ascii="Arial" w:hAnsi="Arial" w:cs="Arial"/>
+          <w:bCs/>
+          <w:color w:val="000000"/>
+          <w:sz w:val="22"/>
+        </w:rPr>
+        <w:t>1. a book / on the table → ______________________________</w:t>
+      </w:r>
+    </w:p>
+    <w:p>
+      <w:pPr>
+        <w:keepNext/>
+        <w:shd w:val="clear" w:color="000000" w:fill="auto"/>
+        <w:spacing w:after="240"/>
+        <w:jc w:val="center"/>
+        <w:rPr>
+          <w:rFonts w:ascii="Arial" w:hAnsi="Arial" w:cs="Arial"/>
+          <w:bCs/>
+          <w:color w:val="000000"/>
+          <w:sz w:val="22"/>
+        </w:rPr>
+      </w:pPr>
+      <w:r>
+        <w:rPr>
+          <w:rFonts w:ascii="Arial" w:hAnsi="Arial" w:cs="Arial"/>
+          <w:bCs/>
+          <w:color w:val="000000"/>
+          <w:sz w:val="22"/>
+        </w:rPr>
+        <w:t>2. three students / in the classroom → ______________________________</w:t>
+      </w:r>
+    </w:p>
+    <w:p>
+      <w:pPr>
+        <w:keepNext/>
+        <w:shd w:val="clear" w:color="000000" w:fill="auto"/>
+        <w:spacing w:after="240"/>
+        <w:jc w:val="center"/>
+        <w:rPr>
+          <w:rFonts w:ascii="Arial" w:hAnsi="Arial" w:cs="Arial"/>
+          <w:bCs/>
+          <w:color w:val="000000"/>
+          <w:sz w:val="22"/>
+        </w:rPr>
+      </w:pPr>
+      <w:r>
+        <w:rPr>
+          <w:rFonts w:ascii="Arial" w:hAnsi="Arial" w:cs="Arial"/>
+          <w:bCs/>
+          <w:color w:val="000000"/>
+          <w:sz w:val="22"/>
+        </w:rPr>
+        <w:t>3. some water / in the bottle → ______________________________</w:t>
+      </w:r>
+    </w:p>
+    <w:p>
+      <w:pPr>
+        <w:keepNext/>
+        <w:shd w:val="clear" w:color="000000" w:fill="auto"/>
+        <w:spacing w:after="240"/>
+        <w:jc w:val="center"/>
+        <w:rPr>
+          <w:rFonts w:ascii="Arial" w:hAnsi="Arial" w:cs="Arial"/>
+          <w:bCs/>
+          <w:color w:val="000000"/>
+          <w:sz w:val="22"/>
+        </w:rPr>
+      </w:pPr>
+      <w:r>
+        <w:rPr>
+          <w:rFonts w:ascii="Arial" w:hAnsi="Arial" w:cs="Arial"/>
+          <w:bCs/>
+          <w:color w:val="000000"/>
+          <w:sz w:val="22"/>
+        </w:rPr>
+        <w:t>4. two bedrooms / in the house → ______________________________</w:t>
+      </w:r>
+    </w:p>
+    <w:p>
+      <w:pPr>
+        <w:keepNext/>
+        <w:shd w:val="clear" w:color="000000" w:fill="auto"/>
+        <w:spacing w:after="240"/>
+        <w:jc w:val="center"/>
+        <w:rPr>
+          <w:rFonts w:ascii="Arial" w:hAnsi="Arial" w:cs="Arial"/>
+          <w:bCs/>
+          <w:color w:val="000000"/>
+          <w:sz w:val="22"/>
+        </w:rPr>
+      </w:pPr>
+      <w:r>
+        <w:rPr>
+          <w:rFonts w:ascii="Arial" w:hAnsi="Arial" w:cs="Arial"/>
+          <w:bCs/>
+          <w:color w:val="000000"/>
+          <w:sz w:val="22"/>
+        </w:rPr>
+        <w:t>5. a supermarket / near here → ______________________________</w:t>
+      </w:r>
+    </w:p>
+    <w:p>
+      <w:pPr>
+        <w:keepNext/>
+        <w:shd w:val="clear" w:color="000000" w:fill="auto"/>
+        <w:spacing w:after="240"/>
+        <w:jc w:val="center"/>
+        <w:rPr>
+          <w:rFonts w:ascii="Arial" w:hAnsi="Arial" w:cs="Arial"/>
+          <w:bCs/>
+          <w:color w:val="000000"/>
+          <w:sz w:val="22"/>
+        </w:rPr>
+      </w:pPr>
+      <w:r>
+        <w:rPr>
+          <w:rFonts w:ascii="Arial" w:hAnsi="Arial" w:cs="Arial"/>
+          <w:bCs/>
+          <w:color w:val="000000"/>
+          <w:sz w:val="22"/>
+        </w:rPr>
+        <w:t>6. many trees / in the park → ______________________________</w:t>
+      </w:r>
+    </w:p>
+    <w:p>
+      <w:pPr>
+        <w:keepNext/>
+        <w:shd w:val="clear" w:color="000000" w:fill="auto"/>
+        <w:spacing w:after="240"/>
+        <w:jc w:val="center"/>
+        <w:rPr>
+          <w:rFonts w:ascii="Arial" w:hAnsi="Arial" w:cs="Arial"/>
+          <w:bCs/>
+          <w:color w:val="000000"/>
+          <w:sz w:val="22"/>
+        </w:rPr>
+      </w:pPr>
+      <w:r>
+        <w:rPr>
+          <w:rFonts w:ascii="Arial" w:hAnsi="Arial" w:cs="Arial"/>
+          <w:bCs/>
+          <w:color w:val="000000"/>
+          <w:sz w:val="22"/>
+        </w:rPr>
+        <w:t>7. not / any milk / in the fridge → ______________________________</w:t>
+      </w:r>
+    </w:p>
+    <w:p>
+      <w:pPr>
+        <w:keepNext/>
+        <w:shd w:val="clear" w:color="000000" w:fill="auto"/>
+        <w:spacing w:after="240"/>
+        <w:jc w:val="center"/>
+        <w:rPr>
+          <w:rFonts w:ascii="Arial" w:hAnsi="Arial" w:cs="Arial"/>
+          <w:bCs/>
+          <w:color w:val="000000"/>
+          <w:sz w:val="22"/>
+        </w:rPr>
+      </w:pPr>
+      <w:r>
+        <w:rPr>
+          <w:rFonts w:ascii="Arial" w:hAnsi="Arial" w:cs="Arial"/>
+          <w:bCs/>
+          <w:color w:val="000000"/>
+          <w:sz w:val="22"/>
+        </w:rPr>
+        <w:t>8. not / any chairs / in the room → ______________________________</w:t>
+      </w:r>
+    </w:p>
+    <w:p>
+      <w:pPr>
+        <w:keepNext/>
+        <w:shd w:val="clear" w:color="000000" w:fill="auto"/>
+        <w:spacing w:after="240"/>
+        <w:jc w:val="center"/>
+        <w:rPr>
+          <w:rFonts w:ascii="Arial" w:hAnsi="Arial" w:cs="Arial"/>
+          <w:bCs/>
+          <w:color w:val="000000"/>
+          <w:sz w:val="22"/>
+        </w:rPr>
+      </w:pPr>
+      <w:r>
+        <w:rPr>
+          <w:rFonts w:ascii="Arial" w:hAnsi="Arial" w:cs="Arial"/>
+          <w:bCs/>
+          <w:color w:val="000000"/>
+          <w:sz w:val="22"/>
+        </w:rPr>
+        <w:t>9. a bus stop / in front of the hotel → ______________________________</w:t>
+      </w:r>
+    </w:p>
+    <w:p>
+      <w:pPr>
+        <w:keepNext/>
+        <w:shd w:val="clear" w:color="000000" w:fill="auto"/>
+        <w:spacing w:after="240"/>
+        <w:jc w:val="center"/>
+        <w:rPr>
+          <w:rFonts w:ascii="Arial" w:hAnsi="Arial" w:cs="Arial"/>
+          <w:bCs/>
+          <w:color w:val="000000"/>
+          <w:sz w:val="22"/>
+        </w:rPr>
+      </w:pPr>
+      <w:r>
+        <w:rPr>
+          <w:rFonts w:ascii="Arial" w:hAnsi="Arial" w:cs="Arial"/>
+          <w:bCs/>
+          <w:color w:val="000000"/>
+          <w:sz w:val="22"/>
+        </w:rPr>
+        <w:t>10. some flowers / in the garden → ______________________________</w:t>
+      </w:r>
+    </w:p>
+    <w:p>
+      <w:pPr>
+        <w:keepNext/>
+        <w:pageBreakBefore/>
+        <w:shd w:val="clear" w:color="000000" w:fill="auto"/>
+        <w:spacing w:before="240" w:after="80"/>
+        <w:jc w:val="center"/>
+        <w:rPr>
+          <w:rFonts w:ascii="Arial" w:hAnsi="Arial" w:cs="Arial"/>
           <w:b/>
           <w:bCs/>
-        </w:rPr>
-        <w:t>There is</w:t>
-      </w:r>
-      <w:r>
-        <w:t xml:space="preserve"> a living room, a kitchen and a bathroom downstairs. </w:t>
-      </w:r>
-      <w:r>
-        <w:rPr>
+          <w:color w:val="000000"/>
+          <w:sz w:val="30"/>
+        </w:rPr>
+      </w:pPr>
+      <w:r>
+        <w:rPr>
+          <w:rFonts w:ascii="Arial" w:hAnsi="Arial" w:cs="Arial"/>
           <w:b/>
           <w:bCs/>
-        </w:rPr>
-        <w:t>There are</w:t>
-      </w:r>
-      <w:r>
-        <w:t xml:space="preserve"> two bedrooms upstairs. There is a small garden behind the house. There are some flowers and two trees in the garden. There isn't a garage, but there is a parking space in front of the house.</w:t>
-      </w:r>
-    </w:p>
-    <w:p>
-      <w:pPr>
-        <w:rPr>
+          <w:color w:val="000000"/>
+          <w:sz w:val="30"/>
+        </w:rPr>
+        <w:t>ĐÁP ÁN</w:t>
+      </w:r>
+    </w:p>
+    <w:p>
+      <w:pPr>
+        <w:keepNext/>
+        <w:pageBreakBefore/>
+        <w:shd w:val="clear" w:color="000000" w:fill="auto"/>
+        <w:spacing w:after="240"/>
+        <w:jc w:val="center"/>
+        <w:rPr>
+          <w:rFonts w:ascii="Arial" w:hAnsi="Arial" w:cs="Arial"/>
           <w:b/>
           <w:bCs/>
-        </w:rPr>
-      </w:pPr>
-      <w:r>
-        <w:rPr>
+          <w:color w:val="000000"/>
+          <w:sz w:val="30"/>
+        </w:rPr>
+      </w:pPr>
+      <w:r>
+        <w:rPr>
+          <w:rFonts w:ascii="Arial" w:hAnsi="Arial" w:cs="Arial"/>
           <w:b/>
           <w:bCs/>
-        </w:rPr>
-        <w:t>Trả lời câu hỏi:</w:t>
-      </w:r>
-    </w:p>
-    <w:p>
-      <w:pPr>
-        <w:numPr>
-          <w:ilvl w:val="0"/>
-          <w:numId w:val="28"/>
-        </w:numPr>
-      </w:pPr>
-      <w:r>
-        <w:t>Is the house big or small?</w:t>
-      </w:r>
-    </w:p>
-    <w:p>
-      <w:pPr>
-        <w:numPr>
-          <w:ilvl w:val="0"/>
-          <w:numId w:val="28"/>
-        </w:numPr>
-      </w:pPr>
-      <w:r>
-        <w:t>Is there a living room?</w:t>
-      </w:r>
-    </w:p>
-    <w:p>
-      <w:pPr>
-        <w:numPr>
-          <w:ilvl w:val="0"/>
-          <w:numId w:val="28"/>
-        </w:numPr>
-      </w:pPr>
-      <w:r>
-        <w:t>How many bedrooms are there?</w:t>
-      </w:r>
-    </w:p>
-    <w:p>
-      <w:pPr>
-        <w:numPr>
-          <w:ilvl w:val="0"/>
-          <w:numId w:val="28"/>
-        </w:numPr>
-      </w:pPr>
-      <w:r>
-        <w:t>Where are the bedrooms?</w:t>
-      </w:r>
-    </w:p>
-    <w:p>
-      <w:pPr>
-        <w:numPr>
-          <w:ilvl w:val="0"/>
-          <w:numId w:val="28"/>
-        </w:numPr>
-      </w:pPr>
-      <w:r>
-        <w:t>Is there a garden?</w:t>
-      </w:r>
-    </w:p>
-    <w:p>
-      <w:pPr>
-        <w:numPr>
-          <w:ilvl w:val="0"/>
-          <w:numId w:val="28"/>
-        </w:numPr>
-      </w:pPr>
-      <w:r>
-        <w:t>Where is the garden?</w:t>
-      </w:r>
-    </w:p>
-    <w:p>
-      <w:pPr>
-        <w:numPr>
-          <w:ilvl w:val="0"/>
-          <w:numId w:val="28"/>
-        </w:numPr>
-      </w:pPr>
-      <w:r>
-        <w:t>What is in the garden?</w:t>
-      </w:r>
-    </w:p>
-    <w:p>
-      <w:pPr>
-        <w:numPr>
-          <w:ilvl w:val="0"/>
-          <w:numId w:val="28"/>
-        </w:numPr>
-      </w:pPr>
-      <w:r>
-        <w:lastRenderedPageBreak/>
-        <w:t>Is there a garage?</w:t>
-      </w:r>
-    </w:p>
-    <w:p>
-      <w:pPr>
-        <w:numPr>
-          <w:ilvl w:val="0"/>
-          <w:numId w:val="28"/>
-        </w:numPr>
-      </w:pPr>
-      <w:r>
-        <w:t>What is in front of the house?</w:t>
-      </w:r>
-    </w:p>
-    <w:p>
-      <w:pPr>
-        <w:numPr>
-          <w:ilvl w:val="0"/>
-          <w:numId w:val="28"/>
-        </w:numPr>
-      </w:pPr>
-      <w:r>
-        <w:t>Which structures are mainly used in the passage?</w:t>
-      </w:r>
-    </w:p>
-    <w:p>
-      <w:pPr>
-        <w:rPr>
+          <w:color w:val="000000"/>
+          <w:sz w:val="30"/>
+        </w:rPr>
+        <w:t>PHẦN 1</w:t>
+      </w:r>
+    </w:p>
+    <w:p>
+      <w:pPr>
+        <w:shd w:val="clear" w:color="000000" w:fill="auto"/>
+        <w:ind w:left="198"/>
+        <w:rPr>
+          <w:rFonts w:ascii="Arial" w:hAnsi="Arial" w:cs="Arial"/>
+          <w:bCs/>
+          <w:color w:val="000000"/>
+          <w:sz w:val="22"/>
+        </w:rPr>
+      </w:pPr>
+      <w:r>
+        <w:rPr>
+          <w:rFonts w:ascii="Arial" w:hAnsi="Arial" w:cs="Arial"/>
+          <w:bCs/>
+          <w:color w:val="000000"/>
+          <w:sz w:val="22"/>
+        </w:rPr>
+        <w:t>Câu 1: A</w:t>
+      </w:r>
+    </w:p>
+    <w:p>
+      <w:pPr>
+        <w:shd w:val="clear" w:color="000000" w:fill="auto"/>
+        <w:ind w:left="198"/>
+        <w:rPr>
+          <w:rFonts w:ascii="Arial" w:hAnsi="Arial" w:cs="Arial"/>
+          <w:bCs/>
+          <w:color w:val="000000"/>
+          <w:sz w:val="22"/>
+        </w:rPr>
+      </w:pPr>
+      <w:r>
+        <w:rPr>
+          <w:rFonts w:ascii="Arial" w:hAnsi="Arial" w:cs="Arial"/>
+          <w:bCs/>
+          <w:color w:val="000000"/>
+          <w:sz w:val="22"/>
+        </w:rPr>
+        <w:t>Câu 2: B</w:t>
+      </w:r>
+    </w:p>
+    <w:p>
+      <w:pPr>
+        <w:shd w:val="clear" w:color="000000" w:fill="auto"/>
+        <w:ind w:left="198"/>
+        <w:rPr>
+          <w:rFonts w:ascii="Arial" w:hAnsi="Arial" w:cs="Arial"/>
+          <w:bCs/>
+          <w:color w:val="000000"/>
+          <w:sz w:val="22"/>
+        </w:rPr>
+      </w:pPr>
+      <w:r>
+        <w:rPr>
+          <w:rFonts w:ascii="Arial" w:hAnsi="Arial" w:cs="Arial"/>
+          <w:bCs/>
+          <w:color w:val="000000"/>
+          <w:sz w:val="22"/>
+        </w:rPr>
+        <w:t>Câu 3: A</w:t>
+      </w:r>
+    </w:p>
+    <w:p>
+      <w:pPr>
+        <w:shd w:val="clear" w:color="000000" w:fill="auto"/>
+        <w:ind w:left="198"/>
+        <w:rPr>
+          <w:rFonts w:ascii="Arial" w:hAnsi="Arial" w:cs="Arial"/>
+          <w:bCs/>
+          <w:color w:val="000000"/>
+          <w:sz w:val="22"/>
+        </w:rPr>
+      </w:pPr>
+      <w:r>
+        <w:rPr>
+          <w:rFonts w:ascii="Arial" w:hAnsi="Arial" w:cs="Arial"/>
+          <w:bCs/>
+          <w:color w:val="000000"/>
+          <w:sz w:val="22"/>
+        </w:rPr>
+        <w:t>Câu 4: B</w:t>
+      </w:r>
+    </w:p>
+    <w:p>
+      <w:pPr>
+        <w:shd w:val="clear" w:color="000000" w:fill="auto"/>
+        <w:ind w:left="198"/>
+        <w:rPr>
+          <w:rFonts w:ascii="Arial" w:hAnsi="Arial" w:cs="Arial"/>
+          <w:bCs/>
+          <w:color w:val="000000"/>
+          <w:sz w:val="22"/>
+        </w:rPr>
+      </w:pPr>
+      <w:r>
+        <w:rPr>
+          <w:rFonts w:ascii="Arial" w:hAnsi="Arial" w:cs="Arial"/>
+          <w:bCs/>
+          <w:color w:val="000000"/>
+          <w:sz w:val="22"/>
+        </w:rPr>
+        <w:t>Câu 5: A</w:t>
+      </w:r>
+    </w:p>
+    <w:p>
+      <w:pPr>
+        <w:shd w:val="clear" w:color="000000" w:fill="auto"/>
+        <w:ind w:left="198"/>
+        <w:rPr>
+          <w:rFonts w:ascii="Arial" w:hAnsi="Arial" w:cs="Arial"/>
+          <w:bCs/>
+          <w:color w:val="000000"/>
+          <w:sz w:val="22"/>
+        </w:rPr>
+      </w:pPr>
+      <w:r>
+        <w:rPr>
+          <w:rFonts w:ascii="Arial" w:hAnsi="Arial" w:cs="Arial"/>
+          <w:bCs/>
+          <w:color w:val="000000"/>
+          <w:sz w:val="22"/>
+        </w:rPr>
+        <w:t>Câu 6: B</w:t>
+      </w:r>
+    </w:p>
+    <w:p>
+      <w:pPr>
+        <w:shd w:val="clear" w:color="000000" w:fill="auto"/>
+        <w:ind w:left="198"/>
+        <w:rPr>
+          <w:rFonts w:ascii="Arial" w:hAnsi="Arial" w:cs="Arial"/>
+          <w:bCs/>
+          <w:color w:val="000000"/>
+          <w:sz w:val="22"/>
+        </w:rPr>
+      </w:pPr>
+      <w:r>
+        <w:rPr>
+          <w:rFonts w:ascii="Arial" w:hAnsi="Arial" w:cs="Arial"/>
+          <w:bCs/>
+          <w:color w:val="000000"/>
+          <w:sz w:val="22"/>
+        </w:rPr>
+        <w:t>Câu 7: B</w:t>
+      </w:r>
+    </w:p>
+    <w:p>
+      <w:pPr>
+        <w:shd w:val="clear" w:color="000000" w:fill="auto"/>
+        <w:ind w:left="198"/>
+        <w:rPr>
+          <w:rFonts w:ascii="Arial" w:hAnsi="Arial" w:cs="Arial"/>
+          <w:bCs/>
+          <w:color w:val="000000"/>
+          <w:sz w:val="22"/>
+        </w:rPr>
+      </w:pPr>
+      <w:r>
+        <w:rPr>
+          <w:rFonts w:ascii="Arial" w:hAnsi="Arial" w:cs="Arial"/>
+          <w:bCs/>
+          <w:color w:val="000000"/>
+          <w:sz w:val="22"/>
+        </w:rPr>
+        <w:t>Câu 8: A</w:t>
+      </w:r>
+    </w:p>
+    <w:p>
+      <w:pPr>
+        <w:shd w:val="clear" w:color="000000" w:fill="auto"/>
+        <w:ind w:left="198"/>
+        <w:rPr>
+          <w:rFonts w:ascii="Arial" w:hAnsi="Arial" w:cs="Arial"/>
+          <w:bCs/>
+          <w:color w:val="000000"/>
+          <w:sz w:val="22"/>
+        </w:rPr>
+      </w:pPr>
+      <w:r>
+        <w:rPr>
+          <w:rFonts w:ascii="Arial" w:hAnsi="Arial" w:cs="Arial"/>
+          <w:bCs/>
+          <w:color w:val="000000"/>
+          <w:sz w:val="22"/>
+        </w:rPr>
+        <w:t>Câu 9: B</w:t>
+      </w:r>
+    </w:p>
+    <w:p>
+      <w:pPr>
+        <w:shd w:val="clear" w:color="000000" w:fill="auto"/>
+        <w:ind w:left="198"/>
+        <w:rPr>
+          <w:rFonts w:ascii="Arial" w:hAnsi="Arial" w:cs="Arial"/>
+          <w:bCs/>
+          <w:color w:val="000000"/>
+          <w:sz w:val="22"/>
+        </w:rPr>
+      </w:pPr>
+      <w:r>
+        <w:rPr>
+          <w:rFonts w:ascii="Arial" w:hAnsi="Arial" w:cs="Arial"/>
+          <w:bCs/>
+          <w:color w:val="000000"/>
+          <w:sz w:val="22"/>
+        </w:rPr>
+        <w:t>Câu 10: C</w:t>
+      </w:r>
+    </w:p>
+    <w:p>
+      <w:pPr>
+        <w:keepNext/>
+        <w:shd w:val="clear" w:color="000000" w:fill="auto"/>
+        <w:spacing w:before="240" w:after="80"/>
+        <w:rPr>
+          <w:rFonts w:ascii="Arial" w:hAnsi="Arial" w:cs="Arial"/>
           <w:b/>
           <w:bCs/>
-        </w:rPr>
-      </w:pPr>
-      <w:r>
-        <w:rPr>
+          <w:color w:val="000000"/>
+          <w:sz w:val="22"/>
+        </w:rPr>
+      </w:pPr>
+      <w:r>
+        <w:rPr>
+          <w:rFonts w:ascii="Arial" w:hAnsi="Arial" w:cs="Arial"/>
           <w:b/>
           <w:bCs/>
-        </w:rPr>
-        <w:t>PHẦN 10. VIẾT CÂU HOÀN CHỈNH (10 điểm)</w:t>
-      </w:r>
-    </w:p>
-    <w:p>
-      <w:pPr>
-        <w:numPr>
-          <w:ilvl w:val="0"/>
-          <w:numId w:val="29"/>
-        </w:numPr>
-      </w:pPr>
-      <w:r>
-        <w:t>a book / on the table</w:t>
-      </w:r>
-      <w:r>
-        <w:br/>
-        <w:t>→ ______________________________</w:t>
-      </w:r>
-    </w:p>
-    <w:p>
-      <w:pPr>
-        <w:numPr>
-          <w:ilvl w:val="0"/>
-          <w:numId w:val="29"/>
-        </w:numPr>
-      </w:pPr>
-      <w:r>
-        <w:t>three students / in the classroom</w:t>
-      </w:r>
-      <w:r>
-        <w:br/>
-        <w:t>→ ______________________________</w:t>
-      </w:r>
-    </w:p>
-    <w:p>
-      <w:pPr>
-        <w:numPr>
-          <w:ilvl w:val="0"/>
-          <w:numId w:val="29"/>
-        </w:numPr>
-      </w:pPr>
-      <w:r>
-        <w:t>some water / in the bottle</w:t>
-      </w:r>
-      <w:r>
-        <w:br/>
-        <w:t>→ ______________________________</w:t>
-      </w:r>
-    </w:p>
-    <w:p>
-      <w:pPr>
-        <w:numPr>
-          <w:ilvl w:val="0"/>
-          <w:numId w:val="29"/>
-        </w:numPr>
-      </w:pPr>
-      <w:r>
-        <w:t>two bedrooms / in the house</w:t>
-      </w:r>
-      <w:r>
-        <w:br/>
-        <w:t>→ ______________________________</w:t>
-      </w:r>
-    </w:p>
-    <w:p>
-      <w:pPr>
-        <w:numPr>
-          <w:ilvl w:val="0"/>
-          <w:numId w:val="29"/>
-        </w:numPr>
-      </w:pPr>
-      <w:r>
-        <w:t>a supermarket / near here</w:t>
-      </w:r>
-      <w:r>
-        <w:br/>
-        <w:t>→ ______________________________</w:t>
-      </w:r>
-    </w:p>
-    <w:p>
-      <w:pPr>
-        <w:numPr>
-          <w:ilvl w:val="0"/>
-          <w:numId w:val="29"/>
-        </w:numPr>
-      </w:pPr>
-      <w:r>
-        <w:t>many trees / in the park</w:t>
-      </w:r>
-      <w:r>
-        <w:br/>
-        <w:t>→ ______________________________</w:t>
-      </w:r>
-    </w:p>
-    <w:p>
-      <w:pPr>
-        <w:numPr>
-          <w:ilvl w:val="0"/>
-          <w:numId w:val="29"/>
-        </w:numPr>
-      </w:pPr>
-      <w:r>
-        <w:t>not / any milk / in the fridge</w:t>
-      </w:r>
-      <w:r>
-        <w:br/>
-        <w:t>→ ______________________________</w:t>
-      </w:r>
-    </w:p>
-    <w:p>
-      <w:pPr>
-        <w:numPr>
-          <w:ilvl w:val="0"/>
-          <w:numId w:val="29"/>
-        </w:numPr>
-      </w:pPr>
-      <w:r>
-        <w:t>not / any chairs / in the room</w:t>
-      </w:r>
-      <w:r>
-        <w:br/>
-        <w:t>→ ______________________________</w:t>
-      </w:r>
-    </w:p>
-    <w:p>
-      <w:pPr>
-        <w:numPr>
-          <w:ilvl w:val="0"/>
-          <w:numId w:val="29"/>
-        </w:numPr>
-      </w:pPr>
-      <w:r>
-        <w:t>a bus stop / in front of the hotel</w:t>
-      </w:r>
-      <w:r>
-        <w:br/>
-        <w:t>→ ______________________________</w:t>
-      </w:r>
-    </w:p>
-    <w:p>
-      <w:pPr>
-        <w:numPr>
-          <w:ilvl w:val="0"/>
-          <w:numId w:val="29"/>
-        </w:numPr>
-      </w:pPr>
-      <w:r>
-        <w:t>some flowers / in the garden</w:t>
-      </w:r>
-      <w:r>
-        <w:br/>
-        <w:t>→ ______________________________</w:t>
-      </w:r>
-    </w:p>
-    <w:p>
-      <w:pPr>
-        <w:rPr>
+          <w:color w:val="000000"/>
+          <w:sz w:val="22"/>
+        </w:rPr>
+        <w:t>PHẦN 2</w:t>
+      </w:r>
+    </w:p>
+    <w:p>
+      <w:pPr>
+        <w:shd w:val="clear" w:color="000000" w:fill="auto"/>
+        <w:ind w:left="198"/>
+        <w:rPr>
+          <w:rFonts w:ascii="Arial" w:hAnsi="Arial" w:cs="Arial"/>
+          <w:bCs/>
+          <w:color w:val="000000"/>
+          <w:sz w:val="22"/>
+        </w:rPr>
+      </w:pPr>
+      <w:r>
+        <w:rPr>
+          <w:rFonts w:ascii="Arial" w:hAnsi="Arial" w:cs="Arial"/>
+          <w:bCs/>
+          <w:color w:val="000000"/>
+          <w:sz w:val="22"/>
+        </w:rPr>
+        <w:t>Câu 1: There is</w:t>
+      </w:r>
+    </w:p>
+    <w:p>
+      <w:pPr>
+        <w:shd w:val="clear" w:color="000000" w:fill="auto"/>
+        <w:ind w:left="198"/>
+        <w:rPr>
+          <w:rFonts w:ascii="Arial" w:hAnsi="Arial" w:cs="Arial"/>
+          <w:bCs/>
+          <w:color w:val="000000"/>
+          <w:sz w:val="22"/>
+        </w:rPr>
+      </w:pPr>
+      <w:r>
+        <w:rPr>
+          <w:rFonts w:ascii="Arial" w:hAnsi="Arial" w:cs="Arial"/>
+          <w:bCs/>
+          <w:color w:val="000000"/>
+          <w:sz w:val="22"/>
+        </w:rPr>
+        <w:t>Câu 2: There are</w:t>
+      </w:r>
+    </w:p>
+    <w:p>
+      <w:pPr>
+        <w:shd w:val="clear" w:color="000000" w:fill="auto"/>
+        <w:ind w:left="198"/>
+        <w:rPr>
+          <w:rFonts w:ascii="Arial" w:hAnsi="Arial" w:cs="Arial"/>
+          <w:bCs/>
+          <w:color w:val="000000"/>
+          <w:sz w:val="22"/>
+        </w:rPr>
+      </w:pPr>
+      <w:r>
+        <w:rPr>
+          <w:rFonts w:ascii="Arial" w:hAnsi="Arial" w:cs="Arial"/>
+          <w:bCs/>
+          <w:color w:val="000000"/>
+          <w:sz w:val="22"/>
+        </w:rPr>
+        <w:t>Câu 3: There is</w:t>
+      </w:r>
+    </w:p>
+    <w:p>
+      <w:pPr>
+        <w:shd w:val="clear" w:color="000000" w:fill="auto"/>
+        <w:ind w:left="198"/>
+        <w:rPr>
+          <w:rFonts w:ascii="Arial" w:hAnsi="Arial" w:cs="Arial"/>
+          <w:bCs/>
+          <w:color w:val="000000"/>
+          <w:sz w:val="22"/>
+        </w:rPr>
+      </w:pPr>
+      <w:r>
+        <w:rPr>
+          <w:rFonts w:ascii="Arial" w:hAnsi="Arial" w:cs="Arial"/>
+          <w:bCs/>
+          <w:color w:val="000000"/>
+          <w:sz w:val="22"/>
+        </w:rPr>
+        <w:t>Câu 4: There are</w:t>
+      </w:r>
+    </w:p>
+    <w:p>
+      <w:pPr>
+        <w:shd w:val="clear" w:color="000000" w:fill="auto"/>
+        <w:ind w:left="198"/>
+        <w:rPr>
+          <w:rFonts w:ascii="Arial" w:hAnsi="Arial" w:cs="Arial"/>
+          <w:bCs/>
+          <w:color w:val="000000"/>
+          <w:sz w:val="22"/>
+        </w:rPr>
+      </w:pPr>
+      <w:r>
+        <w:rPr>
+          <w:rFonts w:ascii="Arial" w:hAnsi="Arial" w:cs="Arial"/>
+          <w:bCs/>
+          <w:color w:val="000000"/>
+          <w:sz w:val="22"/>
+        </w:rPr>
+        <w:t>Câu 5: There is</w:t>
+      </w:r>
+    </w:p>
+    <w:p>
+      <w:pPr>
+        <w:shd w:val="clear" w:color="000000" w:fill="auto"/>
+        <w:ind w:left="198"/>
+        <w:rPr>
+          <w:rFonts w:ascii="Arial" w:hAnsi="Arial" w:cs="Arial"/>
+          <w:bCs/>
+          <w:color w:val="000000"/>
+          <w:sz w:val="22"/>
+        </w:rPr>
+      </w:pPr>
+      <w:r>
+        <w:rPr>
+          <w:rFonts w:ascii="Arial" w:hAnsi="Arial" w:cs="Arial"/>
+          <w:bCs/>
+          <w:color w:val="000000"/>
+          <w:sz w:val="22"/>
+        </w:rPr>
+        <w:t>Câu 6: There are</w:t>
+      </w:r>
+    </w:p>
+    <w:p>
+      <w:pPr>
+        <w:shd w:val="clear" w:color="000000" w:fill="auto"/>
+        <w:ind w:left="198"/>
+        <w:rPr>
+          <w:rFonts w:ascii="Arial" w:hAnsi="Arial" w:cs="Arial"/>
+          <w:bCs/>
+          <w:color w:val="000000"/>
+          <w:sz w:val="22"/>
+        </w:rPr>
+      </w:pPr>
+      <w:r>
+        <w:rPr>
+          <w:rFonts w:ascii="Arial" w:hAnsi="Arial" w:cs="Arial"/>
+          <w:bCs/>
+          <w:color w:val="000000"/>
+          <w:sz w:val="22"/>
+        </w:rPr>
+        <w:t>Câu 7: There is</w:t>
+      </w:r>
+    </w:p>
+    <w:p>
+      <w:pPr>
+        <w:shd w:val="clear" w:color="000000" w:fill="auto"/>
+        <w:ind w:left="198"/>
+        <w:rPr>
+          <w:rFonts w:ascii="Arial" w:hAnsi="Arial" w:cs="Arial"/>
+          <w:bCs/>
+          <w:color w:val="000000"/>
+          <w:sz w:val="22"/>
+        </w:rPr>
+      </w:pPr>
+      <w:r>
+        <w:rPr>
+          <w:rFonts w:ascii="Arial" w:hAnsi="Arial" w:cs="Arial"/>
+          <w:bCs/>
+          <w:color w:val="000000"/>
+          <w:sz w:val="22"/>
+        </w:rPr>
+        <w:t>Câu 8: There are</w:t>
+      </w:r>
+    </w:p>
+    <w:p>
+      <w:pPr>
+        <w:shd w:val="clear" w:color="000000" w:fill="auto"/>
+        <w:ind w:left="198"/>
+        <w:rPr>
+          <w:rFonts w:ascii="Arial" w:hAnsi="Arial" w:cs="Arial"/>
+          <w:bCs/>
+          <w:color w:val="000000"/>
+          <w:sz w:val="22"/>
+        </w:rPr>
+      </w:pPr>
+      <w:r>
+        <w:rPr>
+          <w:rFonts w:ascii="Arial" w:hAnsi="Arial" w:cs="Arial"/>
+          <w:bCs/>
+          <w:color w:val="000000"/>
+          <w:sz w:val="22"/>
+        </w:rPr>
+        <w:t>Câu 9: There is</w:t>
+      </w:r>
+    </w:p>
+    <w:p>
+      <w:pPr>
+        <w:shd w:val="clear" w:color="000000" w:fill="auto"/>
+        <w:ind w:left="198"/>
+        <w:rPr>
+          <w:rFonts w:ascii="Arial" w:hAnsi="Arial" w:cs="Arial"/>
+          <w:bCs/>
+          <w:color w:val="000000"/>
+          <w:sz w:val="22"/>
+        </w:rPr>
+      </w:pPr>
+      <w:r>
+        <w:rPr>
+          <w:rFonts w:ascii="Arial" w:hAnsi="Arial" w:cs="Arial"/>
+          <w:bCs/>
+          <w:color w:val="000000"/>
+          <w:sz w:val="22"/>
+        </w:rPr>
+        <w:t>Câu 10: There are</w:t>
+      </w:r>
+    </w:p>
+    <w:p>
+      <w:pPr>
+        <w:keepNext/>
+        <w:shd w:val="clear" w:color="000000" w:fill="auto"/>
+        <w:spacing w:before="240" w:after="80"/>
+        <w:rPr>
+          <w:rFonts w:ascii="Arial" w:hAnsi="Arial" w:cs="Arial"/>
           <w:b/>
           <w:bCs/>
-        </w:rPr>
-      </w:pPr>
-      <w:r>
-        <w:rPr>
+          <w:color w:val="000000"/>
+          <w:sz w:val="22"/>
+        </w:rPr>
+      </w:pPr>
+      <w:r>
+        <w:rPr>
+          <w:rFonts w:ascii="Arial" w:hAnsi="Arial" w:cs="Arial"/>
           <w:b/>
           <w:bCs/>
-        </w:rPr>
-        <w:t>ĐÁP ÁN – BÀI TẬP NGÀY 28</w:t>
-      </w:r>
-    </w:p>
-    <w:p>
-      <w:pPr>
-        <w:rPr>
+          <w:color w:val="000000"/>
+          <w:sz w:val="22"/>
+        </w:rPr>
+        <w:t>PHẦN 3</w:t>
+      </w:r>
+    </w:p>
+    <w:p>
+      <w:pPr>
+        <w:shd w:val="clear" w:color="000000" w:fill="auto"/>
+        <w:ind w:left="198"/>
+        <w:rPr>
+          <w:rFonts w:ascii="Arial" w:hAnsi="Arial" w:cs="Arial"/>
+          <w:bCs/>
+          <w:color w:val="000000"/>
+          <w:sz w:val="22"/>
+        </w:rPr>
+      </w:pPr>
+      <w:r>
+        <w:rPr>
+          <w:rFonts w:ascii="Arial" w:hAnsi="Arial" w:cs="Arial"/>
+          <w:bCs/>
+          <w:color w:val="000000"/>
+          <w:sz w:val="22"/>
+        </w:rPr>
+        <w:t>Câu 1: There isn't a cat in the room.</w:t>
+      </w:r>
+    </w:p>
+    <w:p>
+      <w:pPr>
+        <w:shd w:val="clear" w:color="000000" w:fill="auto"/>
+        <w:ind w:left="198"/>
+        <w:rPr>
+          <w:rFonts w:ascii="Arial" w:hAnsi="Arial" w:cs="Arial"/>
+          <w:bCs/>
+          <w:color w:val="000000"/>
+          <w:sz w:val="22"/>
+        </w:rPr>
+      </w:pPr>
+      <w:r>
+        <w:rPr>
+          <w:rFonts w:ascii="Arial" w:hAnsi="Arial" w:cs="Arial"/>
+          <w:bCs/>
+          <w:color w:val="000000"/>
+          <w:sz w:val="22"/>
+        </w:rPr>
+        <w:t>Câu 2: There aren't two cars outside.</w:t>
+      </w:r>
+    </w:p>
+    <w:p>
+      <w:pPr>
+        <w:shd w:val="clear" w:color="000000" w:fill="auto"/>
+        <w:ind w:left="198"/>
+        <w:rPr>
+          <w:rFonts w:ascii="Arial" w:hAnsi="Arial" w:cs="Arial"/>
+          <w:bCs/>
+          <w:color w:val="000000"/>
+          <w:sz w:val="22"/>
+        </w:rPr>
+      </w:pPr>
+      <w:r>
+        <w:rPr>
+          <w:rFonts w:ascii="Arial" w:hAnsi="Arial" w:cs="Arial"/>
+          <w:bCs/>
+          <w:color w:val="000000"/>
+          <w:sz w:val="22"/>
+        </w:rPr>
+        <w:t>Câu 3: There isn't any milk in the fridge.</w:t>
+      </w:r>
+    </w:p>
+    <w:p>
+      <w:pPr>
+        <w:shd w:val="clear" w:color="000000" w:fill="auto"/>
+        <w:ind w:left="198"/>
+        <w:rPr>
+          <w:rFonts w:ascii="Arial" w:hAnsi="Arial" w:cs="Arial"/>
+          <w:bCs/>
+          <w:color w:val="000000"/>
+          <w:sz w:val="22"/>
+        </w:rPr>
+      </w:pPr>
+      <w:r>
+        <w:rPr>
+          <w:rFonts w:ascii="Arial" w:hAnsi="Arial" w:cs="Arial"/>
+          <w:bCs/>
+          <w:color w:val="000000"/>
+          <w:sz w:val="22"/>
+        </w:rPr>
+        <w:t>Câu 4: There aren't any books on the desk.</w:t>
+      </w:r>
+    </w:p>
+    <w:p>
+      <w:pPr>
+        <w:shd w:val="clear" w:color="000000" w:fill="auto"/>
+        <w:ind w:left="198"/>
+        <w:rPr>
+          <w:rFonts w:ascii="Arial" w:hAnsi="Arial" w:cs="Arial"/>
+          <w:bCs/>
+          <w:color w:val="000000"/>
+          <w:sz w:val="22"/>
+        </w:rPr>
+      </w:pPr>
+      <w:r>
+        <w:rPr>
+          <w:rFonts w:ascii="Arial" w:hAnsi="Arial" w:cs="Arial"/>
+          <w:bCs/>
+          <w:color w:val="000000"/>
+          <w:sz w:val="22"/>
+        </w:rPr>
+        <w:t>Câu 5: There isn't a bank near here.</w:t>
+      </w:r>
+    </w:p>
+    <w:p>
+      <w:pPr>
+        <w:shd w:val="clear" w:color="000000" w:fill="auto"/>
+        <w:ind w:left="198"/>
+        <w:rPr>
+          <w:rFonts w:ascii="Arial" w:hAnsi="Arial" w:cs="Arial"/>
+          <w:bCs/>
+          <w:color w:val="000000"/>
+          <w:sz w:val="22"/>
+        </w:rPr>
+      </w:pPr>
+      <w:r>
+        <w:rPr>
+          <w:rFonts w:ascii="Arial" w:hAnsi="Arial" w:cs="Arial"/>
+          <w:bCs/>
+          <w:color w:val="000000"/>
+          <w:sz w:val="22"/>
+        </w:rPr>
+        <w:t>Câu 6: There aren't three students in the classroom.</w:t>
+      </w:r>
+    </w:p>
+    <w:p>
+      <w:pPr>
+        <w:shd w:val="clear" w:color="000000" w:fill="auto"/>
+        <w:ind w:left="198"/>
+        <w:rPr>
+          <w:rFonts w:ascii="Arial" w:hAnsi="Arial" w:cs="Arial"/>
+          <w:bCs/>
+          <w:color w:val="000000"/>
+          <w:sz w:val="22"/>
+        </w:rPr>
+      </w:pPr>
+      <w:r>
+        <w:rPr>
+          <w:rFonts w:ascii="Arial" w:hAnsi="Arial" w:cs="Arial"/>
+          <w:bCs/>
+          <w:color w:val="000000"/>
+          <w:sz w:val="22"/>
+        </w:rPr>
+        <w:t>Câu 7: There isn't a computer in the office.</w:t>
+      </w:r>
+    </w:p>
+    <w:p>
+      <w:pPr>
+        <w:shd w:val="clear" w:color="000000" w:fill="auto"/>
+        <w:ind w:left="198"/>
+        <w:rPr>
+          <w:rFonts w:ascii="Arial" w:hAnsi="Arial" w:cs="Arial"/>
+          <w:bCs/>
+          <w:color w:val="000000"/>
+          <w:sz w:val="22"/>
+        </w:rPr>
+      </w:pPr>
+      <w:r>
+        <w:rPr>
+          <w:rFonts w:ascii="Arial" w:hAnsi="Arial" w:cs="Arial"/>
+          <w:bCs/>
+          <w:color w:val="000000"/>
+          <w:sz w:val="22"/>
+        </w:rPr>
+        <w:t>Câu 8: There aren't many trees in the park.</w:t>
+      </w:r>
+    </w:p>
+    <w:p>
+      <w:pPr>
+        <w:shd w:val="clear" w:color="000000" w:fill="auto"/>
+        <w:ind w:left="198"/>
+        <w:rPr>
+          <w:rFonts w:ascii="Arial" w:hAnsi="Arial" w:cs="Arial"/>
+          <w:bCs/>
+          <w:color w:val="000000"/>
+          <w:sz w:val="22"/>
+        </w:rPr>
+      </w:pPr>
+      <w:r>
+        <w:rPr>
+          <w:rFonts w:ascii="Arial" w:hAnsi="Arial" w:cs="Arial"/>
+          <w:bCs/>
+          <w:color w:val="000000"/>
+          <w:sz w:val="22"/>
+        </w:rPr>
+        <w:t>Câu 9: There isn't any water in the bottle.</w:t>
+      </w:r>
+    </w:p>
+    <w:p>
+      <w:pPr>
+        <w:shd w:val="clear" w:color="000000" w:fill="auto"/>
+        <w:ind w:left="198"/>
+        <w:rPr>
+          <w:rFonts w:ascii="Arial" w:hAnsi="Arial" w:cs="Arial"/>
+          <w:bCs/>
+          <w:color w:val="000000"/>
+          <w:sz w:val="22"/>
+        </w:rPr>
+      </w:pPr>
+      <w:r>
+        <w:rPr>
+          <w:rFonts w:ascii="Arial" w:hAnsi="Arial" w:cs="Arial"/>
+          <w:bCs/>
+          <w:color w:val="000000"/>
+          <w:sz w:val="22"/>
+        </w:rPr>
+        <w:t>Câu 10: There aren't two bathrooms in the house.</w:t>
+      </w:r>
+    </w:p>
+    <w:p>
+      <w:pPr>
+        <w:keepNext/>
+        <w:shd w:val="clear" w:color="000000" w:fill="auto"/>
+        <w:spacing w:before="240" w:after="80"/>
+        <w:rPr>
+          <w:rFonts w:ascii="Arial" w:hAnsi="Arial" w:cs="Arial"/>
           <w:b/>
           <w:bCs/>
-        </w:rPr>
-      </w:pPr>
-      <w:r>
-        <w:rPr>
+          <w:color w:val="000000"/>
+          <w:sz w:val="22"/>
+        </w:rPr>
+      </w:pPr>
+      <w:r>
+        <w:rPr>
+          <w:rFonts w:ascii="Arial" w:hAnsi="Arial" w:cs="Arial"/>
           <w:b/>
           <w:bCs/>
-        </w:rPr>
-        <w:t>PHẦN 1</w:t>
-      </w:r>
-    </w:p>
-    <w:p>
-      <w:pPr>
-        <w:numPr>
-          <w:ilvl w:val="0"/>
-          <w:numId w:val="30"/>
-        </w:numPr>
-      </w:pPr>
-      <w:r>
-        <w:t>A</w:t>
-      </w:r>
-    </w:p>
-    <w:p>
-      <w:pPr>
-        <w:numPr>
-          <w:ilvl w:val="0"/>
-          <w:numId w:val="30"/>
-        </w:numPr>
-      </w:pPr>
-      <w:r>
-        <w:t>B</w:t>
-      </w:r>
-    </w:p>
-    <w:p>
-      <w:pPr>
-        <w:numPr>
-          <w:ilvl w:val="0"/>
-          <w:numId w:val="30"/>
-        </w:numPr>
-      </w:pPr>
-      <w:r>
-        <w:t>A</w:t>
-      </w:r>
-    </w:p>
-    <w:p>
-      <w:pPr>
-        <w:numPr>
-          <w:ilvl w:val="0"/>
-          <w:numId w:val="30"/>
-        </w:numPr>
-      </w:pPr>
-      <w:r>
-        <w:lastRenderedPageBreak/>
-        <w:t>B</w:t>
-      </w:r>
-    </w:p>
-    <w:p>
-      <w:pPr>
-        <w:numPr>
-          <w:ilvl w:val="0"/>
-          <w:numId w:val="30"/>
-        </w:numPr>
-      </w:pPr>
-      <w:r>
-        <w:t>A</w:t>
-      </w:r>
-    </w:p>
-    <w:p>
-      <w:pPr>
-        <w:numPr>
-          <w:ilvl w:val="0"/>
-          <w:numId w:val="30"/>
-        </w:numPr>
-      </w:pPr>
-      <w:r>
-        <w:t>B</w:t>
-      </w:r>
-    </w:p>
-    <w:p>
-      <w:pPr>
-        <w:numPr>
-          <w:ilvl w:val="0"/>
-          <w:numId w:val="30"/>
-        </w:numPr>
-      </w:pPr>
-      <w:r>
-        <w:t>B</w:t>
-      </w:r>
-    </w:p>
-    <w:p>
-      <w:pPr>
-        <w:numPr>
-          <w:ilvl w:val="0"/>
-          <w:numId w:val="30"/>
-        </w:numPr>
-      </w:pPr>
-      <w:r>
-        <w:t>A</w:t>
-      </w:r>
-    </w:p>
-    <w:p>
-      <w:pPr>
-        <w:numPr>
-          <w:ilvl w:val="0"/>
-          <w:numId w:val="30"/>
-        </w:numPr>
-      </w:pPr>
-      <w:r>
-        <w:t>B</w:t>
-      </w:r>
-    </w:p>
-    <w:p>
-      <w:pPr>
-        <w:numPr>
-          <w:ilvl w:val="0"/>
-          <w:numId w:val="30"/>
-        </w:numPr>
-      </w:pPr>
-      <w:r>
-        <w:t>C</w:t>
-      </w:r>
-    </w:p>
-    <w:p>
-      <w:pPr>
-        <w:rPr>
+          <w:color w:val="000000"/>
+          <w:sz w:val="22"/>
+        </w:rPr>
+        <w:t>PHẦN 4</w:t>
+      </w:r>
+    </w:p>
+    <w:p>
+      <w:pPr>
+        <w:shd w:val="clear" w:color="000000" w:fill="auto"/>
+        <w:ind w:left="198"/>
+        <w:rPr>
+          <w:rFonts w:ascii="Arial" w:hAnsi="Arial" w:cs="Arial"/>
+          <w:bCs/>
+          <w:color w:val="000000"/>
+          <w:sz w:val="22"/>
+        </w:rPr>
+      </w:pPr>
+      <w:r>
+        <w:rPr>
+          <w:rFonts w:ascii="Arial" w:hAnsi="Arial" w:cs="Arial"/>
+          <w:bCs/>
+          <w:color w:val="000000"/>
+          <w:sz w:val="22"/>
+        </w:rPr>
+        <w:t>Câu 1: Is there a supermarket near here?</w:t>
+      </w:r>
+    </w:p>
+    <w:p>
+      <w:pPr>
+        <w:shd w:val="clear" w:color="000000" w:fill="auto"/>
+        <w:ind w:left="198"/>
+        <w:rPr>
+          <w:rFonts w:ascii="Arial" w:hAnsi="Arial" w:cs="Arial"/>
+          <w:bCs/>
+          <w:color w:val="000000"/>
+          <w:sz w:val="22"/>
+        </w:rPr>
+      </w:pPr>
+      <w:r>
+        <w:rPr>
+          <w:rFonts w:ascii="Arial" w:hAnsi="Arial" w:cs="Arial"/>
+          <w:bCs/>
+          <w:color w:val="000000"/>
+          <w:sz w:val="22"/>
+        </w:rPr>
+        <w:t>Câu 2: Are there two bedrooms in the house?</w:t>
+      </w:r>
+    </w:p>
+    <w:p>
+      <w:pPr>
+        <w:shd w:val="clear" w:color="000000" w:fill="auto"/>
+        <w:ind w:left="198"/>
+        <w:rPr>
+          <w:rFonts w:ascii="Arial" w:hAnsi="Arial" w:cs="Arial"/>
+          <w:bCs/>
+          <w:color w:val="000000"/>
+          <w:sz w:val="22"/>
+        </w:rPr>
+      </w:pPr>
+      <w:r>
+        <w:rPr>
+          <w:rFonts w:ascii="Arial" w:hAnsi="Arial" w:cs="Arial"/>
+          <w:bCs/>
+          <w:color w:val="000000"/>
+          <w:sz w:val="22"/>
+        </w:rPr>
+        <w:t>Câu 3: Is there a cat in the garden?</w:t>
+      </w:r>
+    </w:p>
+    <w:p>
+      <w:pPr>
+        <w:shd w:val="clear" w:color="000000" w:fill="auto"/>
+        <w:ind w:left="198"/>
+        <w:rPr>
+          <w:rFonts w:ascii="Arial" w:hAnsi="Arial" w:cs="Arial"/>
+          <w:bCs/>
+          <w:color w:val="000000"/>
+          <w:sz w:val="22"/>
+        </w:rPr>
+      </w:pPr>
+      <w:r>
+        <w:rPr>
+          <w:rFonts w:ascii="Arial" w:hAnsi="Arial" w:cs="Arial"/>
+          <w:bCs/>
+          <w:color w:val="000000"/>
+          <w:sz w:val="22"/>
+        </w:rPr>
+        <w:t>Câu 4: Are there any restaurants nearby?</w:t>
+      </w:r>
+    </w:p>
+    <w:p>
+      <w:pPr>
+        <w:shd w:val="clear" w:color="000000" w:fill="auto"/>
+        <w:ind w:left="198"/>
+        <w:rPr>
+          <w:rFonts w:ascii="Arial" w:hAnsi="Arial" w:cs="Arial"/>
+          <w:bCs/>
+          <w:color w:val="000000"/>
+          <w:sz w:val="22"/>
+        </w:rPr>
+      </w:pPr>
+      <w:r>
+        <w:rPr>
+          <w:rFonts w:ascii="Arial" w:hAnsi="Arial" w:cs="Arial"/>
+          <w:bCs/>
+          <w:color w:val="000000"/>
+          <w:sz w:val="22"/>
+        </w:rPr>
+        <w:t>Câu 5: Is there a bathroom upstairs?</w:t>
+      </w:r>
+    </w:p>
+    <w:p>
+      <w:pPr>
+        <w:shd w:val="clear" w:color="000000" w:fill="auto"/>
+        <w:ind w:left="198"/>
+        <w:rPr>
+          <w:rFonts w:ascii="Arial" w:hAnsi="Arial" w:cs="Arial"/>
+          <w:bCs/>
+          <w:color w:val="000000"/>
+          <w:sz w:val="22"/>
+        </w:rPr>
+      </w:pPr>
+      <w:r>
+        <w:rPr>
+          <w:rFonts w:ascii="Arial" w:hAnsi="Arial" w:cs="Arial"/>
+          <w:bCs/>
+          <w:color w:val="000000"/>
+          <w:sz w:val="22"/>
+        </w:rPr>
+        <w:t>Câu 6: Are there three windows in the room?</w:t>
+      </w:r>
+    </w:p>
+    <w:p>
+      <w:pPr>
+        <w:shd w:val="clear" w:color="000000" w:fill="auto"/>
+        <w:ind w:left="198"/>
+        <w:rPr>
+          <w:rFonts w:ascii="Arial" w:hAnsi="Arial" w:cs="Arial"/>
+          <w:bCs/>
+          <w:color w:val="000000"/>
+          <w:sz w:val="22"/>
+        </w:rPr>
+      </w:pPr>
+      <w:r>
+        <w:rPr>
+          <w:rFonts w:ascii="Arial" w:hAnsi="Arial" w:cs="Arial"/>
+          <w:bCs/>
+          <w:color w:val="000000"/>
+          <w:sz w:val="22"/>
+        </w:rPr>
+        <w:t>Câu 7: Is there any milk in the fridge?</w:t>
+      </w:r>
+    </w:p>
+    <w:p>
+      <w:pPr>
+        <w:shd w:val="clear" w:color="000000" w:fill="auto"/>
+        <w:ind w:left="198"/>
+        <w:rPr>
+          <w:rFonts w:ascii="Arial" w:hAnsi="Arial" w:cs="Arial"/>
+          <w:bCs/>
+          <w:color w:val="000000"/>
+          <w:sz w:val="22"/>
+        </w:rPr>
+      </w:pPr>
+      <w:r>
+        <w:rPr>
+          <w:rFonts w:ascii="Arial" w:hAnsi="Arial" w:cs="Arial"/>
+          <w:bCs/>
+          <w:color w:val="000000"/>
+          <w:sz w:val="22"/>
+        </w:rPr>
+        <w:t>Câu 8: Are there many students at school?</w:t>
+      </w:r>
+    </w:p>
+    <w:p>
+      <w:pPr>
+        <w:shd w:val="clear" w:color="000000" w:fill="auto"/>
+        <w:ind w:left="198"/>
+        <w:rPr>
+          <w:rFonts w:ascii="Arial" w:hAnsi="Arial" w:cs="Arial"/>
+          <w:bCs/>
+          <w:color w:val="000000"/>
+          <w:sz w:val="22"/>
+        </w:rPr>
+      </w:pPr>
+      <w:r>
+        <w:rPr>
+          <w:rFonts w:ascii="Arial" w:hAnsi="Arial" w:cs="Arial"/>
+          <w:bCs/>
+          <w:color w:val="000000"/>
+          <w:sz w:val="22"/>
+        </w:rPr>
+        <w:t>Câu 9: Is there a bus stop in front of the hotel?</w:t>
+      </w:r>
+    </w:p>
+    <w:p>
+      <w:pPr>
+        <w:shd w:val="clear" w:color="000000" w:fill="auto"/>
+        <w:ind w:left="198"/>
+        <w:rPr>
+          <w:rFonts w:ascii="Arial" w:hAnsi="Arial" w:cs="Arial"/>
+          <w:bCs/>
+          <w:color w:val="000000"/>
+          <w:sz w:val="22"/>
+        </w:rPr>
+      </w:pPr>
+      <w:r>
+        <w:rPr>
+          <w:rFonts w:ascii="Arial" w:hAnsi="Arial" w:cs="Arial"/>
+          <w:bCs/>
+          <w:color w:val="000000"/>
+          <w:sz w:val="22"/>
+        </w:rPr>
+        <w:t>Câu 10: Are there two computers in the office?</w:t>
+      </w:r>
+    </w:p>
+    <w:p>
+      <w:pPr>
+        <w:keepNext/>
+        <w:shd w:val="clear" w:color="000000" w:fill="auto"/>
+        <w:spacing w:before="240" w:after="80"/>
+        <w:rPr>
+          <w:rFonts w:ascii="Arial" w:hAnsi="Arial" w:cs="Arial"/>
           <w:b/>
           <w:bCs/>
-        </w:rPr>
-      </w:pPr>
-      <w:r>
-        <w:rPr>
+          <w:color w:val="000000"/>
+          <w:sz w:val="22"/>
+        </w:rPr>
+      </w:pPr>
+      <w:r>
+        <w:rPr>
+          <w:rFonts w:ascii="Arial" w:hAnsi="Arial" w:cs="Arial"/>
           <w:b/>
           <w:bCs/>
-        </w:rPr>
-        <w:t>PHẦN 2</w:t>
-      </w:r>
-    </w:p>
-    <w:p>
-      <w:pPr>
-        <w:numPr>
-          <w:ilvl w:val="0"/>
-          <w:numId w:val="31"/>
-        </w:numPr>
-      </w:pPr>
-      <w:r>
-        <w:t>There is</w:t>
-      </w:r>
-    </w:p>
-    <w:p>
-      <w:pPr>
-        <w:numPr>
-          <w:ilvl w:val="0"/>
-          <w:numId w:val="31"/>
-        </w:numPr>
-      </w:pPr>
-      <w:r>
-        <w:t>There are</w:t>
-      </w:r>
-    </w:p>
-    <w:p>
-      <w:pPr>
-        <w:numPr>
-          <w:ilvl w:val="0"/>
-          <w:numId w:val="31"/>
-        </w:numPr>
-      </w:pPr>
-      <w:r>
-        <w:t>There is</w:t>
-      </w:r>
-    </w:p>
-    <w:p>
-      <w:pPr>
-        <w:numPr>
-          <w:ilvl w:val="0"/>
-          <w:numId w:val="31"/>
-        </w:numPr>
-      </w:pPr>
-      <w:r>
-        <w:t>There are</w:t>
-      </w:r>
-    </w:p>
-    <w:p>
-      <w:pPr>
-        <w:numPr>
-          <w:ilvl w:val="0"/>
-          <w:numId w:val="31"/>
-        </w:numPr>
-      </w:pPr>
-      <w:r>
-        <w:t>There is</w:t>
-      </w:r>
-    </w:p>
-    <w:p>
-      <w:pPr>
-        <w:numPr>
-          <w:ilvl w:val="0"/>
-          <w:numId w:val="31"/>
-        </w:numPr>
-      </w:pPr>
-      <w:r>
-        <w:t>There are</w:t>
-      </w:r>
-    </w:p>
-    <w:p>
-      <w:pPr>
-        <w:numPr>
-          <w:ilvl w:val="0"/>
-          <w:numId w:val="31"/>
-        </w:numPr>
-      </w:pPr>
-      <w:r>
-        <w:t>There is</w:t>
-      </w:r>
-    </w:p>
-    <w:p>
-      <w:pPr>
-        <w:numPr>
-          <w:ilvl w:val="0"/>
-          <w:numId w:val="31"/>
-        </w:numPr>
-      </w:pPr>
-      <w:r>
-        <w:t>There are</w:t>
-      </w:r>
-    </w:p>
-    <w:p>
-      <w:pPr>
-        <w:numPr>
-          <w:ilvl w:val="0"/>
-          <w:numId w:val="31"/>
-        </w:numPr>
-      </w:pPr>
-      <w:r>
-        <w:t>There is</w:t>
-      </w:r>
-    </w:p>
-    <w:p>
-      <w:pPr>
-        <w:numPr>
-          <w:ilvl w:val="0"/>
-          <w:numId w:val="31"/>
-        </w:numPr>
-      </w:pPr>
-      <w:r>
-        <w:t>There are</w:t>
-      </w:r>
-    </w:p>
-    <w:p>
-      <w:pPr>
-        <w:rPr>
+          <w:color w:val="000000"/>
+          <w:sz w:val="22"/>
+        </w:rPr>
+        <w:t>PHẦN 5</w:t>
+      </w:r>
+    </w:p>
+    <w:p>
+      <w:pPr>
+        <w:shd w:val="clear" w:color="000000" w:fill="auto"/>
+        <w:ind w:left="198"/>
+        <w:rPr>
+          <w:rFonts w:ascii="Arial" w:hAnsi="Arial" w:cs="Arial"/>
+          <w:bCs/>
+          <w:color w:val="000000"/>
+          <w:sz w:val="22"/>
+        </w:rPr>
+      </w:pPr>
+      <w:r>
+        <w:rPr>
+          <w:rFonts w:ascii="Arial" w:hAnsi="Arial" w:cs="Arial"/>
+          <w:bCs/>
+          <w:color w:val="000000"/>
+          <w:sz w:val="22"/>
+        </w:rPr>
+        <w:t>Câu 1: is</w:t>
+      </w:r>
+    </w:p>
+    <w:p>
+      <w:pPr>
+        <w:shd w:val="clear" w:color="000000" w:fill="auto"/>
+        <w:ind w:left="198"/>
+        <w:rPr>
+          <w:rFonts w:ascii="Arial" w:hAnsi="Arial" w:cs="Arial"/>
+          <w:bCs/>
+          <w:color w:val="000000"/>
+          <w:sz w:val="22"/>
+        </w:rPr>
+      </w:pPr>
+      <w:r>
+        <w:rPr>
+          <w:rFonts w:ascii="Arial" w:hAnsi="Arial" w:cs="Arial"/>
+          <w:bCs/>
+          <w:color w:val="000000"/>
+          <w:sz w:val="22"/>
+        </w:rPr>
+        <w:t>Câu 2: are</w:t>
+      </w:r>
+    </w:p>
+    <w:p>
+      <w:pPr>
+        <w:shd w:val="clear" w:color="000000" w:fill="auto"/>
+        <w:ind w:left="198"/>
+        <w:rPr>
+          <w:rFonts w:ascii="Arial" w:hAnsi="Arial" w:cs="Arial"/>
+          <w:bCs/>
+          <w:color w:val="000000"/>
+          <w:sz w:val="22"/>
+        </w:rPr>
+      </w:pPr>
+      <w:r>
+        <w:rPr>
+          <w:rFonts w:ascii="Arial" w:hAnsi="Arial" w:cs="Arial"/>
+          <w:bCs/>
+          <w:color w:val="000000"/>
+          <w:sz w:val="22"/>
+        </w:rPr>
+        <w:t>Câu 3: is</w:t>
+      </w:r>
+    </w:p>
+    <w:p>
+      <w:pPr>
+        <w:shd w:val="clear" w:color="000000" w:fill="auto"/>
+        <w:ind w:left="198"/>
+        <w:rPr>
+          <w:rFonts w:ascii="Arial" w:hAnsi="Arial" w:cs="Arial"/>
+          <w:bCs/>
+          <w:color w:val="000000"/>
+          <w:sz w:val="22"/>
+        </w:rPr>
+      </w:pPr>
+      <w:r>
+        <w:rPr>
+          <w:rFonts w:ascii="Arial" w:hAnsi="Arial" w:cs="Arial"/>
+          <w:bCs/>
+          <w:color w:val="000000"/>
+          <w:sz w:val="22"/>
+        </w:rPr>
+        <w:t>Câu 4: are</w:t>
+      </w:r>
+    </w:p>
+    <w:p>
+      <w:pPr>
+        <w:shd w:val="clear" w:color="000000" w:fill="auto"/>
+        <w:ind w:left="198"/>
+        <w:rPr>
+          <w:rFonts w:ascii="Arial" w:hAnsi="Arial" w:cs="Arial"/>
+          <w:bCs/>
+          <w:color w:val="000000"/>
+          <w:sz w:val="22"/>
+        </w:rPr>
+      </w:pPr>
+      <w:r>
+        <w:rPr>
+          <w:rFonts w:ascii="Arial" w:hAnsi="Arial" w:cs="Arial"/>
+          <w:bCs/>
+          <w:color w:val="000000"/>
+          <w:sz w:val="22"/>
+        </w:rPr>
+        <w:t>Câu 5: is</w:t>
+      </w:r>
+    </w:p>
+    <w:p>
+      <w:pPr>
+        <w:shd w:val="clear" w:color="000000" w:fill="auto"/>
+        <w:ind w:left="198"/>
+        <w:rPr>
+          <w:rFonts w:ascii="Arial" w:hAnsi="Arial" w:cs="Arial"/>
+          <w:bCs/>
+          <w:color w:val="000000"/>
+          <w:sz w:val="22"/>
+        </w:rPr>
+      </w:pPr>
+      <w:r>
+        <w:rPr>
+          <w:rFonts w:ascii="Arial" w:hAnsi="Arial" w:cs="Arial"/>
+          <w:bCs/>
+          <w:color w:val="000000"/>
+          <w:sz w:val="22"/>
+        </w:rPr>
+        <w:t>Câu 6: are</w:t>
+      </w:r>
+    </w:p>
+    <w:p>
+      <w:pPr>
+        <w:shd w:val="clear" w:color="000000" w:fill="auto"/>
+        <w:ind w:left="198"/>
+        <w:rPr>
+          <w:rFonts w:ascii="Arial" w:hAnsi="Arial" w:cs="Arial"/>
+          <w:bCs/>
+          <w:color w:val="000000"/>
+          <w:sz w:val="22"/>
+        </w:rPr>
+      </w:pPr>
+      <w:r>
+        <w:rPr>
+          <w:rFonts w:ascii="Arial" w:hAnsi="Arial" w:cs="Arial"/>
+          <w:bCs/>
+          <w:color w:val="000000"/>
+          <w:sz w:val="22"/>
+        </w:rPr>
+        <w:t>Câu 7: is</w:t>
+      </w:r>
+    </w:p>
+    <w:p>
+      <w:pPr>
+        <w:shd w:val="clear" w:color="000000" w:fill="auto"/>
+        <w:ind w:left="198"/>
+        <w:rPr>
+          <w:rFonts w:ascii="Arial" w:hAnsi="Arial" w:cs="Arial"/>
+          <w:bCs/>
+          <w:color w:val="000000"/>
+          <w:sz w:val="22"/>
+        </w:rPr>
+      </w:pPr>
+      <w:r>
+        <w:rPr>
+          <w:rFonts w:ascii="Arial" w:hAnsi="Arial" w:cs="Arial"/>
+          <w:bCs/>
+          <w:color w:val="000000"/>
+          <w:sz w:val="22"/>
+        </w:rPr>
+        <w:t>Câu 8: are</w:t>
+      </w:r>
+    </w:p>
+    <w:p>
+      <w:pPr>
+        <w:shd w:val="clear" w:color="000000" w:fill="auto"/>
+        <w:ind w:left="198"/>
+        <w:rPr>
+          <w:rFonts w:ascii="Arial" w:hAnsi="Arial" w:cs="Arial"/>
+          <w:bCs/>
+          <w:color w:val="000000"/>
+          <w:sz w:val="22"/>
+        </w:rPr>
+      </w:pPr>
+      <w:r>
+        <w:rPr>
+          <w:rFonts w:ascii="Arial" w:hAnsi="Arial" w:cs="Arial"/>
+          <w:bCs/>
+          <w:color w:val="000000"/>
+          <w:sz w:val="22"/>
+        </w:rPr>
+        <w:t>Câu 9: is</w:t>
+      </w:r>
+    </w:p>
+    <w:p>
+      <w:pPr>
+        <w:shd w:val="clear" w:color="000000" w:fill="auto"/>
+        <w:ind w:left="198"/>
+        <w:rPr>
+          <w:rFonts w:ascii="Arial" w:hAnsi="Arial" w:cs="Arial"/>
+          <w:bCs/>
+          <w:color w:val="000000"/>
+          <w:sz w:val="22"/>
+        </w:rPr>
+      </w:pPr>
+      <w:r>
+        <w:rPr>
+          <w:rFonts w:ascii="Arial" w:hAnsi="Arial" w:cs="Arial"/>
+          <w:bCs/>
+          <w:color w:val="000000"/>
+          <w:sz w:val="22"/>
+        </w:rPr>
+        <w:t>Câu 10: are</w:t>
+      </w:r>
+    </w:p>
+    <w:p>
+      <w:pPr>
+        <w:keepNext/>
+        <w:shd w:val="clear" w:color="000000" w:fill="auto"/>
+        <w:spacing w:before="240" w:after="80"/>
+        <w:rPr>
+          <w:rFonts w:ascii="Arial" w:hAnsi="Arial" w:cs="Arial"/>
           <w:b/>
           <w:bCs/>
-        </w:rPr>
-      </w:pPr>
-      <w:r>
-        <w:rPr>
+          <w:color w:val="000000"/>
+          <w:sz w:val="22"/>
+        </w:rPr>
+      </w:pPr>
+      <w:r>
+        <w:rPr>
+          <w:rFonts w:ascii="Arial" w:hAnsi="Arial" w:cs="Arial"/>
           <w:b/>
           <w:bCs/>
-        </w:rPr>
-        <w:t>PHẦN 3</w:t>
-      </w:r>
-    </w:p>
-    <w:p>
-      <w:pPr>
-        <w:numPr>
-          <w:ilvl w:val="0"/>
-          <w:numId w:val="32"/>
-        </w:numPr>
-      </w:pPr>
-      <w:r>
-        <w:t>There isn't a cat in the room.</w:t>
-      </w:r>
-    </w:p>
-    <w:p>
-      <w:pPr>
-        <w:numPr>
-          <w:ilvl w:val="0"/>
-          <w:numId w:val="32"/>
-        </w:numPr>
-      </w:pPr>
-      <w:r>
-        <w:t>There aren't two cars outside.</w:t>
-      </w:r>
-    </w:p>
-    <w:p>
-      <w:pPr>
-        <w:numPr>
-          <w:ilvl w:val="0"/>
-          <w:numId w:val="32"/>
-        </w:numPr>
-      </w:pPr>
-      <w:r>
-        <w:t>There isn't any milk in the fridge.</w:t>
-      </w:r>
-    </w:p>
-    <w:p>
-      <w:pPr>
-        <w:numPr>
-          <w:ilvl w:val="0"/>
-          <w:numId w:val="32"/>
-        </w:numPr>
-      </w:pPr>
-      <w:r>
-        <w:t>There aren't any books on the desk.</w:t>
-      </w:r>
-    </w:p>
-    <w:p>
-      <w:pPr>
-        <w:numPr>
-          <w:ilvl w:val="0"/>
-          <w:numId w:val="32"/>
-        </w:numPr>
-      </w:pPr>
-      <w:r>
-        <w:t>There isn't a bank near here.</w:t>
-      </w:r>
-    </w:p>
-    <w:p>
-      <w:pPr>
-        <w:numPr>
-          <w:ilvl w:val="0"/>
-          <w:numId w:val="32"/>
-        </w:numPr>
-      </w:pPr>
-      <w:r>
-        <w:t>There aren't three students in the classroom.</w:t>
-      </w:r>
-    </w:p>
-    <w:p>
-      <w:pPr>
-        <w:numPr>
-          <w:ilvl w:val="0"/>
-          <w:numId w:val="32"/>
-        </w:numPr>
-      </w:pPr>
-      <w:r>
-        <w:t>There isn't a computer in the office.</w:t>
-      </w:r>
-    </w:p>
-    <w:p>
-      <w:pPr>
-        <w:numPr>
-          <w:ilvl w:val="0"/>
-          <w:numId w:val="32"/>
-        </w:numPr>
-      </w:pPr>
-      <w:r>
-        <w:lastRenderedPageBreak/>
-        <w:t>There aren't many trees in the park.</w:t>
-      </w:r>
-    </w:p>
-    <w:p>
-      <w:pPr>
-        <w:numPr>
-          <w:ilvl w:val="0"/>
-          <w:numId w:val="32"/>
-        </w:numPr>
-      </w:pPr>
-      <w:r>
-        <w:t>There isn't any water in the bottle.</w:t>
-      </w:r>
-    </w:p>
-    <w:p>
-      <w:pPr>
-        <w:numPr>
-          <w:ilvl w:val="0"/>
-          <w:numId w:val="32"/>
-        </w:numPr>
-      </w:pPr>
-      <w:r>
-        <w:t>There aren't two bathrooms in the house.</w:t>
-      </w:r>
-    </w:p>
-    <w:p>
-      <w:pPr>
-        <w:rPr>
+          <w:color w:val="000000"/>
+          <w:sz w:val="22"/>
+        </w:rPr>
+        <w:t>PHẦN 6</w:t>
+      </w:r>
+    </w:p>
+    <w:p>
+      <w:pPr>
+        <w:shd w:val="clear" w:color="000000" w:fill="auto"/>
+        <w:ind w:left="198"/>
+        <w:rPr>
+          <w:rFonts w:ascii="Arial" w:hAnsi="Arial" w:cs="Arial"/>
+          <w:bCs/>
+          <w:color w:val="000000"/>
+          <w:sz w:val="22"/>
+        </w:rPr>
+      </w:pPr>
+      <w:r>
+        <w:rPr>
+          <w:rFonts w:ascii="Arial" w:hAnsi="Arial" w:cs="Arial"/>
+          <w:bCs/>
+          <w:color w:val="000000"/>
+          <w:sz w:val="22"/>
+        </w:rPr>
+        <w:t>Câu 1: some</w:t>
+      </w:r>
+    </w:p>
+    <w:p>
+      <w:pPr>
+        <w:shd w:val="clear" w:color="000000" w:fill="auto"/>
+        <w:ind w:left="198"/>
+        <w:rPr>
+          <w:rFonts w:ascii="Arial" w:hAnsi="Arial" w:cs="Arial"/>
+          <w:bCs/>
+          <w:color w:val="000000"/>
+          <w:sz w:val="22"/>
+        </w:rPr>
+      </w:pPr>
+      <w:r>
+        <w:rPr>
+          <w:rFonts w:ascii="Arial" w:hAnsi="Arial" w:cs="Arial"/>
+          <w:bCs/>
+          <w:color w:val="000000"/>
+          <w:sz w:val="22"/>
+        </w:rPr>
+        <w:t>Câu 2: any</w:t>
+      </w:r>
+    </w:p>
+    <w:p>
+      <w:pPr>
+        <w:shd w:val="clear" w:color="000000" w:fill="auto"/>
+        <w:ind w:left="198"/>
+        <w:rPr>
+          <w:rFonts w:ascii="Arial" w:hAnsi="Arial" w:cs="Arial"/>
+          <w:bCs/>
+          <w:color w:val="000000"/>
+          <w:sz w:val="22"/>
+        </w:rPr>
+      </w:pPr>
+      <w:r>
+        <w:rPr>
+          <w:rFonts w:ascii="Arial" w:hAnsi="Arial" w:cs="Arial"/>
+          <w:bCs/>
+          <w:color w:val="000000"/>
+          <w:sz w:val="22"/>
+        </w:rPr>
+        <w:t>Câu 3: any</w:t>
+      </w:r>
+    </w:p>
+    <w:p>
+      <w:pPr>
+        <w:shd w:val="clear" w:color="000000" w:fill="auto"/>
+        <w:ind w:left="198"/>
+        <w:rPr>
+          <w:rFonts w:ascii="Arial" w:hAnsi="Arial" w:cs="Arial"/>
+          <w:bCs/>
+          <w:color w:val="000000"/>
+          <w:sz w:val="22"/>
+        </w:rPr>
+      </w:pPr>
+      <w:r>
+        <w:rPr>
+          <w:rFonts w:ascii="Arial" w:hAnsi="Arial" w:cs="Arial"/>
+          <w:bCs/>
+          <w:color w:val="000000"/>
+          <w:sz w:val="22"/>
+        </w:rPr>
+        <w:t>Câu 4: some</w:t>
+      </w:r>
+    </w:p>
+    <w:p>
+      <w:pPr>
+        <w:shd w:val="clear" w:color="000000" w:fill="auto"/>
+        <w:ind w:left="198"/>
+        <w:rPr>
+          <w:rFonts w:ascii="Arial" w:hAnsi="Arial" w:cs="Arial"/>
+          <w:bCs/>
+          <w:color w:val="000000"/>
+          <w:sz w:val="22"/>
+        </w:rPr>
+      </w:pPr>
+      <w:r>
+        <w:rPr>
+          <w:rFonts w:ascii="Arial" w:hAnsi="Arial" w:cs="Arial"/>
+          <w:bCs/>
+          <w:color w:val="000000"/>
+          <w:sz w:val="22"/>
+        </w:rPr>
+        <w:t>Câu 5: any</w:t>
+      </w:r>
+    </w:p>
+    <w:p>
+      <w:pPr>
+        <w:shd w:val="clear" w:color="000000" w:fill="auto"/>
+        <w:ind w:left="198"/>
+        <w:rPr>
+          <w:rFonts w:ascii="Arial" w:hAnsi="Arial" w:cs="Arial"/>
+          <w:bCs/>
+          <w:color w:val="000000"/>
+          <w:sz w:val="22"/>
+        </w:rPr>
+      </w:pPr>
+      <w:r>
+        <w:rPr>
+          <w:rFonts w:ascii="Arial" w:hAnsi="Arial" w:cs="Arial"/>
+          <w:bCs/>
+          <w:color w:val="000000"/>
+          <w:sz w:val="22"/>
+        </w:rPr>
+        <w:t>Câu 6: any</w:t>
+      </w:r>
+    </w:p>
+    <w:p>
+      <w:pPr>
+        <w:shd w:val="clear" w:color="000000" w:fill="auto"/>
+        <w:ind w:left="198"/>
+        <w:rPr>
+          <w:rFonts w:ascii="Arial" w:hAnsi="Arial" w:cs="Arial"/>
+          <w:bCs/>
+          <w:color w:val="000000"/>
+          <w:sz w:val="22"/>
+        </w:rPr>
+      </w:pPr>
+      <w:r>
+        <w:rPr>
+          <w:rFonts w:ascii="Arial" w:hAnsi="Arial" w:cs="Arial"/>
+          <w:bCs/>
+          <w:color w:val="000000"/>
+          <w:sz w:val="22"/>
+        </w:rPr>
+        <w:t>Câu 7: some</w:t>
+      </w:r>
+    </w:p>
+    <w:p>
+      <w:pPr>
+        <w:shd w:val="clear" w:color="000000" w:fill="auto"/>
+        <w:ind w:left="198"/>
+        <w:rPr>
+          <w:rFonts w:ascii="Arial" w:hAnsi="Arial" w:cs="Arial"/>
+          <w:bCs/>
+          <w:color w:val="000000"/>
+          <w:sz w:val="22"/>
+        </w:rPr>
+      </w:pPr>
+      <w:r>
+        <w:rPr>
+          <w:rFonts w:ascii="Arial" w:hAnsi="Arial" w:cs="Arial"/>
+          <w:bCs/>
+          <w:color w:val="000000"/>
+          <w:sz w:val="22"/>
+        </w:rPr>
+        <w:t>Câu 8: any</w:t>
+      </w:r>
+    </w:p>
+    <w:p>
+      <w:pPr>
+        <w:shd w:val="clear" w:color="000000" w:fill="auto"/>
+        <w:ind w:left="198"/>
+        <w:rPr>
+          <w:rFonts w:ascii="Arial" w:hAnsi="Arial" w:cs="Arial"/>
+          <w:bCs/>
+          <w:color w:val="000000"/>
+          <w:sz w:val="22"/>
+        </w:rPr>
+      </w:pPr>
+      <w:r>
+        <w:rPr>
+          <w:rFonts w:ascii="Arial" w:hAnsi="Arial" w:cs="Arial"/>
+          <w:bCs/>
+          <w:color w:val="000000"/>
+          <w:sz w:val="22"/>
+        </w:rPr>
+        <w:t>Câu 9: any</w:t>
+      </w:r>
+    </w:p>
+    <w:p>
+      <w:pPr>
+        <w:shd w:val="clear" w:color="000000" w:fill="auto"/>
+        <w:ind w:left="198"/>
+        <w:rPr>
+          <w:rFonts w:ascii="Arial" w:hAnsi="Arial" w:cs="Arial"/>
+          <w:bCs/>
+          <w:color w:val="000000"/>
+          <w:sz w:val="22"/>
+        </w:rPr>
+      </w:pPr>
+      <w:r>
+        <w:rPr>
+          <w:rFonts w:ascii="Arial" w:hAnsi="Arial" w:cs="Arial"/>
+          <w:bCs/>
+          <w:color w:val="000000"/>
+          <w:sz w:val="22"/>
+        </w:rPr>
+        <w:t>Câu 10: some</w:t>
+      </w:r>
+    </w:p>
+    <w:p>
+      <w:pPr>
+        <w:keepNext/>
+        <w:shd w:val="clear" w:color="000000" w:fill="auto"/>
+        <w:spacing w:before="240" w:after="80"/>
+        <w:rPr>
+          <w:rFonts w:ascii="Arial" w:hAnsi="Arial" w:cs="Arial"/>
           <w:b/>
           <w:bCs/>
-        </w:rPr>
-      </w:pPr>
-      <w:r>
-        <w:rPr>
+          <w:color w:val="000000"/>
+          <w:sz w:val="22"/>
+        </w:rPr>
+      </w:pPr>
+      <w:r>
+        <w:rPr>
+          <w:rFonts w:ascii="Arial" w:hAnsi="Arial" w:cs="Arial"/>
           <w:b/>
           <w:bCs/>
-        </w:rPr>
-        <w:t>PHẦN 4</w:t>
-      </w:r>
-    </w:p>
-    <w:p>
-      <w:pPr>
-        <w:numPr>
-          <w:ilvl w:val="0"/>
-          <w:numId w:val="33"/>
-        </w:numPr>
-      </w:pPr>
-      <w:r>
-        <w:t>Is there a supermarket near here?</w:t>
-      </w:r>
-    </w:p>
-    <w:p>
-      <w:pPr>
-        <w:numPr>
-          <w:ilvl w:val="0"/>
-          <w:numId w:val="33"/>
-        </w:numPr>
-      </w:pPr>
-      <w:r>
-        <w:t>Are there two bedrooms in the house?</w:t>
-      </w:r>
-    </w:p>
-    <w:p>
-      <w:pPr>
-        <w:numPr>
-          <w:ilvl w:val="0"/>
-          <w:numId w:val="33"/>
-        </w:numPr>
-      </w:pPr>
-      <w:r>
-        <w:t>Is there a cat in the garden?</w:t>
-      </w:r>
-    </w:p>
-    <w:p>
-      <w:pPr>
-        <w:numPr>
-          <w:ilvl w:val="0"/>
-          <w:numId w:val="33"/>
-        </w:numPr>
-      </w:pPr>
-      <w:r>
-        <w:t>Are there any restaurants nearby?</w:t>
-      </w:r>
-    </w:p>
-    <w:p>
-      <w:pPr>
-        <w:numPr>
-          <w:ilvl w:val="0"/>
-          <w:numId w:val="33"/>
-        </w:numPr>
-      </w:pPr>
-      <w:r>
-        <w:t>Is there a bathroom upstairs?</w:t>
-      </w:r>
-    </w:p>
-    <w:p>
-      <w:pPr>
-        <w:numPr>
-          <w:ilvl w:val="0"/>
-          <w:numId w:val="33"/>
-        </w:numPr>
-      </w:pPr>
-      <w:r>
-        <w:t>Are there three windows in the room?</w:t>
-      </w:r>
-    </w:p>
-    <w:p>
-      <w:pPr>
-        <w:numPr>
-          <w:ilvl w:val="0"/>
-          <w:numId w:val="33"/>
-        </w:numPr>
-      </w:pPr>
-      <w:r>
-        <w:t>Is there any milk in the fridge?</w:t>
-      </w:r>
-    </w:p>
-    <w:p>
-      <w:pPr>
-        <w:numPr>
-          <w:ilvl w:val="0"/>
-          <w:numId w:val="33"/>
-        </w:numPr>
-      </w:pPr>
-      <w:r>
-        <w:t>Are there many students at school?</w:t>
-      </w:r>
-    </w:p>
-    <w:p>
-      <w:pPr>
-        <w:numPr>
-          <w:ilvl w:val="0"/>
-          <w:numId w:val="33"/>
-        </w:numPr>
-      </w:pPr>
-      <w:r>
-        <w:t>Is there a bus stop in front of the hotel?</w:t>
-      </w:r>
-    </w:p>
-    <w:p>
-      <w:pPr>
-        <w:numPr>
-          <w:ilvl w:val="0"/>
-          <w:numId w:val="33"/>
-        </w:numPr>
-      </w:pPr>
-      <w:r>
-        <w:t>Are there two computers in the office?</w:t>
-      </w:r>
-    </w:p>
-    <w:p>
-      <w:pPr>
-        <w:rPr>
+          <w:color w:val="000000"/>
+          <w:sz w:val="22"/>
+        </w:rPr>
+        <w:t>PHẦN 7</w:t>
+      </w:r>
+    </w:p>
+    <w:p>
+      <w:pPr>
+        <w:shd w:val="clear" w:color="000000" w:fill="auto"/>
+        <w:ind w:left="198"/>
+        <w:rPr>
+          <w:rFonts w:ascii="Arial" w:hAnsi="Arial" w:cs="Arial"/>
+          <w:bCs/>
+          <w:color w:val="000000"/>
+          <w:sz w:val="22"/>
+        </w:rPr>
+      </w:pPr>
+      <w:r>
+        <w:rPr>
+          <w:rFonts w:ascii="Arial" w:hAnsi="Arial" w:cs="Arial"/>
+          <w:bCs/>
+          <w:color w:val="000000"/>
+          <w:sz w:val="22"/>
+        </w:rPr>
+        <w:t>Câu 1: There is a book on the table.</w:t>
+      </w:r>
+    </w:p>
+    <w:p>
+      <w:pPr>
+        <w:shd w:val="clear" w:color="000000" w:fill="auto"/>
+        <w:ind w:left="198"/>
+        <w:rPr>
+          <w:rFonts w:ascii="Arial" w:hAnsi="Arial" w:cs="Arial"/>
+          <w:bCs/>
+          <w:color w:val="000000"/>
+          <w:sz w:val="22"/>
+        </w:rPr>
+      </w:pPr>
+      <w:r>
+        <w:rPr>
+          <w:rFonts w:ascii="Arial" w:hAnsi="Arial" w:cs="Arial"/>
+          <w:bCs/>
+          <w:color w:val="000000"/>
+          <w:sz w:val="22"/>
+        </w:rPr>
+        <w:t>Câu 2: There are three students in the room.</w:t>
+      </w:r>
+    </w:p>
+    <w:p>
+      <w:pPr>
+        <w:shd w:val="clear" w:color="000000" w:fill="auto"/>
+        <w:ind w:left="198"/>
+        <w:rPr>
+          <w:rFonts w:ascii="Arial" w:hAnsi="Arial" w:cs="Arial"/>
+          <w:bCs/>
+          <w:color w:val="000000"/>
+          <w:sz w:val="22"/>
+        </w:rPr>
+      </w:pPr>
+      <w:r>
+        <w:rPr>
+          <w:rFonts w:ascii="Arial" w:hAnsi="Arial" w:cs="Arial"/>
+          <w:bCs/>
+          <w:color w:val="000000"/>
+          <w:sz w:val="22"/>
+        </w:rPr>
+        <w:t>Câu 3: Are there two bedrooms in the house?</w:t>
+      </w:r>
+    </w:p>
+    <w:p>
+      <w:pPr>
+        <w:shd w:val="clear" w:color="000000" w:fill="auto"/>
+        <w:ind w:left="198"/>
+        <w:rPr>
+          <w:rFonts w:ascii="Arial" w:hAnsi="Arial" w:cs="Arial"/>
+          <w:bCs/>
+          <w:color w:val="000000"/>
+          <w:sz w:val="22"/>
+        </w:rPr>
+      </w:pPr>
+      <w:r>
+        <w:rPr>
+          <w:rFonts w:ascii="Arial" w:hAnsi="Arial" w:cs="Arial"/>
+          <w:bCs/>
+          <w:color w:val="000000"/>
+          <w:sz w:val="22"/>
+        </w:rPr>
+        <w:t>Câu 4: Is there a supermarket near here?</w:t>
+      </w:r>
+    </w:p>
+    <w:p>
+      <w:pPr>
+        <w:shd w:val="clear" w:color="000000" w:fill="auto"/>
+        <w:ind w:left="198"/>
+        <w:rPr>
+          <w:rFonts w:ascii="Arial" w:hAnsi="Arial" w:cs="Arial"/>
+          <w:bCs/>
+          <w:color w:val="000000"/>
+          <w:sz w:val="22"/>
+        </w:rPr>
+      </w:pPr>
+      <w:r>
+        <w:rPr>
+          <w:rFonts w:ascii="Arial" w:hAnsi="Arial" w:cs="Arial"/>
+          <w:bCs/>
+          <w:color w:val="000000"/>
+          <w:sz w:val="22"/>
+        </w:rPr>
+        <w:t>Câu 5: There isn't a cat in the garden.</w:t>
+      </w:r>
+    </w:p>
+    <w:p>
+      <w:pPr>
+        <w:shd w:val="clear" w:color="000000" w:fill="auto"/>
+        <w:ind w:left="198"/>
+        <w:rPr>
+          <w:rFonts w:ascii="Arial" w:hAnsi="Arial" w:cs="Arial"/>
+          <w:bCs/>
+          <w:color w:val="000000"/>
+          <w:sz w:val="22"/>
+        </w:rPr>
+      </w:pPr>
+      <w:r>
+        <w:rPr>
+          <w:rFonts w:ascii="Arial" w:hAnsi="Arial" w:cs="Arial"/>
+          <w:bCs/>
+          <w:color w:val="000000"/>
+          <w:sz w:val="22"/>
+        </w:rPr>
+        <w:t>Câu 6: There are many trees in the park.</w:t>
+      </w:r>
+    </w:p>
+    <w:p>
+      <w:pPr>
+        <w:shd w:val="clear" w:color="000000" w:fill="auto"/>
+        <w:ind w:left="198"/>
+        <w:rPr>
+          <w:rFonts w:ascii="Arial" w:hAnsi="Arial" w:cs="Arial"/>
+          <w:bCs/>
+          <w:color w:val="000000"/>
+          <w:sz w:val="22"/>
+        </w:rPr>
+      </w:pPr>
+      <w:r>
+        <w:rPr>
+          <w:rFonts w:ascii="Arial" w:hAnsi="Arial" w:cs="Arial"/>
+          <w:bCs/>
+          <w:color w:val="000000"/>
+          <w:sz w:val="22"/>
+        </w:rPr>
+        <w:t>Câu 7: There is some milk in the fridge.</w:t>
+      </w:r>
+    </w:p>
+    <w:p>
+      <w:pPr>
+        <w:shd w:val="clear" w:color="000000" w:fill="auto"/>
+        <w:ind w:left="198"/>
+        <w:rPr>
+          <w:rFonts w:ascii="Arial" w:hAnsi="Arial" w:cs="Arial"/>
+          <w:bCs/>
+          <w:color w:val="000000"/>
+          <w:sz w:val="22"/>
+        </w:rPr>
+      </w:pPr>
+      <w:r>
+        <w:rPr>
+          <w:rFonts w:ascii="Arial" w:hAnsi="Arial" w:cs="Arial"/>
+          <w:bCs/>
+          <w:color w:val="000000"/>
+          <w:sz w:val="22"/>
+        </w:rPr>
+        <w:t>Câu 8: Are there any students in the classroom?</w:t>
+      </w:r>
+    </w:p>
+    <w:p>
+      <w:pPr>
+        <w:shd w:val="clear" w:color="000000" w:fill="auto"/>
+        <w:ind w:left="198"/>
+        <w:rPr>
+          <w:rFonts w:ascii="Arial" w:hAnsi="Arial" w:cs="Arial"/>
+          <w:bCs/>
+          <w:color w:val="000000"/>
+          <w:sz w:val="22"/>
+        </w:rPr>
+      </w:pPr>
+      <w:r>
+        <w:rPr>
+          <w:rFonts w:ascii="Arial" w:hAnsi="Arial" w:cs="Arial"/>
+          <w:bCs/>
+          <w:color w:val="000000"/>
+          <w:sz w:val="22"/>
+        </w:rPr>
+        <w:t>Câu 9: There isn't any water in the bottle.</w:t>
+      </w:r>
+    </w:p>
+    <w:p>
+      <w:pPr>
+        <w:shd w:val="clear" w:color="000000" w:fill="auto"/>
+        <w:ind w:left="198"/>
+        <w:rPr>
+          <w:rFonts w:ascii="Arial" w:hAnsi="Arial" w:cs="Arial"/>
+          <w:bCs/>
+          <w:color w:val="000000"/>
+          <w:sz w:val="22"/>
+        </w:rPr>
+      </w:pPr>
+      <w:r>
+        <w:rPr>
+          <w:rFonts w:ascii="Arial" w:hAnsi="Arial" w:cs="Arial"/>
+          <w:bCs/>
+          <w:color w:val="000000"/>
+          <w:sz w:val="22"/>
+        </w:rPr>
+        <w:t>Câu 10: There is a computer on the desk.</w:t>
+      </w:r>
+    </w:p>
+    <w:p>
+      <w:pPr>
+        <w:keepNext/>
+        <w:shd w:val="clear" w:color="000000" w:fill="auto"/>
+        <w:spacing w:before="240" w:after="80"/>
+        <w:rPr>
+          <w:rFonts w:ascii="Arial" w:hAnsi="Arial" w:cs="Arial"/>
           <w:b/>
           <w:bCs/>
-        </w:rPr>
-      </w:pPr>
-      <w:r>
-        <w:rPr>
+          <w:color w:val="000000"/>
+          <w:sz w:val="22"/>
+        </w:rPr>
+      </w:pPr>
+      <w:r>
+        <w:rPr>
+          <w:rFonts w:ascii="Arial" w:hAnsi="Arial" w:cs="Arial"/>
           <w:b/>
           <w:bCs/>
-        </w:rPr>
-        <w:t>PHẦN 5</w:t>
-      </w:r>
-    </w:p>
-    <w:p>
-      <w:pPr>
-        <w:numPr>
-          <w:ilvl w:val="0"/>
-          <w:numId w:val="34"/>
-        </w:numPr>
-      </w:pPr>
-      <w:r>
-        <w:t>is</w:t>
-      </w:r>
-    </w:p>
-    <w:p>
-      <w:pPr>
-        <w:numPr>
-          <w:ilvl w:val="0"/>
-          <w:numId w:val="34"/>
-        </w:numPr>
-      </w:pPr>
-      <w:r>
-        <w:t>are</w:t>
-      </w:r>
-    </w:p>
-    <w:p>
-      <w:pPr>
-        <w:numPr>
-          <w:ilvl w:val="0"/>
-          <w:numId w:val="34"/>
-        </w:numPr>
-      </w:pPr>
-      <w:r>
-        <w:t>is</w:t>
-      </w:r>
-    </w:p>
-    <w:p>
-      <w:pPr>
-        <w:numPr>
-          <w:ilvl w:val="0"/>
-          <w:numId w:val="34"/>
-        </w:numPr>
-      </w:pPr>
-      <w:r>
-        <w:t>are</w:t>
-      </w:r>
-    </w:p>
-    <w:p>
-      <w:pPr>
-        <w:numPr>
-          <w:ilvl w:val="0"/>
-          <w:numId w:val="34"/>
-        </w:numPr>
-      </w:pPr>
-      <w:r>
-        <w:t>is</w:t>
-      </w:r>
-    </w:p>
-    <w:p>
-      <w:pPr>
-        <w:numPr>
-          <w:ilvl w:val="0"/>
-          <w:numId w:val="34"/>
-        </w:numPr>
-      </w:pPr>
-      <w:r>
-        <w:t>are</w:t>
-      </w:r>
-    </w:p>
-    <w:p>
-      <w:pPr>
-        <w:numPr>
-          <w:ilvl w:val="0"/>
-          <w:numId w:val="34"/>
-        </w:numPr>
-      </w:pPr>
-      <w:r>
-        <w:t>is</w:t>
-      </w:r>
-    </w:p>
-    <w:p>
-      <w:pPr>
-        <w:numPr>
-          <w:ilvl w:val="0"/>
-          <w:numId w:val="34"/>
-        </w:numPr>
-      </w:pPr>
-      <w:r>
-        <w:t>are</w:t>
-      </w:r>
-    </w:p>
-    <w:p>
-      <w:pPr>
-        <w:numPr>
-          <w:ilvl w:val="0"/>
-          <w:numId w:val="34"/>
-        </w:numPr>
-      </w:pPr>
-      <w:r>
-        <w:t>is</w:t>
-      </w:r>
-    </w:p>
-    <w:p>
-      <w:pPr>
-        <w:numPr>
-          <w:ilvl w:val="0"/>
-          <w:numId w:val="34"/>
-        </w:numPr>
-      </w:pPr>
-      <w:r>
-        <w:t>are</w:t>
-      </w:r>
-    </w:p>
-    <w:p>
-      <w:pPr>
-        <w:rPr>
+          <w:color w:val="000000"/>
+          <w:sz w:val="22"/>
+        </w:rPr>
+        <w:t>PHẦN 8</w:t>
+      </w:r>
+    </w:p>
+    <w:p>
+      <w:pPr>
+        <w:shd w:val="clear" w:color="000000" w:fill="auto"/>
+        <w:ind w:left="198"/>
+        <w:rPr>
+          <w:rFonts w:ascii="Arial" w:hAnsi="Arial" w:cs="Arial"/>
+          <w:bCs/>
+          <w:color w:val="000000"/>
+          <w:sz w:val="22"/>
+        </w:rPr>
+      </w:pPr>
+      <w:r>
+        <w:rPr>
+          <w:rFonts w:ascii="Arial" w:hAnsi="Arial" w:cs="Arial"/>
+          <w:bCs/>
+          <w:color w:val="000000"/>
+          <w:sz w:val="22"/>
+        </w:rPr>
+        <w:t>Câu 1: There is a book on the table.</w:t>
+      </w:r>
+    </w:p>
+    <w:p>
+      <w:pPr>
+        <w:shd w:val="clear" w:color="000000" w:fill="auto"/>
+        <w:ind w:left="198"/>
+        <w:rPr>
+          <w:rFonts w:ascii="Arial" w:hAnsi="Arial" w:cs="Arial"/>
+          <w:bCs/>
+          <w:color w:val="000000"/>
+          <w:sz w:val="22"/>
+        </w:rPr>
+      </w:pPr>
+      <w:r>
+        <w:rPr>
+          <w:rFonts w:ascii="Arial" w:hAnsi="Arial" w:cs="Arial"/>
+          <w:bCs/>
+          <w:color w:val="000000"/>
+          <w:sz w:val="22"/>
+        </w:rPr>
+        <w:t>Câu 2: There are three students in the classroom.</w:t>
+      </w:r>
+    </w:p>
+    <w:p>
+      <w:pPr>
+        <w:shd w:val="clear" w:color="000000" w:fill="auto"/>
+        <w:ind w:left="198"/>
+        <w:rPr>
+          <w:rFonts w:ascii="Arial" w:hAnsi="Arial" w:cs="Arial"/>
+          <w:bCs/>
+          <w:color w:val="000000"/>
+          <w:sz w:val="22"/>
+        </w:rPr>
+      </w:pPr>
+      <w:r>
+        <w:rPr>
+          <w:rFonts w:ascii="Arial" w:hAnsi="Arial" w:cs="Arial"/>
+          <w:bCs/>
+          <w:color w:val="000000"/>
+          <w:sz w:val="22"/>
+        </w:rPr>
+        <w:t>Câu 3: There is a cat in the room.</w:t>
+      </w:r>
+    </w:p>
+    <w:p>
+      <w:pPr>
+        <w:shd w:val="clear" w:color="000000" w:fill="auto"/>
+        <w:ind w:left="198"/>
+        <w:rPr>
+          <w:rFonts w:ascii="Arial" w:hAnsi="Arial" w:cs="Arial"/>
+          <w:bCs/>
+          <w:color w:val="000000"/>
+          <w:sz w:val="22"/>
+        </w:rPr>
+      </w:pPr>
+      <w:r>
+        <w:rPr>
+          <w:rFonts w:ascii="Arial" w:hAnsi="Arial" w:cs="Arial"/>
+          <w:bCs/>
+          <w:color w:val="000000"/>
+          <w:sz w:val="22"/>
+        </w:rPr>
+        <w:t>Câu 4: There are many trees in the park.</w:t>
+      </w:r>
+    </w:p>
+    <w:p>
+      <w:pPr>
+        <w:shd w:val="clear" w:color="000000" w:fill="auto"/>
+        <w:ind w:left="198"/>
+        <w:rPr>
+          <w:rFonts w:ascii="Arial" w:hAnsi="Arial" w:cs="Arial"/>
+          <w:bCs/>
+          <w:color w:val="000000"/>
+          <w:sz w:val="22"/>
+        </w:rPr>
+      </w:pPr>
+      <w:r>
+        <w:rPr>
+          <w:rFonts w:ascii="Arial" w:hAnsi="Arial" w:cs="Arial"/>
+          <w:bCs/>
+          <w:color w:val="000000"/>
+          <w:sz w:val="22"/>
+        </w:rPr>
+        <w:t>Câu 5: There isn't any milk in the fridge.</w:t>
+      </w:r>
+    </w:p>
+    <w:p>
+      <w:pPr>
+        <w:shd w:val="clear" w:color="000000" w:fill="auto"/>
+        <w:ind w:left="198"/>
+        <w:rPr>
+          <w:rFonts w:ascii="Arial" w:hAnsi="Arial" w:cs="Arial"/>
+          <w:bCs/>
+          <w:color w:val="000000"/>
+          <w:sz w:val="22"/>
+        </w:rPr>
+      </w:pPr>
+      <w:r>
+        <w:rPr>
+          <w:rFonts w:ascii="Arial" w:hAnsi="Arial" w:cs="Arial"/>
+          <w:bCs/>
+          <w:color w:val="000000"/>
+          <w:sz w:val="22"/>
+        </w:rPr>
+        <w:t>Câu 6: There aren't any chairs in the room.</w:t>
+      </w:r>
+    </w:p>
+    <w:p>
+      <w:pPr>
+        <w:shd w:val="clear" w:color="000000" w:fill="auto"/>
+        <w:ind w:left="198"/>
+        <w:rPr>
+          <w:rFonts w:ascii="Arial" w:hAnsi="Arial" w:cs="Arial"/>
+          <w:bCs/>
+          <w:color w:val="000000"/>
+          <w:sz w:val="22"/>
+        </w:rPr>
+      </w:pPr>
+      <w:r>
+        <w:rPr>
+          <w:rFonts w:ascii="Arial" w:hAnsi="Arial" w:cs="Arial"/>
+          <w:bCs/>
+          <w:color w:val="000000"/>
+          <w:sz w:val="22"/>
+        </w:rPr>
+        <w:t>Câu 7: Is there a bank near here?</w:t>
+      </w:r>
+    </w:p>
+    <w:p>
+      <w:pPr>
+        <w:shd w:val="clear" w:color="000000" w:fill="auto"/>
+        <w:ind w:left="198"/>
+        <w:rPr>
+          <w:rFonts w:ascii="Arial" w:hAnsi="Arial" w:cs="Arial"/>
+          <w:bCs/>
+          <w:color w:val="000000"/>
+          <w:sz w:val="22"/>
+        </w:rPr>
+      </w:pPr>
+      <w:r>
+        <w:rPr>
+          <w:rFonts w:ascii="Arial" w:hAnsi="Arial" w:cs="Arial"/>
+          <w:bCs/>
+          <w:color w:val="000000"/>
+          <w:sz w:val="22"/>
+        </w:rPr>
+        <w:t>Câu 8: Are there any restaurants nearby?</w:t>
+      </w:r>
+    </w:p>
+    <w:p>
+      <w:pPr>
+        <w:shd w:val="clear" w:color="000000" w:fill="auto"/>
+        <w:ind w:left="198"/>
+        <w:rPr>
+          <w:rFonts w:ascii="Arial" w:hAnsi="Arial" w:cs="Arial"/>
+          <w:bCs/>
+          <w:color w:val="000000"/>
+          <w:sz w:val="22"/>
+        </w:rPr>
+      </w:pPr>
+      <w:r>
+        <w:rPr>
+          <w:rFonts w:ascii="Arial" w:hAnsi="Arial" w:cs="Arial"/>
+          <w:bCs/>
+          <w:color w:val="000000"/>
+          <w:sz w:val="22"/>
+        </w:rPr>
+        <w:t>Câu 9: There are two bedrooms in the house.</w:t>
+      </w:r>
+    </w:p>
+    <w:p>
+      <w:pPr>
+        <w:shd w:val="clear" w:color="000000" w:fill="auto"/>
+        <w:ind w:left="198"/>
+        <w:rPr>
+          <w:rFonts w:ascii="Arial" w:hAnsi="Arial" w:cs="Arial"/>
+          <w:bCs/>
+          <w:color w:val="000000"/>
+          <w:sz w:val="22"/>
+        </w:rPr>
+      </w:pPr>
+      <w:r>
+        <w:rPr>
+          <w:rFonts w:ascii="Arial" w:hAnsi="Arial" w:cs="Arial"/>
+          <w:bCs/>
+          <w:color w:val="000000"/>
+          <w:sz w:val="22"/>
+        </w:rPr>
+        <w:t>Câu 10: There is a bus stop in front of the hotel.</w:t>
+      </w:r>
+    </w:p>
+    <w:p>
+      <w:pPr>
+        <w:keepNext/>
+        <w:shd w:val="clear" w:color="000000" w:fill="auto"/>
+        <w:spacing w:before="240" w:after="80"/>
+        <w:rPr>
+          <w:rFonts w:ascii="Arial" w:hAnsi="Arial" w:cs="Arial"/>
           <w:b/>
           <w:bCs/>
-        </w:rPr>
-      </w:pPr>
-      <w:r>
-        <w:rPr>
+          <w:color w:val="000000"/>
+          <w:sz w:val="22"/>
+        </w:rPr>
+      </w:pPr>
+      <w:r>
+        <w:rPr>
+          <w:rFonts w:ascii="Arial" w:hAnsi="Arial" w:cs="Arial"/>
           <w:b/>
           <w:bCs/>
-        </w:rPr>
-        <w:t>PHẦN 6</w:t>
-      </w:r>
-    </w:p>
-    <w:p>
-      <w:pPr>
-        <w:numPr>
-          <w:ilvl w:val="0"/>
-          <w:numId w:val="35"/>
-        </w:numPr>
-      </w:pPr>
-      <w:r>
-        <w:lastRenderedPageBreak/>
-        <w:t>some</w:t>
-      </w:r>
-    </w:p>
-    <w:p>
-      <w:pPr>
-        <w:numPr>
-          <w:ilvl w:val="0"/>
-          <w:numId w:val="35"/>
-        </w:numPr>
-      </w:pPr>
-      <w:r>
-        <w:t>any</w:t>
-      </w:r>
-    </w:p>
-    <w:p>
-      <w:pPr>
-        <w:numPr>
-          <w:ilvl w:val="0"/>
-          <w:numId w:val="35"/>
-        </w:numPr>
-      </w:pPr>
-      <w:r>
-        <w:t>any</w:t>
-      </w:r>
-    </w:p>
-    <w:p>
-      <w:pPr>
-        <w:numPr>
-          <w:ilvl w:val="0"/>
-          <w:numId w:val="35"/>
-        </w:numPr>
-      </w:pPr>
-      <w:r>
-        <w:t>some</w:t>
-      </w:r>
-    </w:p>
-    <w:p>
-      <w:pPr>
-        <w:numPr>
-          <w:ilvl w:val="0"/>
-          <w:numId w:val="35"/>
-        </w:numPr>
-      </w:pPr>
-      <w:r>
-        <w:t>any</w:t>
-      </w:r>
-    </w:p>
-    <w:p>
-      <w:pPr>
-        <w:numPr>
-          <w:ilvl w:val="0"/>
-          <w:numId w:val="35"/>
-        </w:numPr>
-      </w:pPr>
-      <w:r>
-        <w:t>any</w:t>
-      </w:r>
-    </w:p>
-    <w:p>
-      <w:pPr>
-        <w:numPr>
-          <w:ilvl w:val="0"/>
-          <w:numId w:val="35"/>
-        </w:numPr>
-      </w:pPr>
-      <w:r>
-        <w:t>some</w:t>
-      </w:r>
-    </w:p>
-    <w:p>
-      <w:pPr>
-        <w:numPr>
-          <w:ilvl w:val="0"/>
-          <w:numId w:val="35"/>
-        </w:numPr>
-      </w:pPr>
-      <w:r>
-        <w:t>any</w:t>
-      </w:r>
-    </w:p>
-    <w:p>
-      <w:pPr>
-        <w:numPr>
-          <w:ilvl w:val="0"/>
-          <w:numId w:val="35"/>
-        </w:numPr>
-      </w:pPr>
-      <w:r>
-        <w:t>any</w:t>
-      </w:r>
-    </w:p>
-    <w:p>
-      <w:pPr>
-        <w:numPr>
-          <w:ilvl w:val="0"/>
-          <w:numId w:val="35"/>
-        </w:numPr>
-      </w:pPr>
-      <w:r>
-        <w:t>some</w:t>
-      </w:r>
-    </w:p>
-    <w:p>
-      <w:pPr>
-        <w:rPr>
+          <w:color w:val="000000"/>
+          <w:sz w:val="22"/>
+        </w:rPr>
+        <w:t>PHẦN 9</w:t>
+      </w:r>
+    </w:p>
+    <w:p>
+      <w:pPr>
+        <w:shd w:val="clear" w:color="000000" w:fill="auto"/>
+        <w:ind w:left="198"/>
+        <w:rPr>
+          <w:rFonts w:ascii="Arial" w:hAnsi="Arial" w:cs="Arial"/>
+          <w:bCs/>
+          <w:color w:val="000000"/>
+          <w:sz w:val="22"/>
+        </w:rPr>
+      </w:pPr>
+      <w:r>
+        <w:rPr>
+          <w:rFonts w:ascii="Arial" w:hAnsi="Arial" w:cs="Arial"/>
+          <w:bCs/>
+          <w:color w:val="000000"/>
+          <w:sz w:val="22"/>
+        </w:rPr>
+        <w:t>Câu 1: It is small.</w:t>
+      </w:r>
+    </w:p>
+    <w:p>
+      <w:pPr>
+        <w:shd w:val="clear" w:color="000000" w:fill="auto"/>
+        <w:ind w:left="198"/>
+        <w:rPr>
+          <w:rFonts w:ascii="Arial" w:hAnsi="Arial" w:cs="Arial"/>
+          <w:bCs/>
+          <w:color w:val="000000"/>
+          <w:sz w:val="22"/>
+        </w:rPr>
+      </w:pPr>
+      <w:r>
+        <w:rPr>
+          <w:rFonts w:ascii="Arial" w:hAnsi="Arial" w:cs="Arial"/>
+          <w:bCs/>
+          <w:color w:val="000000"/>
+          <w:sz w:val="22"/>
+        </w:rPr>
+        <w:t>Câu 2: Yes, there is.</w:t>
+      </w:r>
+    </w:p>
+    <w:p>
+      <w:pPr>
+        <w:shd w:val="clear" w:color="000000" w:fill="auto"/>
+        <w:ind w:left="198"/>
+        <w:rPr>
+          <w:rFonts w:ascii="Arial" w:hAnsi="Arial" w:cs="Arial"/>
+          <w:bCs/>
+          <w:color w:val="000000"/>
+          <w:sz w:val="22"/>
+        </w:rPr>
+      </w:pPr>
+      <w:r>
+        <w:rPr>
+          <w:rFonts w:ascii="Arial" w:hAnsi="Arial" w:cs="Arial"/>
+          <w:bCs/>
+          <w:color w:val="000000"/>
+          <w:sz w:val="22"/>
+        </w:rPr>
+        <w:t>Câu 3: There are two bedrooms.</w:t>
+      </w:r>
+    </w:p>
+    <w:p>
+      <w:pPr>
+        <w:shd w:val="clear" w:color="000000" w:fill="auto"/>
+        <w:ind w:left="198"/>
+        <w:rPr>
+          <w:rFonts w:ascii="Arial" w:hAnsi="Arial" w:cs="Arial"/>
+          <w:bCs/>
+          <w:color w:val="000000"/>
+          <w:sz w:val="22"/>
+        </w:rPr>
+      </w:pPr>
+      <w:r>
+        <w:rPr>
+          <w:rFonts w:ascii="Arial" w:hAnsi="Arial" w:cs="Arial"/>
+          <w:bCs/>
+          <w:color w:val="000000"/>
+          <w:sz w:val="22"/>
+        </w:rPr>
+        <w:t>Câu 4: They are upstairs.</w:t>
+      </w:r>
+    </w:p>
+    <w:p>
+      <w:pPr>
+        <w:shd w:val="clear" w:color="000000" w:fill="auto"/>
+        <w:ind w:left="198"/>
+        <w:rPr>
+          <w:rFonts w:ascii="Arial" w:hAnsi="Arial" w:cs="Arial"/>
+          <w:bCs/>
+          <w:color w:val="000000"/>
+          <w:sz w:val="22"/>
+        </w:rPr>
+      </w:pPr>
+      <w:r>
+        <w:rPr>
+          <w:rFonts w:ascii="Arial" w:hAnsi="Arial" w:cs="Arial"/>
+          <w:bCs/>
+          <w:color w:val="000000"/>
+          <w:sz w:val="22"/>
+        </w:rPr>
+        <w:t>Câu 5: Yes, there is.</w:t>
+      </w:r>
+    </w:p>
+    <w:p>
+      <w:pPr>
+        <w:shd w:val="clear" w:color="000000" w:fill="auto"/>
+        <w:ind w:left="198"/>
+        <w:rPr>
+          <w:rFonts w:ascii="Arial" w:hAnsi="Arial" w:cs="Arial"/>
+          <w:bCs/>
+          <w:color w:val="000000"/>
+          <w:sz w:val="22"/>
+        </w:rPr>
+      </w:pPr>
+      <w:r>
+        <w:rPr>
+          <w:rFonts w:ascii="Arial" w:hAnsi="Arial" w:cs="Arial"/>
+          <w:bCs/>
+          <w:color w:val="000000"/>
+          <w:sz w:val="22"/>
+        </w:rPr>
+        <w:t>Câu 6: It is behind the house.</w:t>
+      </w:r>
+    </w:p>
+    <w:p>
+      <w:pPr>
+        <w:shd w:val="clear" w:color="000000" w:fill="auto"/>
+        <w:ind w:left="198"/>
+        <w:rPr>
+          <w:rFonts w:ascii="Arial" w:hAnsi="Arial" w:cs="Arial"/>
+          <w:bCs/>
+          <w:color w:val="000000"/>
+          <w:sz w:val="22"/>
+        </w:rPr>
+      </w:pPr>
+      <w:r>
+        <w:rPr>
+          <w:rFonts w:ascii="Arial" w:hAnsi="Arial" w:cs="Arial"/>
+          <w:bCs/>
+          <w:color w:val="000000"/>
+          <w:sz w:val="22"/>
+        </w:rPr>
+        <w:t>Câu 7: There are some flowers and two trees.</w:t>
+      </w:r>
+    </w:p>
+    <w:p>
+      <w:pPr>
+        <w:shd w:val="clear" w:color="000000" w:fill="auto"/>
+        <w:ind w:left="198"/>
+        <w:rPr>
+          <w:rFonts w:ascii="Arial" w:hAnsi="Arial" w:cs="Arial"/>
+          <w:bCs/>
+          <w:color w:val="000000"/>
+          <w:sz w:val="22"/>
+        </w:rPr>
+      </w:pPr>
+      <w:r>
+        <w:rPr>
+          <w:rFonts w:ascii="Arial" w:hAnsi="Arial" w:cs="Arial"/>
+          <w:bCs/>
+          <w:color w:val="000000"/>
+          <w:sz w:val="22"/>
+        </w:rPr>
+        <w:t>Câu 8: No, there isn't.</w:t>
+      </w:r>
+    </w:p>
+    <w:p>
+      <w:pPr>
+        <w:shd w:val="clear" w:color="000000" w:fill="auto"/>
+        <w:ind w:left="198"/>
+        <w:rPr>
+          <w:rFonts w:ascii="Arial" w:hAnsi="Arial" w:cs="Arial"/>
+          <w:bCs/>
+          <w:color w:val="000000"/>
+          <w:sz w:val="22"/>
+        </w:rPr>
+      </w:pPr>
+      <w:r>
+        <w:rPr>
+          <w:rFonts w:ascii="Arial" w:hAnsi="Arial" w:cs="Arial"/>
+          <w:bCs/>
+          <w:color w:val="000000"/>
+          <w:sz w:val="22"/>
+        </w:rPr>
+        <w:t>Câu 9: There is a parking space.</w:t>
+      </w:r>
+    </w:p>
+    <w:p>
+      <w:pPr>
+        <w:shd w:val="clear" w:color="000000" w:fill="auto"/>
+        <w:ind w:left="198"/>
+        <w:rPr>
+          <w:rFonts w:ascii="Arial" w:hAnsi="Arial" w:cs="Arial"/>
+          <w:bCs/>
+          <w:color w:val="000000"/>
+          <w:sz w:val="22"/>
+        </w:rPr>
+      </w:pPr>
+      <w:r>
+        <w:rPr>
+          <w:rFonts w:ascii="Arial" w:hAnsi="Arial" w:cs="Arial"/>
+          <w:bCs/>
+          <w:color w:val="000000"/>
+          <w:sz w:val="22"/>
+        </w:rPr>
+        <w:t>Câu 10: There is / There are.</w:t>
+      </w:r>
+    </w:p>
+    <w:p>
+      <w:pPr>
+        <w:keepNext/>
+        <w:shd w:val="clear" w:color="000000" w:fill="auto"/>
+        <w:spacing w:before="240" w:after="80"/>
+        <w:rPr>
+          <w:rFonts w:ascii="Arial" w:hAnsi="Arial" w:cs="Arial"/>
           <w:b/>
           <w:bCs/>
-        </w:rPr>
-      </w:pPr>
-      <w:r>
-        <w:rPr>
+          <w:color w:val="000000"/>
+          <w:sz w:val="22"/>
+        </w:rPr>
+      </w:pPr>
+      <w:r>
+        <w:rPr>
+          <w:rFonts w:ascii="Arial" w:hAnsi="Arial" w:cs="Arial"/>
           <w:b/>
           <w:bCs/>
-        </w:rPr>
-        <w:t>PHẦN 7</w:t>
-      </w:r>
-    </w:p>
-    <w:p>
-      <w:pPr>
-        <w:numPr>
-          <w:ilvl w:val="0"/>
-          <w:numId w:val="36"/>
-        </w:numPr>
-      </w:pPr>
-      <w:r>
-        <w:t>There is a book on the table.</w:t>
-      </w:r>
-    </w:p>
-    <w:p>
-      <w:pPr>
-        <w:numPr>
-          <w:ilvl w:val="0"/>
-          <w:numId w:val="36"/>
-        </w:numPr>
-      </w:pPr>
-      <w:r>
-        <w:t>There are three students in the room.</w:t>
-      </w:r>
-    </w:p>
-    <w:p>
-      <w:pPr>
-        <w:numPr>
-          <w:ilvl w:val="0"/>
-          <w:numId w:val="36"/>
-        </w:numPr>
-      </w:pPr>
-      <w:r>
-        <w:t>Are there two bedrooms in the house?</w:t>
-      </w:r>
-    </w:p>
-    <w:p>
-      <w:pPr>
-        <w:numPr>
-          <w:ilvl w:val="0"/>
-          <w:numId w:val="36"/>
-        </w:numPr>
-      </w:pPr>
-      <w:r>
-        <w:t>Is there a supermarket near here?</w:t>
-      </w:r>
-    </w:p>
-    <w:p>
-      <w:pPr>
-        <w:numPr>
-          <w:ilvl w:val="0"/>
-          <w:numId w:val="36"/>
-        </w:numPr>
-      </w:pPr>
-      <w:r>
-        <w:t>There isn't a cat in the garden.</w:t>
-      </w:r>
-    </w:p>
-    <w:p>
-      <w:pPr>
-        <w:numPr>
-          <w:ilvl w:val="0"/>
-          <w:numId w:val="36"/>
-        </w:numPr>
-      </w:pPr>
-      <w:r>
-        <w:t>There are many trees in the park.</w:t>
-      </w:r>
-    </w:p>
-    <w:p>
-      <w:pPr>
-        <w:numPr>
-          <w:ilvl w:val="0"/>
-          <w:numId w:val="36"/>
-        </w:numPr>
-      </w:pPr>
-      <w:r>
-        <w:t>There is some milk in the fridge.</w:t>
-      </w:r>
-    </w:p>
-    <w:p>
-      <w:pPr>
-        <w:numPr>
-          <w:ilvl w:val="0"/>
-          <w:numId w:val="36"/>
-        </w:numPr>
-      </w:pPr>
-      <w:r>
-        <w:t>Are there any students in the classroom?</w:t>
-      </w:r>
-    </w:p>
-    <w:p>
-      <w:pPr>
-        <w:numPr>
-          <w:ilvl w:val="0"/>
-          <w:numId w:val="36"/>
-        </w:numPr>
-      </w:pPr>
-      <w:r>
-        <w:t>There isn't any water in the bottle.</w:t>
-      </w:r>
-    </w:p>
-    <w:p>
-      <w:pPr>
-        <w:numPr>
-          <w:ilvl w:val="0"/>
-          <w:numId w:val="36"/>
-        </w:numPr>
-      </w:pPr>
-      <w:r>
-        <w:t>There is a computer on the desk.</w:t>
-      </w:r>
-    </w:p>
-    <w:p>
-      <w:pPr>
-        <w:rPr>
-          <w:b/>
-          <w:bCs/>
-        </w:rPr>
-      </w:pPr>
-      <w:r>
-        <w:rPr>
-          <w:b/>
-          <w:bCs/>
-        </w:rPr>
-        <w:t>PHẦN 8</w:t>
-      </w:r>
-    </w:p>
-    <w:p>
-      <w:pPr>
-        <w:numPr>
-          <w:ilvl w:val="0"/>
-          <w:numId w:val="37"/>
-        </w:numPr>
-      </w:pPr>
-      <w:r>
-        <w:t>There is a book on the table.</w:t>
-      </w:r>
-    </w:p>
-    <w:p>
-      <w:pPr>
-        <w:numPr>
-          <w:ilvl w:val="0"/>
-          <w:numId w:val="37"/>
-        </w:numPr>
-      </w:pPr>
-      <w:r>
-        <w:t>There are three students in the classroom.</w:t>
-      </w:r>
-    </w:p>
-    <w:p>
-      <w:pPr>
-        <w:numPr>
-          <w:ilvl w:val="0"/>
-          <w:numId w:val="37"/>
-        </w:numPr>
-      </w:pPr>
-      <w:r>
-        <w:t>There is a cat in the room.</w:t>
-      </w:r>
-    </w:p>
-    <w:p>
-      <w:pPr>
-        <w:numPr>
-          <w:ilvl w:val="0"/>
-          <w:numId w:val="37"/>
-        </w:numPr>
-      </w:pPr>
-      <w:r>
-        <w:t>There are many trees in the park.</w:t>
-      </w:r>
-    </w:p>
-    <w:p>
-      <w:pPr>
-        <w:numPr>
-          <w:ilvl w:val="0"/>
-          <w:numId w:val="37"/>
-        </w:numPr>
-      </w:pPr>
-      <w:r>
-        <w:lastRenderedPageBreak/>
-        <w:t>There isn't any milk in the fridge.</w:t>
-      </w:r>
-    </w:p>
-    <w:p>
-      <w:pPr>
-        <w:numPr>
-          <w:ilvl w:val="0"/>
-          <w:numId w:val="37"/>
-        </w:numPr>
-      </w:pPr>
-      <w:r>
-        <w:t>There aren't any chairs in the room.</w:t>
-      </w:r>
-    </w:p>
-    <w:p>
-      <w:pPr>
-        <w:numPr>
-          <w:ilvl w:val="0"/>
-          <w:numId w:val="37"/>
-        </w:numPr>
-      </w:pPr>
-      <w:r>
-        <w:t>Is there a bank near here?</w:t>
-      </w:r>
-    </w:p>
-    <w:p>
-      <w:pPr>
-        <w:numPr>
-          <w:ilvl w:val="0"/>
-          <w:numId w:val="37"/>
-        </w:numPr>
-      </w:pPr>
-      <w:r>
-        <w:t>Are there any restaurants nearby?</w:t>
-      </w:r>
-    </w:p>
-    <w:p>
-      <w:pPr>
-        <w:numPr>
-          <w:ilvl w:val="0"/>
-          <w:numId w:val="37"/>
-        </w:numPr>
-      </w:pPr>
-      <w:r>
-        <w:t>There are two bedrooms in the house.</w:t>
-      </w:r>
-    </w:p>
-    <w:p>
-      <w:pPr>
-        <w:numPr>
-          <w:ilvl w:val="0"/>
-          <w:numId w:val="37"/>
-        </w:numPr>
-      </w:pPr>
-      <w:r>
-        <w:t>There is a bus stop in front of the hotel.</w:t>
-      </w:r>
-    </w:p>
-    <w:p>
-      <w:pPr>
-        <w:rPr>
-          <w:b/>
-          <w:bCs/>
-        </w:rPr>
-      </w:pPr>
-      <w:r>
-        <w:rPr>
-          <w:b/>
-          <w:bCs/>
-        </w:rPr>
-        <w:t>PHẦN 9</w:t>
-      </w:r>
-    </w:p>
-    <w:p>
-      <w:pPr>
-        <w:numPr>
-          <w:ilvl w:val="0"/>
-          <w:numId w:val="38"/>
-        </w:numPr>
-      </w:pPr>
-      <w:r>
-        <w:t>It is small.</w:t>
-      </w:r>
-    </w:p>
-    <w:p>
-      <w:pPr>
-        <w:numPr>
-          <w:ilvl w:val="0"/>
-          <w:numId w:val="38"/>
-        </w:numPr>
-      </w:pPr>
-      <w:r>
-        <w:t>Yes, there is.</w:t>
-      </w:r>
-    </w:p>
-    <w:p>
-      <w:pPr>
-        <w:numPr>
-          <w:ilvl w:val="0"/>
-          <w:numId w:val="38"/>
-        </w:numPr>
-      </w:pPr>
-      <w:r>
-        <w:t>There are two bedrooms.</w:t>
-      </w:r>
-    </w:p>
-    <w:p>
-      <w:pPr>
-        <w:numPr>
-          <w:ilvl w:val="0"/>
-          <w:numId w:val="38"/>
-        </w:numPr>
-      </w:pPr>
-      <w:r>
-        <w:t>They are upstairs.</w:t>
-      </w:r>
-    </w:p>
-    <w:p>
-      <w:pPr>
-        <w:numPr>
-          <w:ilvl w:val="0"/>
-          <w:numId w:val="38"/>
-        </w:numPr>
-      </w:pPr>
-      <w:r>
-        <w:t>Yes, there is.</w:t>
-      </w:r>
-    </w:p>
-    <w:p>
-      <w:pPr>
-        <w:numPr>
-          <w:ilvl w:val="0"/>
-          <w:numId w:val="38"/>
-        </w:numPr>
-      </w:pPr>
-      <w:r>
-        <w:t>It is behind the house.</w:t>
-      </w:r>
-    </w:p>
-    <w:p>
-      <w:pPr>
-        <w:numPr>
-          <w:ilvl w:val="0"/>
-          <w:numId w:val="38"/>
-        </w:numPr>
-      </w:pPr>
-      <w:r>
-        <w:t>There are some flowers and two trees.</w:t>
-      </w:r>
-    </w:p>
-    <w:p>
-      <w:pPr>
-        <w:numPr>
-          <w:ilvl w:val="0"/>
-          <w:numId w:val="38"/>
-        </w:numPr>
-      </w:pPr>
-      <w:r>
-        <w:t>No, there isn't.</w:t>
-      </w:r>
-    </w:p>
-    <w:p>
-      <w:pPr>
-        <w:numPr>
-          <w:ilvl w:val="0"/>
-          <w:numId w:val="38"/>
-        </w:numPr>
-      </w:pPr>
-      <w:r>
-        <w:t>There is a parking space.</w:t>
-      </w:r>
-    </w:p>
-    <w:p>
-      <w:pPr>
-        <w:numPr>
-          <w:ilvl w:val="0"/>
-          <w:numId w:val="38"/>
-        </w:numPr>
-      </w:pPr>
-      <w:r>
-        <w:t>There is / There are.</w:t>
-      </w:r>
-    </w:p>
-    <w:p>
-      <w:pPr>
-        <w:rPr>
-          <w:b/>
-          <w:bCs/>
-        </w:rPr>
-      </w:pPr>
-      <w:r>
-        <w:rPr>
-          <w:b/>
-          <w:bCs/>
+          <w:color w:val="000000"/>
+          <w:sz w:val="22"/>
         </w:rPr>
         <w:t>PHẦN 10</w:t>
       </w:r>
     </w:p>
     <w:p>
       <w:pPr>
-        <w:numPr>
-          <w:ilvl w:val="0"/>
-          <w:numId w:val="39"/>
-        </w:numPr>
-      </w:pPr>
-      <w:r>
-        <w:t>There is a book on the table.</w:t>
-      </w:r>
-    </w:p>
-    <w:p>
-      <w:pPr>
-        <w:numPr>
-          <w:ilvl w:val="0"/>
-          <w:numId w:val="39"/>
-        </w:numPr>
-      </w:pPr>
-      <w:r>
-        <w:t>There are three students in the classroom.</w:t>
-      </w:r>
-    </w:p>
-    <w:p>
-      <w:pPr>
-        <w:numPr>
-          <w:ilvl w:val="0"/>
-          <w:numId w:val="39"/>
-        </w:numPr>
-      </w:pPr>
-      <w:r>
-        <w:t>There is some water in the bottle.</w:t>
-      </w:r>
-    </w:p>
-    <w:p>
-      <w:pPr>
-        <w:numPr>
-          <w:ilvl w:val="0"/>
-          <w:numId w:val="39"/>
-        </w:numPr>
-      </w:pPr>
-      <w:r>
-        <w:t>There are two bedrooms in the house.</w:t>
-      </w:r>
-    </w:p>
-    <w:p>
-      <w:pPr>
-        <w:numPr>
-          <w:ilvl w:val="0"/>
-          <w:numId w:val="39"/>
-        </w:numPr>
-      </w:pPr>
-      <w:r>
-        <w:t>There is a supermarket near here.</w:t>
-      </w:r>
-    </w:p>
-    <w:p>
-      <w:pPr>
-        <w:numPr>
-          <w:ilvl w:val="0"/>
-          <w:numId w:val="39"/>
-        </w:numPr>
-      </w:pPr>
-      <w:r>
-        <w:t>There are many trees in the park.</w:t>
-      </w:r>
-    </w:p>
-    <w:p>
-      <w:pPr>
-        <w:numPr>
-          <w:ilvl w:val="0"/>
-          <w:numId w:val="39"/>
-        </w:numPr>
-      </w:pPr>
-      <w:r>
-        <w:t>There isn't any milk in the fridge.</w:t>
-      </w:r>
-    </w:p>
-    <w:p>
-      <w:pPr>
-        <w:numPr>
-          <w:ilvl w:val="0"/>
-          <w:numId w:val="39"/>
-        </w:numPr>
-      </w:pPr>
-      <w:r>
-        <w:t>There aren't any chairs in the room.</w:t>
-      </w:r>
-    </w:p>
-    <w:p>
-      <w:pPr>
-        <w:numPr>
-          <w:ilvl w:val="0"/>
-          <w:numId w:val="39"/>
-        </w:numPr>
-      </w:pPr>
-      <w:r>
-        <w:lastRenderedPageBreak/>
-        <w:t>There is a bus stop in front of the hotel.</w:t>
-      </w:r>
-    </w:p>
-    <w:p>
-      <w:pPr>
-        <w:numPr>
-          <w:ilvl w:val="0"/>
-          <w:numId w:val="39"/>
-        </w:numPr>
-      </w:pPr>
-      <w:r>
-        <w:t>There are some flowers in the garden.</w:t>
-      </w:r>
-    </w:p>
-    <w:p/>
+        <w:shd w:val="clear" w:color="000000" w:fill="auto"/>
+        <w:ind w:left="198"/>
+        <w:rPr>
+          <w:rFonts w:ascii="Arial" w:hAnsi="Arial" w:cs="Arial"/>
+          <w:bCs/>
+          <w:color w:val="000000"/>
+          <w:sz w:val="22"/>
+        </w:rPr>
+      </w:pPr>
+      <w:r>
+        <w:rPr>
+          <w:rFonts w:ascii="Arial" w:hAnsi="Arial" w:cs="Arial"/>
+          <w:bCs/>
+          <w:color w:val="000000"/>
+          <w:sz w:val="22"/>
+        </w:rPr>
+        <w:t>Câu 1: There is a book on the table.</w:t>
+      </w:r>
+    </w:p>
+    <w:p>
+      <w:pPr>
+        <w:shd w:val="clear" w:color="000000" w:fill="auto"/>
+        <w:ind w:left="198"/>
+        <w:rPr>
+          <w:rFonts w:ascii="Arial" w:hAnsi="Arial" w:cs="Arial"/>
+          <w:bCs/>
+          <w:color w:val="000000"/>
+          <w:sz w:val="22"/>
+        </w:rPr>
+      </w:pPr>
+      <w:r>
+        <w:rPr>
+          <w:rFonts w:ascii="Arial" w:hAnsi="Arial" w:cs="Arial"/>
+          <w:bCs/>
+          <w:color w:val="000000"/>
+          <w:sz w:val="22"/>
+        </w:rPr>
+        <w:t>Câu 2: There are three students in the classroom.</w:t>
+      </w:r>
+    </w:p>
+    <w:p>
+      <w:pPr>
+        <w:shd w:val="clear" w:color="000000" w:fill="auto"/>
+        <w:ind w:left="198"/>
+        <w:rPr>
+          <w:rFonts w:ascii="Arial" w:hAnsi="Arial" w:cs="Arial"/>
+          <w:bCs/>
+          <w:color w:val="000000"/>
+          <w:sz w:val="22"/>
+        </w:rPr>
+      </w:pPr>
+      <w:r>
+        <w:rPr>
+          <w:rFonts w:ascii="Arial" w:hAnsi="Arial" w:cs="Arial"/>
+          <w:bCs/>
+          <w:color w:val="000000"/>
+          <w:sz w:val="22"/>
+        </w:rPr>
+        <w:t>Câu 3: There is some water in the bottle.</w:t>
+      </w:r>
+    </w:p>
+    <w:p>
+      <w:pPr>
+        <w:shd w:val="clear" w:color="000000" w:fill="auto"/>
+        <w:ind w:left="198"/>
+        <w:rPr>
+          <w:rFonts w:ascii="Arial" w:hAnsi="Arial" w:cs="Arial"/>
+          <w:bCs/>
+          <w:color w:val="000000"/>
+          <w:sz w:val="22"/>
+        </w:rPr>
+      </w:pPr>
+      <w:r>
+        <w:rPr>
+          <w:rFonts w:ascii="Arial" w:hAnsi="Arial" w:cs="Arial"/>
+          <w:bCs/>
+          <w:color w:val="000000"/>
+          <w:sz w:val="22"/>
+        </w:rPr>
+        <w:t>Câu 4: There are two bedrooms in the house.</w:t>
+      </w:r>
+    </w:p>
+    <w:p>
+      <w:pPr>
+        <w:shd w:val="clear" w:color="000000" w:fill="auto"/>
+        <w:ind w:left="198"/>
+        <w:rPr>
+          <w:rFonts w:ascii="Arial" w:hAnsi="Arial" w:cs="Arial"/>
+          <w:bCs/>
+          <w:color w:val="000000"/>
+          <w:sz w:val="22"/>
+        </w:rPr>
+      </w:pPr>
+      <w:r>
+        <w:rPr>
+          <w:rFonts w:ascii="Arial" w:hAnsi="Arial" w:cs="Arial"/>
+          <w:bCs/>
+          <w:color w:val="000000"/>
+          <w:sz w:val="22"/>
+        </w:rPr>
+        <w:t>Câu 5: There is a supermarket near here.</w:t>
+      </w:r>
+    </w:p>
+    <w:p>
+      <w:pPr>
+        <w:shd w:val="clear" w:color="000000" w:fill="auto"/>
+        <w:ind w:left="198"/>
+        <w:rPr>
+          <w:rFonts w:ascii="Arial" w:hAnsi="Arial" w:cs="Arial"/>
+          <w:bCs/>
+          <w:color w:val="000000"/>
+          <w:sz w:val="22"/>
+        </w:rPr>
+      </w:pPr>
+      <w:r>
+        <w:rPr>
+          <w:rFonts w:ascii="Arial" w:hAnsi="Arial" w:cs="Arial"/>
+          <w:bCs/>
+          <w:color w:val="000000"/>
+          <w:sz w:val="22"/>
+        </w:rPr>
+        <w:t>Câu 6: There are many trees in the park.</w:t>
+      </w:r>
+    </w:p>
+    <w:p>
+      <w:pPr>
+        <w:shd w:val="clear" w:color="000000" w:fill="auto"/>
+        <w:ind w:left="198"/>
+        <w:rPr>
+          <w:rFonts w:ascii="Arial" w:hAnsi="Arial" w:cs="Arial"/>
+          <w:bCs/>
+          <w:color w:val="000000"/>
+          <w:sz w:val="22"/>
+        </w:rPr>
+      </w:pPr>
+      <w:r>
+        <w:rPr>
+          <w:rFonts w:ascii="Arial" w:hAnsi="Arial" w:cs="Arial"/>
+          <w:bCs/>
+          <w:color w:val="000000"/>
+          <w:sz w:val="22"/>
+        </w:rPr>
+        <w:t>Câu 7: There isn't any milk in the fridge.</w:t>
+      </w:r>
+    </w:p>
+    <w:p>
+      <w:pPr>
+        <w:shd w:val="clear" w:color="000000" w:fill="auto"/>
+        <w:ind w:left="198"/>
+        <w:rPr>
+          <w:rFonts w:ascii="Arial" w:hAnsi="Arial" w:cs="Arial"/>
+          <w:bCs/>
+          <w:color w:val="000000"/>
+          <w:sz w:val="22"/>
+        </w:rPr>
+      </w:pPr>
+      <w:r>
+        <w:rPr>
+          <w:rFonts w:ascii="Arial" w:hAnsi="Arial" w:cs="Arial"/>
+          <w:bCs/>
+          <w:color w:val="000000"/>
+          <w:sz w:val="22"/>
+        </w:rPr>
+        <w:t>Câu 8: There aren't any chairs in the room.</w:t>
+      </w:r>
+    </w:p>
+    <w:p>
+      <w:pPr>
+        <w:shd w:val="clear" w:color="000000" w:fill="auto"/>
+        <w:ind w:left="198"/>
+        <w:rPr>
+          <w:rFonts w:ascii="Arial" w:hAnsi="Arial" w:cs="Arial"/>
+          <w:bCs/>
+          <w:color w:val="000000"/>
+          <w:sz w:val="22"/>
+        </w:rPr>
+      </w:pPr>
+      <w:r>
+        <w:rPr>
+          <w:rFonts w:ascii="Arial" w:hAnsi="Arial" w:cs="Arial"/>
+          <w:bCs/>
+          <w:color w:val="000000"/>
+          <w:sz w:val="22"/>
+        </w:rPr>
+        <w:t>Câu 9: There is a bus stop in front of the hotel.</w:t>
+      </w:r>
+    </w:p>
+    <w:p>
+      <w:pPr>
+        <w:shd w:val="clear" w:color="000000" w:fill="auto"/>
+        <w:ind w:left="198"/>
+        <w:rPr>
+          <w:rFonts w:ascii="Arial" w:hAnsi="Arial" w:cs="Arial"/>
+          <w:bCs/>
+          <w:color w:val="000000"/>
+          <w:sz w:val="22"/>
+        </w:rPr>
+      </w:pPr>
+      <w:r>
+        <w:rPr>
+          <w:rFonts w:ascii="Arial" w:hAnsi="Arial" w:cs="Arial"/>
+          <w:bCs/>
+          <w:color w:val="000000"/>
+          <w:sz w:val="22"/>
+        </w:rPr>
+        <w:t>Câu 10: There are some flowers in the garden.</w:t>
+      </w:r>
+    </w:p>
+    <w:p>
+      <w:pPr>
+        <w:shd w:val="clear" w:color="000000" w:fill="auto"/>
+        <w:spacing w:after="120"/>
+        <w:rPr>
+          <w:rFonts w:ascii="Arial" w:hAnsi="Arial" w:cs="Arial"/>
+          <w:color w:val="000000"/>
+          <w:sz w:val="22"/>
+        </w:rPr>
+      </w:pPr>
+    </w:p>
     <w:sectPr>
       <w:pgSz w:w="12240" w:h="15840"/>
-      <w:pgMar w:top="1440" w:right="1440" w:bottom="1440" w:left="1440" w:header="720" w:footer="720" w:gutter="0"/>
+      <w:pgMar w:top="1134" w:right="1134" w:bottom="1134" w:left="1247" w:header="720" w:footer="720" w:gutter="0"/>
       <w:cols w:space="720"/>
       <w:docGrid w:linePitch="360"/>
     </w:sectPr>
@@ -3140,7 +5963,7 @@
 </file>
 
 <file path=word/numbering.xml><?xml version="1.0" encoding="utf-8"?>
-<w:numbering xmlns:wpc="http://schemas.microsoft.com/office/word/2010/wordprocessingCanvas" xmlns:cx="http://schemas.microsoft.com/office/drawing/2014/chartex" xmlns:cx1="http://schemas.microsoft.com/office/drawing/2015/9/8/chartex" xmlns:cx2="http://schemas.microsoft.com/office/drawing/2015/10/21/chartex" xmlns:cx3="http://schemas.microsoft.com/office/drawing/2016/5/9/chartex" xmlns:cx4="http://schemas.microsoft.com/office/drawing/2016/5/10/chartex" xmlns:cx5="http://schemas.microsoft.com/office/drawing/2016/5/11/chartex" xmlns:cx6="http://schemas.microsoft.com/office/drawing/2016/5/12/chartex" xmlns:cx7="http://schemas.microsoft.com/office/drawing/2016/5/13/chartex" xmlns:cx8="http://schemas.microsoft.com/office/drawing/2016/5/14/chartex" xmlns:mc="http://schemas.openxmlformats.org/markup-compatibility/2006" xmlns:aink="http://schemas.microsoft.com/office/drawing/2016/ink" xmlns:am3d="http://schemas.microsoft.com/office/drawing/2017/model3d" xmlns:o="urn:schemas-microsoft-com:office:office" xmlns:oel="http://schemas.microsoft.com/office/2019/extlst" xmlns:r="http://schemas.openxmlformats.org/officeDocument/2006/relationships" xmlns:m="http://schemas.openxmlformats.org/officeDocument/2006/math" xmlns:v="urn:schemas-microsoft-com:vml" xmlns:wp14="http://schemas.microsoft.com/office/word/2010/wordprocessingDrawing" xmlns:wp="http://schemas.openxmlformats.org/drawingml/2006/wordprocessingDrawing" xmlns:w10="urn:schemas-microsoft-com:office:word" xmlns:w="http://schemas.openxmlformats.org/wordprocessingml/2006/main" xmlns:w14="http://schemas.microsoft.com/office/word/2010/wordml" xmlns:w15="http://schemas.microsoft.com/office/word/2012/wordml" xmlns:w16cei="http://schemas.microsoft.com/office/word/2026/wordml/cei" xmlns:w16cex="http://schemas.microsoft.com/office/word/2018/wordml/cex" xmlns:w16cid="http://schemas.microsoft.com/office/word/2016/wordml/cid" xmlns:w16="http://schemas.microsoft.com/office/word/2018/wordml" xmlns:w16du="http://schemas.microsoft.com/office/word/2023/wordml/word16du" xmlns:w16sdtdh="http://schemas.microsoft.com/office/word/2020/wordml/sdtdatahash" xmlns:w16sdtfl="http://schemas.microsoft.com/office/word/2024/wordml/sdtformatlock" xmlns:w16se="http://schemas.microsoft.com/office/word/2015/wordml/symex" xmlns:wpg="http://schemas.microsoft.com/office/word/2010/wordprocessingGroup" xmlns:wpi="http://schemas.microsoft.com/office/word/2010/wordprocessingInk" xmlns:wne="http://schemas.microsoft.com/office/word/2006/wordml" xmlns:wps="http://schemas.microsoft.com/office/word/2010/wordprocessingShape" mc:Ignorable="w14 w15 w16se w16cid w16 w16cex w16sdtdh w16sdtfl w16du wp14">
+<w:numbering xmlns:wpc="http://schemas.microsoft.com/office/word/2010/wordprocessingCanvas" xmlns:cx="http://schemas.microsoft.com/office/drawing/2014/chartex" xmlns:cx1="http://schemas.microsoft.com/office/drawing/2015/9/8/chartex" xmlns:cx2="http://schemas.microsoft.com/office/drawing/2015/10/21/chartex" xmlns:cx3="http://schemas.microsoft.com/office/drawing/2016/5/9/chartex" xmlns:cx4="http://schemas.microsoft.com/office/drawing/2016/5/10/chartex" xmlns:cx5="http://schemas.microsoft.com/office/drawing/2016/5/11/chartex" xmlns:cx6="http://schemas.microsoft.com/office/drawing/2016/5/12/chartex" xmlns:cx7="http://schemas.microsoft.com/office/drawing/2016/5/13/chartex" xmlns:cx8="http://schemas.microsoft.com/office/drawing/2016/5/14/chartex" xmlns:mc="http://schemas.openxmlformats.org/markup-compatibility/2006" xmlns:aink="http://schemas.microsoft.com/office/drawing/2016/ink" xmlns:am3d="http://schemas.microsoft.com/office/drawing/2017/model3d" xmlns:o="urn:schemas-microsoft-com:office:office" xmlns:oel="http://schemas.microsoft.com/office/2019/extlst" xmlns:r="http://schemas.openxmlformats.org/officeDocument/2006/relationships" xmlns:m="http://schemas.openxmlformats.org/officeDocument/2006/math" xmlns:v="urn:schemas-microsoft-com:vml" xmlns:wp14="http://schemas.microsoft.com/office/word/2010/wordprocessingDrawing" xmlns:wp="http://schemas.openxmlformats.org/drawingml/2006/wordprocessingDrawing" xmlns:w10="urn:schemas-microsoft-com:office:word" xmlns:w="http://schemas.openxmlformats.org/wordprocessingml/2006/main" xmlns:w14="http://schemas.microsoft.com/office/word/2010/wordml" xmlns:w15="http://schemas.microsoft.com/office/word/2012/wordml" xmlns:w16cex="http://schemas.microsoft.com/office/word/2018/wordml/cex" xmlns:w16cid="http://schemas.microsoft.com/office/word/2016/wordml/cid" xmlns:w16="http://schemas.microsoft.com/office/word/2018/wordml" xmlns:w16du="http://schemas.microsoft.com/office/word/2023/wordml/word16du" xmlns:w16sdtdh="http://schemas.microsoft.com/office/word/2020/wordml/sdtdatahash" xmlns:w16sdtfl="http://schemas.microsoft.com/office/word/2024/wordml/sdtformatlock" xmlns:w16se="http://schemas.microsoft.com/office/word/2015/wordml/symex" xmlns:wpg="http://schemas.microsoft.com/office/word/2010/wordprocessingGroup" xmlns:wpi="http://schemas.microsoft.com/office/word/2010/wordprocessingInk" xmlns:wne="http://schemas.microsoft.com/office/word/2006/wordml" xmlns:wps="http://schemas.microsoft.com/office/word/2010/wordprocessingShape" mc:Ignorable="w14 w15 w16se w16cid w16 w16cex w16sdtdh w16sdtfl w16du wp14">
   <w:abstractNum w:abstractNumId="0" w15:restartNumberingAfterBreak="0">
     <w:nsid w:val="02EF4494"/>
     <w:multiLevelType w:val="multilevel"/>
@@ -8631,6 +11454,7 @@
   <w:style w:type="character" w:default="1" w:styleId="DefaultParagraphFont">
     <w:name w:val="Default Paragraph Font"/>
     <w:uiPriority w:val="1"/>
+    <w:semiHidden/>
     <w:unhideWhenUsed/>
   </w:style>
   <w:style w:type="table" w:default="1" w:styleId="TableNormal">
